--- a/Velisa Africa_Sabio Group - Bridging AI Solution - RagProject.pdf.docx
+++ b/Velisa Africa_Sabio Group - Bridging AI Solution - RagProject.pdf.docx
@@ -5,15 +5,11 @@
     <w:p>
       <w:pPr>
         <w:rPr>
-          <w:b/>
-          <w:bCs/>
-          <w:sz w:val="28"/>
-        </w:rPr>
-      </w:pPr>
-      <w:r>
-        <w:rPr>
-          <w:b/>
-          <w:bCs/>
+          <w:sz w:val="28"/>
+        </w:rPr>
+      </w:pPr>
+      <w:r>
+        <w:rPr>
           <w:sz w:val="28"/>
         </w:rPr>
         <w:t xml:space="preserve">Bridging AI Solution Development </w:t>
@@ -21,8 +17,6 @@
       <w:proofErr w:type="spellStart"/>
       <w:r>
         <w:rPr>
-          <w:b/>
-          <w:bCs/>
           <w:sz w:val="28"/>
         </w:rPr>
         <w:t>Programme</w:t>
@@ -30,8 +24,6 @@
       <w:proofErr w:type="spellEnd"/>
       <w:r>
         <w:rPr>
-          <w:b/>
-          <w:bCs/>
           <w:sz w:val="28"/>
         </w:rPr>
         <w:t xml:space="preserve"> – Sabio Group</w:t>
@@ -40,16 +32,12 @@
     <w:p>
       <w:pPr>
         <w:rPr>
-          <w:b/>
-          <w:bCs/>
           <w:sz w:val="28"/>
         </w:rPr>
       </w:pPr>
       <w:proofErr w:type="spellStart"/>
       <w:r>
         <w:rPr>
-          <w:b/>
-          <w:bCs/>
           <w:sz w:val="28"/>
         </w:rPr>
         <w:t>EduRAG</w:t>
@@ -57,8 +45,6 @@
       <w:proofErr w:type="spellEnd"/>
       <w:r>
         <w:rPr>
-          <w:b/>
-          <w:bCs/>
           <w:sz w:val="28"/>
         </w:rPr>
         <w:t xml:space="preserve"> Study Assistant Project</w:t>
@@ -87,23 +73,19 @@
         <w:rPr>
           <w:sz w:val="28"/>
         </w:rPr>
-        <w:pict w14:anchorId="4C614863">
-          <v:rect id="_x0000_i1151" style="width:0;height:1.5pt" o:hralign="center" o:hrstd="t" o:hr="t" fillcolor="#a0a0a0" stroked="f"/>
+        <w:pict w14:anchorId="33BCEC79">
+          <v:rect id="_x0000_i1268" style="width:0;height:1.5pt" o:hralign="center" o:hrstd="t" o:hr="t" fillcolor="#a0a0a0" stroked="f"/>
         </w:pict>
       </w:r>
     </w:p>
     <w:p>
       <w:pPr>
         <w:rPr>
-          <w:b/>
-          <w:bCs/>
-          <w:sz w:val="28"/>
-        </w:rPr>
-      </w:pPr>
-      <w:r>
-        <w:rPr>
-          <w:b/>
-          <w:bCs/>
+          <w:sz w:val="28"/>
+        </w:rPr>
+      </w:pPr>
+      <w:r>
+        <w:rPr>
           <w:sz w:val="28"/>
         </w:rPr>
         <w:t>Project Planning Document</w:t>
@@ -112,15 +94,11 @@
     <w:p>
       <w:pPr>
         <w:rPr>
-          <w:b/>
-          <w:bCs/>
-          <w:sz w:val="28"/>
-        </w:rPr>
-      </w:pPr>
-      <w:r>
-        <w:rPr>
-          <w:b/>
-          <w:bCs/>
+          <w:sz w:val="28"/>
+        </w:rPr>
+      </w:pPr>
+      <w:r>
+        <w:rPr>
           <w:sz w:val="28"/>
         </w:rPr>
         <w:t>AI Study Assistant RAG Chatbot</w:t>
@@ -136,23 +114,19 @@
         <w:rPr>
           <w:sz w:val="28"/>
         </w:rPr>
-        <w:pict w14:anchorId="4B22D40F">
-          <v:rect id="_x0000_i1152" style="width:0;height:1.5pt" o:hralign="center" o:hrstd="t" o:hr="t" fillcolor="#a0a0a0" stroked="f"/>
+        <w:pict w14:anchorId="71C8AC1B">
+          <v:rect id="_x0000_i1269" style="width:0;height:1.5pt" o:hralign="center" o:hrstd="t" o:hr="t" fillcolor="#a0a0a0" stroked="f"/>
         </w:pict>
       </w:r>
     </w:p>
     <w:p>
       <w:pPr>
         <w:rPr>
-          <w:b/>
-          <w:bCs/>
-          <w:sz w:val="28"/>
-        </w:rPr>
-      </w:pPr>
-      <w:r>
-        <w:rPr>
-          <w:b/>
-          <w:bCs/>
+          <w:sz w:val="28"/>
+        </w:rPr>
+      </w:pPr>
+      <w:r>
+        <w:rPr>
           <w:sz w:val="28"/>
         </w:rPr>
         <w:t>1. Project Objective and Use Case</w:t>
@@ -161,15 +135,11 @@
     <w:p>
       <w:pPr>
         <w:rPr>
-          <w:b/>
-          <w:bCs/>
-          <w:sz w:val="28"/>
-        </w:rPr>
-      </w:pPr>
-      <w:r>
-        <w:rPr>
-          <w:b/>
-          <w:bCs/>
+          <w:sz w:val="28"/>
+        </w:rPr>
+      </w:pPr>
+      <w:r>
+        <w:rPr>
           <w:sz w:val="28"/>
         </w:rPr>
         <w:t>Objective</w:t>
@@ -185,49 +155,58 @@
         <w:rPr>
           <w:sz w:val="28"/>
         </w:rPr>
-        <w:t>To develop an intelligent study assistant chatbot that uses Retrieval-Augmented Generation (RAG) to help students learn directly from their course materials. The system retrieves relevant information from uploaded lecture PDFs and generates accurate, structured, and source-backed explanations.</w:t>
-      </w:r>
-    </w:p>
-    <w:p>
-      <w:pPr>
-        <w:rPr>
-          <w:sz w:val="28"/>
-        </w:rPr>
-      </w:pPr>
-      <w:r>
-        <w:rPr>
-          <w:sz w:val="28"/>
-        </w:rPr>
-        <w:t>The goal is to improve learning efficiency by providing grounded academic answers that are strictly based on provided study content.</w:t>
-      </w:r>
-    </w:p>
-    <w:p>
-      <w:pPr>
-        <w:rPr>
-          <w:sz w:val="28"/>
-        </w:rPr>
-      </w:pPr>
-      <w:r>
-        <w:rPr>
-          <w:sz w:val="28"/>
-        </w:rPr>
-        <w:pict w14:anchorId="122E11FA">
-          <v:rect id="_x0000_i1153" style="width:0;height:1.5pt" o:hralign="center" o:hrstd="t" o:hr="t" fillcolor="#a0a0a0" stroked="f"/>
+        <w:t>To develop an AI-powered study assistant using Retrieval-Augmented Generation (RAG) that enables students to learn directly from their course materials.</w:t>
+      </w:r>
+    </w:p>
+    <w:p>
+      <w:pPr>
+        <w:rPr>
+          <w:sz w:val="28"/>
+        </w:rPr>
+      </w:pPr>
+      <w:r>
+        <w:rPr>
+          <w:sz w:val="28"/>
+        </w:rPr>
+        <w:t>The system retrieves relevant content from uploaded lecture PDFs and produces accurate, structured, and source-grounded responses.</w:t>
+      </w:r>
+    </w:p>
+    <w:p>
+      <w:pPr>
+        <w:rPr>
+          <w:sz w:val="28"/>
+        </w:rPr>
+      </w:pPr>
+      <w:r>
+        <w:rPr>
+          <w:sz w:val="28"/>
+        </w:rPr>
+        <w:t>The goal is to improve learning efficiency by allowing students to interact with their study materials through natural language queries while ensuring all answers remain strictly grounded in provided documents.</w:t>
+      </w:r>
+    </w:p>
+    <w:p>
+      <w:pPr>
+        <w:rPr>
+          <w:sz w:val="28"/>
+        </w:rPr>
+      </w:pPr>
+      <w:r>
+        <w:rPr>
+          <w:sz w:val="28"/>
+        </w:rPr>
+        <w:pict w14:anchorId="3A7F72F5">
+          <v:rect id="_x0000_i1270" style="width:0;height:1.5pt" o:hralign="center" o:hrstd="t" o:hr="t" fillcolor="#a0a0a0" stroked="f"/>
         </w:pict>
       </w:r>
     </w:p>
     <w:p>
       <w:pPr>
         <w:rPr>
-          <w:b/>
-          <w:bCs/>
-          <w:sz w:val="28"/>
-        </w:rPr>
-      </w:pPr>
-      <w:r>
-        <w:rPr>
-          <w:b/>
-          <w:bCs/>
+          <w:sz w:val="28"/>
+        </w:rPr>
+      </w:pPr>
+      <w:r>
+        <w:rPr>
           <w:sz w:val="28"/>
         </w:rPr>
         <w:t>Use Case</w:t>
@@ -243,14 +222,14 @@
         <w:rPr>
           <w:sz w:val="28"/>
         </w:rPr>
-        <w:t>The chatbot acts as a virtual study companion that helps students with:</w:t>
+        <w:t>The chatbot functions as a digital study companion that supports:</w:t>
       </w:r>
     </w:p>
     <w:p>
       <w:pPr>
         <w:numPr>
           <w:ilvl w:val="0"/>
-          <w:numId w:val="7"/>
+          <w:numId w:val="19"/>
         </w:numPr>
         <w:rPr>
           <w:sz w:val="28"/>
@@ -260,14 +239,14 @@
         <w:rPr>
           <w:sz w:val="28"/>
         </w:rPr>
-        <w:t xml:space="preserve">Understanding lecture content from PDFs </w:t>
+        <w:t xml:space="preserve">Understanding lecture content from PDF materials </w:t>
       </w:r>
     </w:p>
     <w:p>
       <w:pPr>
         <w:numPr>
           <w:ilvl w:val="0"/>
-          <w:numId w:val="7"/>
+          <w:numId w:val="19"/>
         </w:numPr>
         <w:rPr>
           <w:sz w:val="28"/>
@@ -277,14 +256,14 @@
         <w:rPr>
           <w:sz w:val="28"/>
         </w:rPr>
-        <w:t xml:space="preserve">Answering subject-related questions </w:t>
+        <w:t xml:space="preserve">Answering subject-specific questions </w:t>
       </w:r>
     </w:p>
     <w:p>
       <w:pPr>
         <w:numPr>
           <w:ilvl w:val="0"/>
-          <w:numId w:val="7"/>
+          <w:numId w:val="19"/>
         </w:numPr>
         <w:rPr>
           <w:sz w:val="28"/>
@@ -294,14 +273,14 @@
         <w:rPr>
           <w:sz w:val="28"/>
         </w:rPr>
-        <w:t xml:space="preserve">Providing step-by-step explanations of concepts </w:t>
+        <w:t xml:space="preserve">Explaining complex concepts in simpler terms </w:t>
       </w:r>
     </w:p>
     <w:p>
       <w:pPr>
         <w:numPr>
           <w:ilvl w:val="0"/>
-          <w:numId w:val="7"/>
+          <w:numId w:val="19"/>
         </w:numPr>
         <w:rPr>
           <w:sz w:val="28"/>
@@ -311,14 +290,14 @@
         <w:rPr>
           <w:sz w:val="28"/>
         </w:rPr>
-        <w:t xml:space="preserve">Supporting exam revision and self-study </w:t>
+        <w:t xml:space="preserve">Assisting with exam revision and self-study </w:t>
       </w:r>
     </w:p>
     <w:p>
       <w:pPr>
         <w:numPr>
           <w:ilvl w:val="0"/>
-          <w:numId w:val="7"/>
+          <w:numId w:val="19"/>
         </w:numPr>
         <w:rPr>
           <w:sz w:val="28"/>
@@ -328,36 +307,32 @@
         <w:rPr>
           <w:sz w:val="28"/>
         </w:rPr>
-        <w:t xml:space="preserve">Ensuring answers are based only on course material </w:t>
-      </w:r>
-    </w:p>
-    <w:p>
-      <w:pPr>
-        <w:rPr>
-          <w:sz w:val="28"/>
-        </w:rPr>
-      </w:pPr>
-      <w:r>
-        <w:rPr>
-          <w:sz w:val="28"/>
-        </w:rPr>
-        <w:pict w14:anchorId="0C746516">
-          <v:rect id="_x0000_i1154" style="width:0;height:1.5pt" o:hralign="center" o:hrstd="t" o:hr="t" fillcolor="#a0a0a0" stroked="f"/>
+        <w:t xml:space="preserve">Ensuring responses are strictly based on uploaded documents </w:t>
+      </w:r>
+    </w:p>
+    <w:p>
+      <w:pPr>
+        <w:rPr>
+          <w:sz w:val="28"/>
+        </w:rPr>
+      </w:pPr>
+      <w:r>
+        <w:rPr>
+          <w:sz w:val="28"/>
+        </w:rPr>
+        <w:pict w14:anchorId="4669F141">
+          <v:rect id="_x0000_i1271" style="width:0;height:1.5pt" o:hralign="center" o:hrstd="t" o:hr="t" fillcolor="#a0a0a0" stroked="f"/>
         </w:pict>
       </w:r>
     </w:p>
     <w:p>
       <w:pPr>
         <w:rPr>
-          <w:b/>
-          <w:bCs/>
-          <w:sz w:val="28"/>
-        </w:rPr>
-      </w:pPr>
-      <w:r>
-        <w:rPr>
-          <w:b/>
-          <w:bCs/>
+          <w:sz w:val="28"/>
+        </w:rPr>
+      </w:pPr>
+      <w:r>
+        <w:rPr>
           <w:sz w:val="28"/>
         </w:rPr>
         <w:t>Target Audience</w:t>
@@ -367,7 +342,7 @@
       <w:pPr>
         <w:numPr>
           <w:ilvl w:val="0"/>
-          <w:numId w:val="8"/>
+          <w:numId w:val="20"/>
         </w:numPr>
         <w:rPr>
           <w:sz w:val="28"/>
@@ -384,7 +359,7 @@
       <w:pPr>
         <w:numPr>
           <w:ilvl w:val="0"/>
-          <w:numId w:val="8"/>
+          <w:numId w:val="20"/>
         </w:numPr>
         <w:rPr>
           <w:sz w:val="28"/>
@@ -394,14 +369,14 @@
         <w:rPr>
           <w:sz w:val="28"/>
         </w:rPr>
-        <w:t xml:space="preserve">Self-learners using PDF-based study material </w:t>
+        <w:t xml:space="preserve">Self-learners using digital PDF materials </w:t>
       </w:r>
     </w:p>
     <w:p>
       <w:pPr>
         <w:numPr>
           <w:ilvl w:val="0"/>
-          <w:numId w:val="8"/>
+          <w:numId w:val="20"/>
         </w:numPr>
         <w:rPr>
           <w:sz w:val="28"/>
@@ -411,14 +386,14 @@
         <w:rPr>
           <w:sz w:val="28"/>
         </w:rPr>
-        <w:t xml:space="preserve">Learners preparing for exams </w:t>
+        <w:t xml:space="preserve">Exam preparation candidates </w:t>
       </w:r>
     </w:p>
     <w:p>
       <w:pPr>
         <w:numPr>
           <w:ilvl w:val="0"/>
-          <w:numId w:val="8"/>
+          <w:numId w:val="20"/>
         </w:numPr>
         <w:rPr>
           <w:sz w:val="28"/>
@@ -428,36 +403,32 @@
         <w:rPr>
           <w:sz w:val="28"/>
         </w:rPr>
-        <w:t xml:space="preserve">Students needing simplified explanations of complex topics </w:t>
-      </w:r>
-    </w:p>
-    <w:p>
-      <w:pPr>
-        <w:rPr>
-          <w:sz w:val="28"/>
-        </w:rPr>
-      </w:pPr>
-      <w:r>
-        <w:rPr>
-          <w:sz w:val="28"/>
-        </w:rPr>
-        <w:pict w14:anchorId="6856B87C">
-          <v:rect id="_x0000_i1155" style="width:0;height:1.5pt" o:hralign="center" o:hrstd="t" o:hr="t" fillcolor="#a0a0a0" stroked="f"/>
+        <w:t xml:space="preserve">Learners needing simplified explanations of technical concepts </w:t>
+      </w:r>
+    </w:p>
+    <w:p>
+      <w:pPr>
+        <w:rPr>
+          <w:sz w:val="28"/>
+        </w:rPr>
+      </w:pPr>
+      <w:r>
+        <w:rPr>
+          <w:sz w:val="28"/>
+        </w:rPr>
+        <w:pict w14:anchorId="695912B1">
+          <v:rect id="_x0000_i1272" style="width:0;height:1.5pt" o:hralign="center" o:hrstd="t" o:hr="t" fillcolor="#a0a0a0" stroked="f"/>
         </w:pict>
       </w:r>
     </w:p>
     <w:p>
       <w:pPr>
         <w:rPr>
-          <w:b/>
-          <w:bCs/>
-          <w:sz w:val="28"/>
-        </w:rPr>
-      </w:pPr>
-      <w:r>
-        <w:rPr>
-          <w:b/>
-          <w:bCs/>
+          <w:sz w:val="28"/>
+        </w:rPr>
+      </w:pPr>
+      <w:r>
+        <w:rPr>
           <w:sz w:val="28"/>
         </w:rPr>
         <w:t>Success Criteria</w:t>
@@ -467,7 +438,7 @@
       <w:pPr>
         <w:numPr>
           <w:ilvl w:val="0"/>
-          <w:numId w:val="9"/>
+          <w:numId w:val="21"/>
         </w:numPr>
         <w:rPr>
           <w:sz w:val="28"/>
@@ -477,14 +448,14 @@
         <w:rPr>
           <w:sz w:val="28"/>
         </w:rPr>
-        <w:t xml:space="preserve">Accurate retrieval of relevant information from PDF knowledge base </w:t>
+        <w:t xml:space="preserve">Accurate retrieval of relevant document sections </w:t>
       </w:r>
     </w:p>
     <w:p>
       <w:pPr>
         <w:numPr>
           <w:ilvl w:val="0"/>
-          <w:numId w:val="9"/>
+          <w:numId w:val="21"/>
         </w:numPr>
         <w:rPr>
           <w:sz w:val="28"/>
@@ -494,14 +465,14 @@
         <w:rPr>
           <w:sz w:val="28"/>
         </w:rPr>
-        <w:t xml:space="preserve">Responses grounded strictly in uploaded documents </w:t>
+        <w:t xml:space="preserve">Responses grounded strictly in uploaded PDFs </w:t>
       </w:r>
     </w:p>
     <w:p>
       <w:pPr>
         <w:numPr>
           <w:ilvl w:val="0"/>
-          <w:numId w:val="9"/>
+          <w:numId w:val="21"/>
         </w:numPr>
         <w:rPr>
           <w:sz w:val="28"/>
@@ -511,14 +482,14 @@
         <w:rPr>
           <w:sz w:val="28"/>
         </w:rPr>
-        <w:t xml:space="preserve">Clear step-by-step explanations where needed </w:t>
+        <w:t xml:space="preserve">Clear and structured explanations where required </w:t>
       </w:r>
     </w:p>
     <w:p>
       <w:pPr>
         <w:numPr>
           <w:ilvl w:val="0"/>
-          <w:numId w:val="9"/>
+          <w:numId w:val="21"/>
         </w:numPr>
         <w:rPr>
           <w:sz w:val="28"/>
@@ -528,14 +499,15 @@
         <w:rPr>
           <w:sz w:val="28"/>
         </w:rPr>
-        <w:t xml:space="preserve">Source citation (document name + page number) </w:t>
+        <w:lastRenderedPageBreak/>
+        <w:t xml:space="preserve">Source citation (document name and page number) included </w:t>
       </w:r>
     </w:p>
     <w:p>
       <w:pPr>
         <w:numPr>
           <w:ilvl w:val="0"/>
-          <w:numId w:val="9"/>
+          <w:numId w:val="21"/>
         </w:numPr>
         <w:rPr>
           <w:sz w:val="28"/>
@@ -545,7 +517,6 @@
         <w:rPr>
           <w:sz w:val="28"/>
         </w:rPr>
-        <w:lastRenderedPageBreak/>
         <w:t xml:space="preserve">Successful deployment on Hugging Face Spaces </w:t>
       </w:r>
     </w:p>
@@ -553,7 +524,7 @@
       <w:pPr>
         <w:numPr>
           <w:ilvl w:val="0"/>
-          <w:numId w:val="9"/>
+          <w:numId w:val="21"/>
         </w:numPr>
         <w:rPr>
           <w:sz w:val="28"/>
@@ -563,36 +534,32 @@
         <w:rPr>
           <w:sz w:val="28"/>
         </w:rPr>
-        <w:t xml:space="preserve">No hallucinated answers outside provided material </w:t>
-      </w:r>
-    </w:p>
-    <w:p>
-      <w:pPr>
-        <w:rPr>
-          <w:sz w:val="28"/>
-        </w:rPr>
-      </w:pPr>
-      <w:r>
-        <w:rPr>
-          <w:sz w:val="28"/>
-        </w:rPr>
-        <w:pict w14:anchorId="61F04F6D">
-          <v:rect id="_x0000_i1156" style="width:0;height:1.5pt" o:hralign="center" o:hrstd="t" o:hr="t" fillcolor="#a0a0a0" stroked="f"/>
+        <w:t xml:space="preserve">No hallucinated or external knowledge responses </w:t>
+      </w:r>
+    </w:p>
+    <w:p>
+      <w:pPr>
+        <w:rPr>
+          <w:sz w:val="28"/>
+        </w:rPr>
+      </w:pPr>
+      <w:r>
+        <w:rPr>
+          <w:sz w:val="28"/>
+        </w:rPr>
+        <w:pict w14:anchorId="192F0677">
+          <v:rect id="_x0000_i1273" style="width:0;height:1.5pt" o:hralign="center" o:hrstd="t" o:hr="t" fillcolor="#a0a0a0" stroked="f"/>
         </w:pict>
       </w:r>
     </w:p>
     <w:p>
       <w:pPr>
         <w:rPr>
-          <w:b/>
-          <w:bCs/>
-          <w:sz w:val="28"/>
-        </w:rPr>
-      </w:pPr>
-      <w:r>
-        <w:rPr>
-          <w:b/>
-          <w:bCs/>
+          <w:sz w:val="28"/>
+        </w:rPr>
+      </w:pPr>
+      <w:r>
+        <w:rPr>
           <w:sz w:val="28"/>
         </w:rPr>
         <w:t>2. Dataset and Data Sources</w:t>
@@ -601,15 +568,11 @@
     <w:p>
       <w:pPr>
         <w:rPr>
-          <w:b/>
-          <w:bCs/>
-          <w:sz w:val="28"/>
-        </w:rPr>
-      </w:pPr>
-      <w:r>
-        <w:rPr>
-          <w:b/>
-          <w:bCs/>
+          <w:sz w:val="28"/>
+        </w:rPr>
+      </w:pPr>
+      <w:r>
+        <w:rPr>
           <w:sz w:val="28"/>
         </w:rPr>
         <w:t>Knowledge Base Structure</w:t>
@@ -625,7 +588,7 @@
         <w:rPr>
           <w:sz w:val="28"/>
         </w:rPr>
-        <w:t>The knowledge base consists of educational PDF documents organized by subject:</w:t>
+        <w:t>The system uses educational PDF documents grouped by subject area:</w:t>
       </w:r>
     </w:p>
     <w:tbl>
@@ -658,15 +621,11 @@
           <w:p>
             <w:pPr>
               <w:rPr>
-                <w:b/>
-                <w:bCs/>
                 <w:sz w:val="28"/>
               </w:rPr>
             </w:pPr>
             <w:r>
               <w:rPr>
-                <w:b/>
-                <w:bCs/>
                 <w:sz w:val="28"/>
               </w:rPr>
               <w:t>Category</w:t>
@@ -682,15 +641,11 @@
           <w:p>
             <w:pPr>
               <w:rPr>
-                <w:b/>
-                <w:bCs/>
                 <w:sz w:val="28"/>
               </w:rPr>
             </w:pPr>
             <w:r>
               <w:rPr>
-                <w:b/>
-                <w:bCs/>
                 <w:sz w:val="28"/>
               </w:rPr>
               <w:t>Content</w:t>
@@ -844,23 +799,19 @@
         <w:rPr>
           <w:sz w:val="28"/>
         </w:rPr>
-        <w:pict w14:anchorId="5B23F564">
-          <v:rect id="_x0000_i1157" style="width:0;height:1.5pt" o:hralign="center" o:hrstd="t" o:hr="t" fillcolor="#a0a0a0" stroked="f"/>
+        <w:pict w14:anchorId="3C17C7DE">
+          <v:rect id="_x0000_i1274" style="width:0;height:1.5pt" o:hralign="center" o:hrstd="t" o:hr="t" fillcolor="#a0a0a0" stroked="f"/>
         </w:pict>
       </w:r>
     </w:p>
     <w:p>
       <w:pPr>
         <w:rPr>
-          <w:b/>
-          <w:bCs/>
-          <w:sz w:val="28"/>
-        </w:rPr>
-      </w:pPr>
-      <w:r>
-        <w:rPr>
-          <w:b/>
-          <w:bCs/>
+          <w:sz w:val="28"/>
+        </w:rPr>
+      </w:pPr>
+      <w:r>
+        <w:rPr>
           <w:sz w:val="28"/>
         </w:rPr>
         <w:t>Data Characteristics</w:t>
@@ -870,7 +821,7 @@
       <w:pPr>
         <w:numPr>
           <w:ilvl w:val="0"/>
-          <w:numId w:val="10"/>
+          <w:numId w:val="22"/>
         </w:numPr>
         <w:rPr>
           <w:sz w:val="28"/>
@@ -887,7 +838,7 @@
       <w:pPr>
         <w:numPr>
           <w:ilvl w:val="0"/>
-          <w:numId w:val="10"/>
+          <w:numId w:val="22"/>
         </w:numPr>
         <w:rPr>
           <w:sz w:val="28"/>
@@ -897,14 +848,14 @@
         <w:rPr>
           <w:sz w:val="28"/>
         </w:rPr>
-        <w:t xml:space="preserve">Content Type: Educational lecture notes and textbooks </w:t>
+        <w:t xml:space="preserve">Type: Educational lecture notes and textbooks </w:t>
       </w:r>
     </w:p>
     <w:p>
       <w:pPr>
         <w:numPr>
           <w:ilvl w:val="0"/>
-          <w:numId w:val="10"/>
+          <w:numId w:val="22"/>
         </w:numPr>
         <w:rPr>
           <w:sz w:val="28"/>
@@ -921,7 +872,7 @@
       <w:pPr>
         <w:numPr>
           <w:ilvl w:val="0"/>
-          <w:numId w:val="10"/>
+          <w:numId w:val="22"/>
         </w:numPr>
         <w:rPr>
           <w:sz w:val="28"/>
@@ -931,14 +882,14 @@
         <w:rPr>
           <w:sz w:val="28"/>
         </w:rPr>
-        <w:t xml:space="preserve">Size: 3–10 documents for demo purposes </w:t>
+        <w:t xml:space="preserve">Dataset Size: 3–10 documents (demo scale) </w:t>
       </w:r>
     </w:p>
     <w:p>
       <w:pPr>
         <w:numPr>
           <w:ilvl w:val="0"/>
-          <w:numId w:val="10"/>
+          <w:numId w:val="22"/>
         </w:numPr>
         <w:rPr>
           <w:sz w:val="28"/>
@@ -961,33 +912,42 @@
         <w:rPr>
           <w:sz w:val="28"/>
         </w:rPr>
-        <w:pict w14:anchorId="0D89F3A5">
-          <v:rect id="_x0000_i1158" style="width:0;height:1.5pt" o:hralign="center" o:hrstd="t" o:hr="t" fillcolor="#a0a0a0" stroked="f"/>
+        <w:pict w14:anchorId="775B51CF">
+          <v:rect id="_x0000_i1275" style="width:0;height:1.5pt" o:hralign="center" o:hrstd="t" o:hr="t" fillcolor="#a0a0a0" stroked="f"/>
         </w:pict>
       </w:r>
     </w:p>
     <w:p>
       <w:pPr>
         <w:rPr>
-          <w:b/>
-          <w:bCs/>
-          <w:sz w:val="28"/>
-        </w:rPr>
-      </w:pPr>
-      <w:r>
-        <w:rPr>
-          <w:b/>
-          <w:bCs/>
+          <w:sz w:val="28"/>
+        </w:rPr>
+      </w:pPr>
+      <w:r>
+        <w:rPr>
           <w:sz w:val="28"/>
         </w:rPr>
         <w:t>Test Dataset</w:t>
+      </w:r>
+    </w:p>
+    <w:p>
+      <w:pPr>
+        <w:rPr>
+          <w:sz w:val="28"/>
+        </w:rPr>
+      </w:pPr>
+      <w:r>
+        <w:rPr>
+          <w:sz w:val="28"/>
+        </w:rPr>
+        <w:t>Used to evaluate system performance:</w:t>
       </w:r>
     </w:p>
     <w:p>
       <w:pPr>
         <w:numPr>
           <w:ilvl w:val="0"/>
-          <w:numId w:val="11"/>
+          <w:numId w:val="23"/>
         </w:numPr>
         <w:rPr>
           <w:sz w:val="28"/>
@@ -997,14 +957,14 @@
         <w:rPr>
           <w:sz w:val="28"/>
         </w:rPr>
-        <w:t xml:space="preserve">Format: Manual test questions </w:t>
+        <w:t xml:space="preserve">Concept definition questions </w:t>
       </w:r>
     </w:p>
     <w:p>
       <w:pPr>
         <w:numPr>
           <w:ilvl w:val="0"/>
-          <w:numId w:val="11"/>
+          <w:numId w:val="23"/>
         </w:numPr>
         <w:rPr>
           <w:sz w:val="28"/>
@@ -1014,14 +974,14 @@
         <w:rPr>
           <w:sz w:val="28"/>
         </w:rPr>
-        <w:t xml:space="preserve">Purpose: Validate retrieval accuracy and response quality </w:t>
+        <w:t xml:space="preserve">Explanations of programming concepts </w:t>
       </w:r>
     </w:p>
     <w:p>
       <w:pPr>
         <w:numPr>
           <w:ilvl w:val="0"/>
-          <w:numId w:val="11"/>
+          <w:numId w:val="23"/>
         </w:numPr>
         <w:rPr>
           <w:sz w:val="28"/>
@@ -1031,97 +991,42 @@
         <w:rPr>
           <w:sz w:val="28"/>
         </w:rPr>
-        <w:t xml:space="preserve">Includes: </w:t>
-      </w:r>
-    </w:p>
-    <w:p>
-      <w:pPr>
-        <w:numPr>
-          <w:ilvl w:val="1"/>
-          <w:numId w:val="11"/>
-        </w:numPr>
-        <w:rPr>
-          <w:sz w:val="28"/>
-        </w:rPr>
-      </w:pPr>
-      <w:r>
-        <w:rPr>
-          <w:sz w:val="28"/>
-        </w:rPr>
-        <w:t xml:space="preserve">Definitions </w:t>
-      </w:r>
-    </w:p>
-    <w:p>
-      <w:pPr>
-        <w:numPr>
-          <w:ilvl w:val="1"/>
-          <w:numId w:val="11"/>
-        </w:numPr>
-        <w:rPr>
-          <w:sz w:val="28"/>
-        </w:rPr>
-      </w:pPr>
-      <w:r>
-        <w:rPr>
-          <w:sz w:val="28"/>
-        </w:rPr>
-        <w:t xml:space="preserve">Concept explanations </w:t>
-      </w:r>
-    </w:p>
-    <w:p>
-      <w:pPr>
-        <w:numPr>
-          <w:ilvl w:val="1"/>
-          <w:numId w:val="11"/>
-        </w:numPr>
-        <w:rPr>
-          <w:sz w:val="28"/>
-        </w:rPr>
-      </w:pPr>
-      <w:r>
-        <w:rPr>
-          <w:sz w:val="28"/>
-        </w:rPr>
-        <w:t xml:space="preserve">Problem-solving questions </w:t>
-      </w:r>
-    </w:p>
-    <w:p>
-      <w:pPr>
-        <w:rPr>
-          <w:sz w:val="28"/>
-        </w:rPr>
-      </w:pPr>
-      <w:r>
-        <w:rPr>
-          <w:sz w:val="28"/>
-        </w:rPr>
-        <w:pict w14:anchorId="0054AD27">
-          <v:rect id="_x0000_i1159" style="width:0;height:1.5pt" o:hralign="center" o:hrstd="t" o:hr="t" fillcolor="#a0a0a0" stroked="f"/>
+        <w:t xml:space="preserve">Problem-solving queries </w:t>
+      </w:r>
+    </w:p>
+    <w:p>
+      <w:pPr>
+        <w:rPr>
+          <w:sz w:val="28"/>
+        </w:rPr>
+      </w:pPr>
+      <w:r>
+        <w:rPr>
+          <w:sz w:val="28"/>
+        </w:rPr>
+        <w:pict w14:anchorId="055E5AF4">
+          <v:rect id="_x0000_i1276" style="width:0;height:1.5pt" o:hralign="center" o:hrstd="t" o:hr="t" fillcolor="#a0a0a0" stroked="f"/>
         </w:pict>
       </w:r>
     </w:p>
     <w:p>
       <w:pPr>
         <w:rPr>
-          <w:b/>
-          <w:bCs/>
-          <w:sz w:val="28"/>
-        </w:rPr>
-      </w:pPr>
-      <w:r>
-        <w:rPr>
-          <w:b/>
-          <w:bCs/>
-          <w:sz w:val="28"/>
-        </w:rPr>
-        <w:t>Data Processing</w:t>
+          <w:sz w:val="28"/>
+        </w:rPr>
+      </w:pPr>
+      <w:r>
+        <w:rPr>
+          <w:sz w:val="28"/>
+        </w:rPr>
+        <w:t>Data Processing Pipeline</w:t>
       </w:r>
     </w:p>
     <w:p>
       <w:pPr>
         <w:numPr>
           <w:ilvl w:val="0"/>
-          <w:numId w:val="12"/>
+          <w:numId w:val="24"/>
         </w:numPr>
         <w:rPr>
           <w:sz w:val="28"/>
@@ -1131,28 +1036,28 @@
         <w:rPr>
           <w:sz w:val="28"/>
         </w:rPr>
-        <w:t xml:space="preserve">Document Loading: </w:t>
+        <w:t xml:space="preserve">PDF loading using </w:t>
       </w:r>
       <w:proofErr w:type="spellStart"/>
       <w:r>
         <w:rPr>
           <w:sz w:val="28"/>
         </w:rPr>
-        <w:t>PyPDF</w:t>
+        <w:t>PyPDFLoader</w:t>
       </w:r>
       <w:proofErr w:type="spellEnd"/>
       <w:r>
         <w:rPr>
           <w:sz w:val="28"/>
         </w:rPr>
-        <w:t xml:space="preserve"> loader </w:t>
+        <w:t xml:space="preserve"> </w:t>
       </w:r>
     </w:p>
     <w:p>
       <w:pPr>
         <w:numPr>
           <w:ilvl w:val="0"/>
-          <w:numId w:val="12"/>
+          <w:numId w:val="24"/>
         </w:numPr>
         <w:rPr>
           <w:sz w:val="28"/>
@@ -1162,14 +1067,28 @@
         <w:rPr>
           <w:sz w:val="28"/>
         </w:rPr>
-        <w:t xml:space="preserve">Chunking: 1000-character chunks with 200-character overlap </w:t>
+        <w:t xml:space="preserve">Text chunking (1000 characters, 200 </w:t>
+      </w:r>
+      <w:proofErr w:type="gramStart"/>
+      <w:r>
+        <w:rPr>
+          <w:sz w:val="28"/>
+        </w:rPr>
+        <w:t>overlap</w:t>
+      </w:r>
+      <w:proofErr w:type="gramEnd"/>
+      <w:r>
+        <w:rPr>
+          <w:sz w:val="28"/>
+        </w:rPr>
+        <w:t xml:space="preserve">) </w:t>
       </w:r>
     </w:p>
     <w:p>
       <w:pPr>
         <w:numPr>
           <w:ilvl w:val="0"/>
-          <w:numId w:val="12"/>
+          <w:numId w:val="24"/>
         </w:numPr>
         <w:rPr>
           <w:sz w:val="28"/>
@@ -1179,14 +1098,14 @@
         <w:rPr>
           <w:sz w:val="28"/>
         </w:rPr>
-        <w:t xml:space="preserve">Embeddings: sentence-transformers (all-MiniLM-L6-v2) </w:t>
+        <w:t xml:space="preserve">Embedding generation using sentence-transformers </w:t>
       </w:r>
     </w:p>
     <w:p>
       <w:pPr>
         <w:numPr>
           <w:ilvl w:val="0"/>
-          <w:numId w:val="12"/>
+          <w:numId w:val="24"/>
         </w:numPr>
         <w:rPr>
           <w:sz w:val="28"/>
@@ -1196,7 +1115,7 @@
         <w:rPr>
           <w:sz w:val="28"/>
         </w:rPr>
-        <w:t xml:space="preserve">Vector Storage: </w:t>
+        <w:t xml:space="preserve">Vector storage in </w:t>
       </w:r>
       <w:proofErr w:type="spellStart"/>
       <w:r>
@@ -1210,63 +1129,14 @@
         <w:rPr>
           <w:sz w:val="28"/>
         </w:rPr>
-        <w:t xml:space="preserve"> (local persistent storage) </w:t>
-      </w:r>
-    </w:p>
-    <w:p>
-      <w:pPr>
-        <w:rPr>
-          <w:sz w:val="28"/>
-        </w:rPr>
-      </w:pPr>
-      <w:r>
-        <w:rPr>
-          <w:sz w:val="28"/>
-        </w:rPr>
-        <w:pict w14:anchorId="4B836B16">
-          <v:rect id="_x0000_i1160" style="width:0;height:1.5pt" o:hralign="center" o:hrstd="t" o:hr="t" fillcolor="#a0a0a0" stroked="f"/>
-        </w:pict>
-      </w:r>
-    </w:p>
-    <w:p>
-      <w:pPr>
-        <w:rPr>
-          <w:b/>
-          <w:bCs/>
-          <w:sz w:val="28"/>
-        </w:rPr>
-      </w:pPr>
-      <w:r>
-        <w:rPr>
-          <w:b/>
-          <w:bCs/>
-          <w:sz w:val="28"/>
-        </w:rPr>
-        <w:t>Workflow Details</w:t>
-      </w:r>
-    </w:p>
-    <w:p>
-      <w:pPr>
-        <w:rPr>
-          <w:b/>
-          <w:bCs/>
-          <w:sz w:val="28"/>
-        </w:rPr>
-      </w:pPr>
-      <w:r>
-        <w:rPr>
-          <w:b/>
-          <w:bCs/>
-          <w:sz w:val="28"/>
-        </w:rPr>
-        <w:t>Query Flow:</w:t>
+        <w:t xml:space="preserve"> </w:t>
       </w:r>
     </w:p>
     <w:p>
       <w:pPr>
         <w:numPr>
           <w:ilvl w:val="0"/>
-          <w:numId w:val="13"/>
+          <w:numId w:val="24"/>
         </w:numPr>
         <w:rPr>
           <w:sz w:val="28"/>
@@ -1276,43 +1146,325 @@
         <w:rPr>
           <w:sz w:val="28"/>
         </w:rPr>
+        <w:t xml:space="preserve">Metadata tagging (source and page number) </w:t>
+      </w:r>
+    </w:p>
+    <w:p>
+      <w:pPr>
+        <w:rPr>
+          <w:sz w:val="28"/>
+        </w:rPr>
+      </w:pPr>
+      <w:r>
+        <w:rPr>
+          <w:sz w:val="28"/>
+        </w:rPr>
+        <w:pict w14:anchorId="0FD3F3B9">
+          <v:rect id="_x0000_i1277" style="width:0;height:1.5pt" o:hralign="center" o:hrstd="t" o:hr="t" fillcolor="#a0a0a0" stroked="f"/>
+        </w:pict>
+      </w:r>
+    </w:p>
+    <w:p>
+      <w:pPr>
+        <w:rPr>
+          <w:sz w:val="28"/>
+        </w:rPr>
+      </w:pPr>
+      <w:r>
+        <w:rPr>
+          <w:sz w:val="28"/>
+        </w:rPr>
+        <w:t>Workflow Summary</w:t>
+      </w:r>
+    </w:p>
+    <w:p>
+      <w:pPr>
+        <w:rPr>
+          <w:sz w:val="28"/>
+        </w:rPr>
+      </w:pPr>
+      <w:r>
+        <w:rPr>
+          <w:sz w:val="28"/>
+        </w:rPr>
+        <w:t>Query Flow</w:t>
+      </w:r>
+    </w:p>
+    <w:p>
+      <w:pPr>
+        <w:rPr>
+          <w:sz w:val="28"/>
+        </w:rPr>
+      </w:pPr>
+      <w:r>
+        <w:rPr>
+          <w:sz w:val="28"/>
+        </w:rPr>
         <w:lastRenderedPageBreak/>
-        <w:t xml:space="preserve">User submits </w:t>
-      </w:r>
-      <w:proofErr w:type="gramStart"/>
-      <w:r>
-        <w:rPr>
-          <w:sz w:val="28"/>
-        </w:rPr>
-        <w:t>question</w:t>
-      </w:r>
-      <w:proofErr w:type="gramEnd"/>
-      <w:r>
-        <w:rPr>
-          <w:sz w:val="28"/>
-        </w:rPr>
-        <w:t xml:space="preserve"> via </w:t>
+        <w:t>User Question → Embedding → Vector Search → Context Retrieval → Response Generation → Cited Answer</w:t>
+      </w:r>
+    </w:p>
+    <w:p>
+      <w:pPr>
+        <w:rPr>
+          <w:sz w:val="28"/>
+        </w:rPr>
+      </w:pPr>
+      <w:r>
+        <w:rPr>
+          <w:sz w:val="28"/>
+        </w:rPr>
+        <w:pict w14:anchorId="5139B2B5">
+          <v:rect id="_x0000_i1278" style="width:0;height:1.5pt" o:hralign="center" o:hrstd="t" o:hr="t" fillcolor="#a0a0a0" stroked="f"/>
+        </w:pict>
+      </w:r>
+    </w:p>
+    <w:p>
+      <w:pPr>
+        <w:rPr>
+          <w:sz w:val="28"/>
+        </w:rPr>
+      </w:pPr>
+      <w:r>
+        <w:rPr>
+          <w:sz w:val="28"/>
+        </w:rPr>
+        <w:t>Data Ingestion Flow</w:t>
+      </w:r>
+    </w:p>
+    <w:p>
+      <w:pPr>
+        <w:rPr>
+          <w:sz w:val="28"/>
+        </w:rPr>
+      </w:pPr>
+      <w:r>
+        <w:rPr>
+          <w:sz w:val="28"/>
+        </w:rPr>
+        <w:t xml:space="preserve">PDF Upload → Text Extraction → Chunking → Embedding Generation → Storage in </w:t>
       </w:r>
       <w:proofErr w:type="spellStart"/>
       <w:r>
         <w:rPr>
           <w:sz w:val="28"/>
         </w:rPr>
-        <w:t>Gradio</w:t>
+        <w:t>ChromaDB</w:t>
       </w:r>
       <w:proofErr w:type="spellEnd"/>
-      <w:r>
-        <w:rPr>
-          <w:sz w:val="28"/>
-        </w:rPr>
-        <w:t xml:space="preserve"> UI </w:t>
+    </w:p>
+    <w:p>
+      <w:pPr>
+        <w:rPr>
+          <w:sz w:val="28"/>
+        </w:rPr>
+      </w:pPr>
+      <w:r>
+        <w:rPr>
+          <w:sz w:val="28"/>
+        </w:rPr>
+        <w:pict w14:anchorId="2D89B3EE">
+          <v:rect id="_x0000_i1279" style="width:0;height:1.5pt" o:hralign="center" o:hrstd="t" o:hr="t" fillcolor="#a0a0a0" stroked="f"/>
+        </w:pict>
+      </w:r>
+    </w:p>
+    <w:p>
+      <w:pPr>
+        <w:rPr>
+          <w:sz w:val="28"/>
+        </w:rPr>
+      </w:pPr>
+      <w:r>
+        <w:rPr>
+          <w:sz w:val="28"/>
+        </w:rPr>
+        <w:t>3. RAG Architecture and Workflow</w:t>
+      </w:r>
+    </w:p>
+    <w:p>
+      <w:pPr>
+        <w:rPr>
+          <w:sz w:val="28"/>
+        </w:rPr>
+      </w:pPr>
+      <w:r>
+        <w:rPr>
+          <w:sz w:val="28"/>
+        </w:rPr>
+        <w:t>System Architecture</w:t>
+      </w:r>
+    </w:p>
+    <w:p>
+      <w:pPr>
+        <w:rPr>
+          <w:sz w:val="28"/>
+        </w:rPr>
+      </w:pPr>
+      <w:r>
+        <w:rPr>
+          <w:sz w:val="28"/>
+        </w:rPr>
+        <w:t>PDF Documents</w:t>
+      </w:r>
+      <w:r>
+        <w:rPr>
+          <w:sz w:val="28"/>
+        </w:rPr>
+        <w:br/>
+        <w:t>↓</w:t>
+      </w:r>
+      <w:r>
+        <w:rPr>
+          <w:sz w:val="28"/>
+        </w:rPr>
+        <w:br/>
+        <w:t>Text Extraction</w:t>
+      </w:r>
+      <w:r>
+        <w:rPr>
+          <w:sz w:val="28"/>
+        </w:rPr>
+        <w:br/>
+        <w:t>↓</w:t>
+      </w:r>
+      <w:r>
+        <w:rPr>
+          <w:sz w:val="28"/>
+        </w:rPr>
+        <w:br/>
+        <w:t>Chunking</w:t>
+      </w:r>
+      <w:r>
+        <w:rPr>
+          <w:sz w:val="28"/>
+        </w:rPr>
+        <w:br/>
+        <w:t>↓</w:t>
+      </w:r>
+      <w:r>
+        <w:rPr>
+          <w:sz w:val="28"/>
+        </w:rPr>
+        <w:br/>
+        <w:t>Embedding Generation (Sentence Transformers)</w:t>
+      </w:r>
+      <w:r>
+        <w:rPr>
+          <w:sz w:val="28"/>
+        </w:rPr>
+        <w:br/>
+        <w:t>↓</w:t>
+      </w:r>
+      <w:r>
+        <w:rPr>
+          <w:sz w:val="28"/>
+        </w:rPr>
+        <w:br/>
+      </w:r>
+      <w:proofErr w:type="spellStart"/>
+      <w:r>
+        <w:rPr>
+          <w:sz w:val="28"/>
+        </w:rPr>
+        <w:t>ChromaDB</w:t>
+      </w:r>
+      <w:proofErr w:type="spellEnd"/>
+      <w:r>
+        <w:rPr>
+          <w:sz w:val="28"/>
+        </w:rPr>
+        <w:t xml:space="preserve"> Vector Store</w:t>
+      </w:r>
+      <w:r>
+        <w:rPr>
+          <w:sz w:val="28"/>
+        </w:rPr>
+        <w:br/>
+        <w:t>↓</w:t>
+      </w:r>
+      <w:r>
+        <w:rPr>
+          <w:sz w:val="28"/>
+        </w:rPr>
+        <w:br/>
+        <w:t>Similarity Search</w:t>
+      </w:r>
+      <w:r>
+        <w:rPr>
+          <w:sz w:val="28"/>
+        </w:rPr>
+        <w:br/>
+        <w:t>↓</w:t>
+      </w:r>
+      <w:r>
+        <w:rPr>
+          <w:sz w:val="28"/>
+        </w:rPr>
+        <w:br/>
+        <w:t>Context Retrieval</w:t>
+      </w:r>
+      <w:r>
+        <w:rPr>
+          <w:sz w:val="28"/>
+        </w:rPr>
+        <w:br/>
+        <w:t>↓</w:t>
+      </w:r>
+      <w:r>
+        <w:rPr>
+          <w:sz w:val="28"/>
+        </w:rPr>
+        <w:br/>
+        <w:t>Response Generation</w:t>
+      </w:r>
+      <w:r>
+        <w:rPr>
+          <w:sz w:val="28"/>
+        </w:rPr>
+        <w:br/>
+        <w:t>↓</w:t>
+      </w:r>
+      <w:r>
+        <w:rPr>
+          <w:sz w:val="28"/>
+        </w:rPr>
+        <w:br/>
+        <w:t>Cited Output</w:t>
+      </w:r>
+    </w:p>
+    <w:p>
+      <w:pPr>
+        <w:rPr>
+          <w:sz w:val="28"/>
+        </w:rPr>
+      </w:pPr>
+      <w:r>
+        <w:rPr>
+          <w:sz w:val="28"/>
+        </w:rPr>
+        <w:pict w14:anchorId="16C873B3">
+          <v:rect id="_x0000_i1280" style="width:0;height:1.5pt" o:hralign="center" o:hrstd="t" o:hr="t" fillcolor="#a0a0a0" stroked="f"/>
+        </w:pict>
+      </w:r>
+    </w:p>
+    <w:p>
+      <w:pPr>
+        <w:rPr>
+          <w:sz w:val="28"/>
+        </w:rPr>
+      </w:pPr>
+      <w:r>
+        <w:rPr>
+          <w:sz w:val="28"/>
+        </w:rPr>
+        <w:t>Design Decisions</w:t>
       </w:r>
     </w:p>
     <w:p>
       <w:pPr>
         <w:numPr>
           <w:ilvl w:val="0"/>
-          <w:numId w:val="13"/>
+          <w:numId w:val="25"/>
         </w:numPr>
         <w:rPr>
           <w:sz w:val="28"/>
@@ -1322,25 +1474,19 @@
         <w:rPr>
           <w:sz w:val="28"/>
         </w:rPr>
-        <w:t xml:space="preserve">Query is embedded into vector space </w:t>
+        <w:t xml:space="preserve">Local embedding model ensures offline and cost-free operation </w:t>
       </w:r>
     </w:p>
     <w:p>
       <w:pPr>
         <w:numPr>
           <w:ilvl w:val="0"/>
-          <w:numId w:val="13"/>
+          <w:numId w:val="25"/>
         </w:numPr>
         <w:rPr>
           <w:sz w:val="28"/>
         </w:rPr>
       </w:pPr>
-      <w:r>
-        <w:rPr>
-          <w:sz w:val="28"/>
-        </w:rPr>
-        <w:t xml:space="preserve">Similar chunks retrieved from </w:t>
-      </w:r>
       <w:proofErr w:type="spellStart"/>
       <w:r>
         <w:rPr>
@@ -1353,14 +1499,14 @@
         <w:rPr>
           <w:sz w:val="28"/>
         </w:rPr>
-        <w:t xml:space="preserve"> </w:t>
+        <w:t xml:space="preserve"> enables lightweight persistent vector storage </w:t>
       </w:r>
     </w:p>
     <w:p>
       <w:pPr>
         <w:numPr>
           <w:ilvl w:val="0"/>
-          <w:numId w:val="13"/>
+          <w:numId w:val="25"/>
         </w:numPr>
         <w:rPr>
           <w:sz w:val="28"/>
@@ -1370,28 +1516,14 @@
         <w:rPr>
           <w:sz w:val="28"/>
         </w:rPr>
-        <w:t xml:space="preserve">Context is </w:t>
-      </w:r>
-      <w:proofErr w:type="gramStart"/>
-      <w:r>
-        <w:rPr>
-          <w:sz w:val="28"/>
-        </w:rPr>
-        <w:t>formatted</w:t>
-      </w:r>
-      <w:proofErr w:type="gramEnd"/>
-      <w:r>
-        <w:rPr>
-          <w:sz w:val="28"/>
-        </w:rPr>
-        <w:t xml:space="preserve"> into prompt </w:t>
+        <w:t xml:space="preserve">Chunking improves retrieval accuracy </w:t>
       </w:r>
     </w:p>
     <w:p>
       <w:pPr>
         <w:numPr>
           <w:ilvl w:val="0"/>
-          <w:numId w:val="13"/>
+          <w:numId w:val="25"/>
         </w:numPr>
         <w:rPr>
           <w:sz w:val="28"/>
@@ -1401,14 +1533,14 @@
         <w:rPr>
           <w:sz w:val="28"/>
         </w:rPr>
-        <w:t xml:space="preserve">LLM generates grounded response </w:t>
+        <w:t xml:space="preserve">Metadata enables page-level citation tracking </w:t>
       </w:r>
     </w:p>
     <w:p>
       <w:pPr>
         <w:numPr>
           <w:ilvl w:val="0"/>
-          <w:numId w:val="13"/>
+          <w:numId w:val="25"/>
         </w:numPr>
         <w:rPr>
           <w:sz w:val="28"/>
@@ -1418,494 +1550,32 @@
         <w:rPr>
           <w:sz w:val="28"/>
         </w:rPr>
-        <w:t xml:space="preserve">Response returned with source citation </w:t>
-      </w:r>
-    </w:p>
-    <w:p>
-      <w:pPr>
-        <w:rPr>
-          <w:sz w:val="28"/>
-        </w:rPr>
-      </w:pPr>
-      <w:r>
-        <w:rPr>
-          <w:sz w:val="28"/>
-        </w:rPr>
-        <w:pict w14:anchorId="0BB0147F">
-          <v:rect id="_x0000_i1161" style="width:0;height:1.5pt" o:hralign="center" o:hrstd="t" o:hr="t" fillcolor="#a0a0a0" stroked="f"/>
+        <w:t xml:space="preserve">Strict retrieval-first design reduces hallucinations </w:t>
+      </w:r>
+    </w:p>
+    <w:p>
+      <w:pPr>
+        <w:rPr>
+          <w:sz w:val="28"/>
+        </w:rPr>
+      </w:pPr>
+      <w:r>
+        <w:rPr>
+          <w:sz w:val="28"/>
+        </w:rPr>
+        <w:pict w14:anchorId="230B6362">
+          <v:rect id="_x0000_i1281" style="width:0;height:1.5pt" o:hralign="center" o:hrstd="t" o:hr="t" fillcolor="#a0a0a0" stroked="f"/>
         </w:pict>
       </w:r>
     </w:p>
     <w:p>
       <w:pPr>
         <w:rPr>
-          <w:b/>
-          <w:bCs/>
-          <w:sz w:val="28"/>
-        </w:rPr>
-      </w:pPr>
-      <w:r>
-        <w:rPr>
-          <w:b/>
-          <w:bCs/>
-          <w:sz w:val="28"/>
-        </w:rPr>
-        <w:t>Data Ingestion Flow:</w:t>
-      </w:r>
-    </w:p>
-    <w:p>
-      <w:pPr>
-        <w:numPr>
-          <w:ilvl w:val="0"/>
-          <w:numId w:val="14"/>
-        </w:numPr>
-        <w:rPr>
-          <w:sz w:val="28"/>
-        </w:rPr>
-      </w:pPr>
-      <w:r>
-        <w:rPr>
-          <w:sz w:val="28"/>
-        </w:rPr>
-        <w:t>PDFs loaded from knowledge-</w:t>
-      </w:r>
-      <w:proofErr w:type="spellStart"/>
-      <w:r>
-        <w:rPr>
-          <w:sz w:val="28"/>
-        </w:rPr>
-        <w:t>base</w:t>
-      </w:r>
-      <w:proofErr w:type="spellEnd"/>
-      <w:r>
-        <w:rPr>
-          <w:sz w:val="28"/>
-        </w:rPr>
-        <w:t xml:space="preserve"> folder </w:t>
-      </w:r>
-    </w:p>
-    <w:p>
-      <w:pPr>
-        <w:numPr>
-          <w:ilvl w:val="0"/>
-          <w:numId w:val="14"/>
-        </w:numPr>
-        <w:rPr>
-          <w:sz w:val="28"/>
-        </w:rPr>
-      </w:pPr>
-      <w:r>
-        <w:rPr>
-          <w:sz w:val="28"/>
-        </w:rPr>
-        <w:t xml:space="preserve">Text extracted per page </w:t>
-      </w:r>
-    </w:p>
-    <w:p>
-      <w:pPr>
-        <w:numPr>
-          <w:ilvl w:val="0"/>
-          <w:numId w:val="14"/>
-        </w:numPr>
-        <w:rPr>
-          <w:sz w:val="28"/>
-        </w:rPr>
-      </w:pPr>
-      <w:r>
-        <w:rPr>
-          <w:sz w:val="28"/>
-        </w:rPr>
-        <w:t xml:space="preserve">Documents split into overlapping chunks </w:t>
-      </w:r>
-    </w:p>
-    <w:p>
-      <w:pPr>
-        <w:numPr>
-          <w:ilvl w:val="0"/>
-          <w:numId w:val="14"/>
-        </w:numPr>
-        <w:rPr>
-          <w:sz w:val="28"/>
-        </w:rPr>
-      </w:pPr>
-      <w:r>
-        <w:rPr>
-          <w:sz w:val="28"/>
-        </w:rPr>
-        <w:t xml:space="preserve">Embeddings generated using local model </w:t>
-      </w:r>
-    </w:p>
-    <w:p>
-      <w:pPr>
-        <w:numPr>
-          <w:ilvl w:val="0"/>
-          <w:numId w:val="14"/>
-        </w:numPr>
-        <w:rPr>
-          <w:sz w:val="28"/>
-        </w:rPr>
-      </w:pPr>
-      <w:r>
-        <w:rPr>
-          <w:sz w:val="28"/>
-        </w:rPr>
-        <w:t xml:space="preserve">Stored in </w:t>
-      </w:r>
-      <w:proofErr w:type="spellStart"/>
-      <w:r>
-        <w:rPr>
-          <w:sz w:val="28"/>
-        </w:rPr>
-        <w:t>ChromaDB</w:t>
-      </w:r>
-      <w:proofErr w:type="spellEnd"/>
-      <w:r>
-        <w:rPr>
-          <w:sz w:val="28"/>
-        </w:rPr>
-        <w:t xml:space="preserve"> with metadata (source + page) </w:t>
-      </w:r>
-    </w:p>
-    <w:p>
-      <w:pPr>
-        <w:rPr>
-          <w:sz w:val="28"/>
-        </w:rPr>
-      </w:pPr>
-      <w:r>
-        <w:rPr>
-          <w:sz w:val="28"/>
-        </w:rPr>
-        <w:pict w14:anchorId="7D0F0468">
-          <v:rect id="_x0000_i1162" style="width:0;height:1.5pt" o:hralign="center" o:hrstd="t" o:hr="t" fillcolor="#a0a0a0" stroked="f"/>
-        </w:pict>
-      </w:r>
-    </w:p>
-    <w:p>
-      <w:pPr>
-        <w:rPr>
-          <w:b/>
-          <w:bCs/>
-          <w:sz w:val="28"/>
-        </w:rPr>
-      </w:pPr>
-      <w:r>
-        <w:rPr>
-          <w:b/>
-          <w:bCs/>
-          <w:sz w:val="28"/>
-        </w:rPr>
-        <w:t>3. RAG Architecture and Workflow</w:t>
-      </w:r>
-    </w:p>
-    <w:p>
-      <w:pPr>
-        <w:rPr>
-          <w:b/>
-          <w:bCs/>
-          <w:sz w:val="28"/>
-        </w:rPr>
-      </w:pPr>
-      <w:r>
-        <w:rPr>
-          <w:b/>
-          <w:bCs/>
-          <w:sz w:val="28"/>
-        </w:rPr>
-        <w:t>System Flow</w:t>
-      </w:r>
-    </w:p>
-    <w:p>
-      <w:pPr>
-        <w:rPr>
-          <w:sz w:val="28"/>
-        </w:rPr>
-      </w:pPr>
-      <w:r>
-        <w:rPr>
-          <w:sz w:val="28"/>
-        </w:rPr>
-        <w:t>PDF Documents</w:t>
-      </w:r>
-      <w:r>
-        <w:rPr>
-          <w:sz w:val="28"/>
-        </w:rPr>
-        <w:br/>
-        <w:t xml:space="preserve">   ↓</w:t>
-      </w:r>
-      <w:r>
-        <w:rPr>
-          <w:sz w:val="28"/>
-        </w:rPr>
-        <w:br/>
-        <w:t>Text Extraction</w:t>
-      </w:r>
-      <w:r>
-        <w:rPr>
-          <w:sz w:val="28"/>
-        </w:rPr>
-        <w:br/>
-        <w:t xml:space="preserve">   ↓</w:t>
-      </w:r>
-      <w:r>
-        <w:rPr>
-          <w:sz w:val="28"/>
-        </w:rPr>
-        <w:br/>
-        <w:t>Chunking</w:t>
-      </w:r>
-      <w:r>
-        <w:rPr>
-          <w:sz w:val="28"/>
-        </w:rPr>
-        <w:br/>
-        <w:t xml:space="preserve">   ↓</w:t>
-      </w:r>
-      <w:r>
-        <w:rPr>
-          <w:sz w:val="28"/>
-        </w:rPr>
-        <w:br/>
-        <w:t>Embeddings (Sentence Transformers)</w:t>
-      </w:r>
-      <w:r>
-        <w:rPr>
-          <w:sz w:val="28"/>
-        </w:rPr>
-        <w:br/>
-        <w:t xml:space="preserve">   ↓</w:t>
-      </w:r>
-      <w:r>
-        <w:rPr>
-          <w:sz w:val="28"/>
-        </w:rPr>
-        <w:br/>
-      </w:r>
-      <w:proofErr w:type="spellStart"/>
-      <w:r>
-        <w:rPr>
-          <w:sz w:val="28"/>
-        </w:rPr>
-        <w:t>ChromaDB</w:t>
-      </w:r>
-      <w:proofErr w:type="spellEnd"/>
-      <w:r>
-        <w:rPr>
-          <w:sz w:val="28"/>
-        </w:rPr>
-        <w:t xml:space="preserve"> Vector Store</w:t>
-      </w:r>
-      <w:r>
-        <w:rPr>
-          <w:sz w:val="28"/>
-        </w:rPr>
-        <w:br/>
-        <w:t xml:space="preserve">   ↓</w:t>
-      </w:r>
-      <w:r>
-        <w:rPr>
-          <w:sz w:val="28"/>
-        </w:rPr>
-        <w:br/>
-        <w:t>Similarity Search</w:t>
-      </w:r>
-      <w:r>
-        <w:rPr>
-          <w:sz w:val="28"/>
-        </w:rPr>
-        <w:br/>
-        <w:t xml:space="preserve">   ↓</w:t>
-      </w:r>
-      <w:r>
-        <w:rPr>
-          <w:sz w:val="28"/>
-        </w:rPr>
-        <w:br/>
-        <w:t>Context Retrieval</w:t>
-      </w:r>
-      <w:r>
-        <w:rPr>
-          <w:sz w:val="28"/>
-        </w:rPr>
-        <w:br/>
-        <w:t xml:space="preserve">   ↓</w:t>
-      </w:r>
-      <w:r>
-        <w:rPr>
-          <w:sz w:val="28"/>
-        </w:rPr>
-        <w:br/>
-        <w:t>LLM Response Generation</w:t>
-      </w:r>
-      <w:r>
-        <w:rPr>
-          <w:sz w:val="28"/>
-        </w:rPr>
-        <w:br/>
-        <w:t xml:space="preserve">   ↓</w:t>
-      </w:r>
-      <w:r>
-        <w:rPr>
-          <w:sz w:val="28"/>
-        </w:rPr>
-        <w:br/>
-        <w:t>Cited Answer Output</w:t>
-      </w:r>
-    </w:p>
-    <w:p>
-      <w:pPr>
-        <w:rPr>
-          <w:sz w:val="28"/>
-        </w:rPr>
-      </w:pPr>
-      <w:r>
-        <w:rPr>
-          <w:sz w:val="28"/>
-        </w:rPr>
-        <w:pict w14:anchorId="4428F36E">
-          <v:rect id="_x0000_i1163" style="width:0;height:1.5pt" o:hralign="center" o:hrstd="t" o:hr="t" fillcolor="#a0a0a0" stroked="f"/>
-        </w:pict>
-      </w:r>
-    </w:p>
-    <w:p>
-      <w:pPr>
-        <w:rPr>
-          <w:b/>
-          <w:bCs/>
-          <w:sz w:val="28"/>
-        </w:rPr>
-      </w:pPr>
-      <w:r>
-        <w:rPr>
-          <w:b/>
-          <w:bCs/>
-          <w:sz w:val="28"/>
-        </w:rPr>
-        <w:t>Design Decisions</w:t>
-      </w:r>
-    </w:p>
-    <w:p>
-      <w:pPr>
-        <w:numPr>
-          <w:ilvl w:val="0"/>
-          <w:numId w:val="15"/>
-        </w:numPr>
-        <w:rPr>
-          <w:sz w:val="28"/>
-        </w:rPr>
-      </w:pPr>
-      <w:r>
-        <w:rPr>
-          <w:sz w:val="28"/>
-        </w:rPr>
-        <w:t xml:space="preserve">Local embeddings ensure free and offline-compatible system </w:t>
-      </w:r>
-    </w:p>
-    <w:p>
-      <w:pPr>
-        <w:numPr>
-          <w:ilvl w:val="0"/>
-          <w:numId w:val="15"/>
-        </w:numPr>
-        <w:rPr>
-          <w:sz w:val="28"/>
-        </w:rPr>
-      </w:pPr>
-      <w:proofErr w:type="spellStart"/>
-      <w:r>
-        <w:rPr>
-          <w:sz w:val="28"/>
-        </w:rPr>
-        <w:lastRenderedPageBreak/>
-        <w:t>ChromaDB</w:t>
-      </w:r>
-      <w:proofErr w:type="spellEnd"/>
-      <w:r>
-        <w:rPr>
-          <w:sz w:val="28"/>
-        </w:rPr>
-        <w:t xml:space="preserve"> removes dependency on external vector services </w:t>
-      </w:r>
-    </w:p>
-    <w:p>
-      <w:pPr>
-        <w:numPr>
-          <w:ilvl w:val="0"/>
-          <w:numId w:val="15"/>
-        </w:numPr>
-        <w:rPr>
-          <w:sz w:val="28"/>
-        </w:rPr>
-      </w:pPr>
-      <w:r>
-        <w:rPr>
-          <w:sz w:val="28"/>
-        </w:rPr>
-        <w:t xml:space="preserve">Strict prompt ensures answers stay within provided context </w:t>
-      </w:r>
-    </w:p>
-    <w:p>
-      <w:pPr>
-        <w:numPr>
-          <w:ilvl w:val="0"/>
-          <w:numId w:val="15"/>
-        </w:numPr>
-        <w:rPr>
-          <w:sz w:val="28"/>
-        </w:rPr>
-      </w:pPr>
-      <w:r>
-        <w:rPr>
-          <w:sz w:val="28"/>
-        </w:rPr>
-        <w:t xml:space="preserve">Metadata enables page-level citations </w:t>
-      </w:r>
-    </w:p>
-    <w:p>
-      <w:pPr>
-        <w:numPr>
-          <w:ilvl w:val="0"/>
-          <w:numId w:val="15"/>
-        </w:numPr>
-        <w:rPr>
-          <w:sz w:val="28"/>
-        </w:rPr>
-      </w:pPr>
-      <w:r>
-        <w:rPr>
-          <w:sz w:val="28"/>
-        </w:rPr>
-        <w:t xml:space="preserve">Fallback response prevents hallucination </w:t>
-      </w:r>
-    </w:p>
-    <w:p>
-      <w:pPr>
-        <w:rPr>
-          <w:sz w:val="28"/>
-        </w:rPr>
-      </w:pPr>
-      <w:r>
-        <w:rPr>
-          <w:sz w:val="28"/>
-        </w:rPr>
-        <w:pict w14:anchorId="720FA14B">
-          <v:rect id="_x0000_i1164" style="width:0;height:1.5pt" o:hralign="center" o:hrstd="t" o:hr="t" fillcolor="#a0a0a0" stroked="f"/>
-        </w:pict>
-      </w:r>
-    </w:p>
-    <w:p>
-      <w:pPr>
-        <w:rPr>
-          <w:b/>
-          <w:bCs/>
-          <w:sz w:val="28"/>
-        </w:rPr>
-      </w:pPr>
-      <w:r>
-        <w:rPr>
-          <w:b/>
-          <w:bCs/>
+          <w:sz w:val="28"/>
+        </w:rPr>
+      </w:pPr>
+      <w:r>
+        <w:rPr>
           <w:sz w:val="28"/>
         </w:rPr>
         <w:t>4. Tools, Frameworks, and Technologies</w:t>
@@ -1914,18 +1584,14 @@
     <w:p>
       <w:pPr>
         <w:rPr>
-          <w:b/>
-          <w:bCs/>
-          <w:sz w:val="28"/>
-        </w:rPr>
-      </w:pPr>
-      <w:r>
-        <w:rPr>
-          <w:b/>
-          <w:bCs/>
-          <w:sz w:val="28"/>
-        </w:rPr>
-        <w:t>Core Technologies</w:t>
+          <w:sz w:val="28"/>
+        </w:rPr>
+      </w:pPr>
+      <w:r>
+        <w:rPr>
+          <w:sz w:val="28"/>
+        </w:rPr>
+        <w:t>Core Stack</w:t>
       </w:r>
     </w:p>
     <w:tbl>
@@ -1941,9 +1607,9 @@
         <w:tblLook w:val="04A0" w:firstRow="1" w:lastRow="0" w:firstColumn="1" w:lastColumn="0" w:noHBand="0" w:noVBand="1"/>
       </w:tblPr>
       <w:tblGrid>
-        <w:gridCol w:w="1473"/>
-        <w:gridCol w:w="4789"/>
-        <w:gridCol w:w="2177"/>
+        <w:gridCol w:w="1934"/>
+        <w:gridCol w:w="4774"/>
+        <w:gridCol w:w="2174"/>
       </w:tblGrid>
       <w:tr>
         <w:trPr>
@@ -1959,17 +1625,14 @@
           <w:p>
             <w:pPr>
               <w:rPr>
-                <w:b/>
-                <w:bCs/>
                 <w:sz w:val="28"/>
               </w:rPr>
             </w:pPr>
             <w:r>
               <w:rPr>
-                <w:b/>
-                <w:bCs/>
-                <w:sz w:val="28"/>
-              </w:rPr>
+                <w:sz w:val="28"/>
+              </w:rPr>
+              <w:lastRenderedPageBreak/>
               <w:t>Component</w:t>
             </w:r>
           </w:p>
@@ -1983,15 +1646,11 @@
           <w:p>
             <w:pPr>
               <w:rPr>
-                <w:b/>
-                <w:bCs/>
                 <w:sz w:val="28"/>
               </w:rPr>
             </w:pPr>
             <w:r>
               <w:rPr>
-                <w:b/>
-                <w:bCs/>
                 <w:sz w:val="28"/>
               </w:rPr>
               <w:t>Technology</w:t>
@@ -2007,15 +1666,11 @@
           <w:p>
             <w:pPr>
               <w:rPr>
-                <w:b/>
-                <w:bCs/>
                 <w:sz w:val="28"/>
               </w:rPr>
             </w:pPr>
             <w:r>
               <w:rPr>
-                <w:b/>
-                <w:bCs/>
                 <w:sz w:val="28"/>
               </w:rPr>
               <w:t>Purpose</w:t>
@@ -2173,7 +1828,7 @@
               <w:rPr>
                 <w:sz w:val="28"/>
               </w:rPr>
-              <w:t>Vector DB</w:t>
+              <w:t>Vector Database</w:t>
             </w:r>
           </w:p>
         </w:tc>
@@ -2240,7 +1895,7 @@
               <w:rPr>
                 <w:sz w:val="28"/>
               </w:rPr>
-              <w:t>PDF Parsing</w:t>
+              <w:t>PDF Processing</w:t>
             </w:r>
           </w:p>
         </w:tc>
@@ -2414,7 +2069,7 @@
               <w:rPr>
                 <w:sz w:val="28"/>
               </w:rPr>
-              <w:t>Hosting</w:t>
+              <w:t>Cloud hosting</w:t>
             </w:r>
           </w:p>
         </w:tc>
@@ -2430,26 +2085,22 @@
         <w:rPr>
           <w:sz w:val="28"/>
         </w:rPr>
-        <w:pict w14:anchorId="5CABAE62">
-          <v:rect id="_x0000_i1165" style="width:0;height:1.5pt" o:hralign="center" o:hrstd="t" o:hr="t" fillcolor="#a0a0a0" stroked="f"/>
+        <w:pict w14:anchorId="06F079C7">
+          <v:rect id="_x0000_i1282" style="width:0;height:1.5pt" o:hralign="center" o:hrstd="t" o:hr="t" fillcolor="#a0a0a0" stroked="f"/>
         </w:pict>
       </w:r>
     </w:p>
     <w:p>
       <w:pPr>
         <w:rPr>
-          <w:b/>
-          <w:bCs/>
-          <w:sz w:val="28"/>
-        </w:rPr>
-      </w:pPr>
-      <w:r>
-        <w:rPr>
-          <w:b/>
-          <w:bCs/>
-          <w:sz w:val="28"/>
-        </w:rPr>
-        <w:t>Infrastructure</w:t>
+          <w:sz w:val="28"/>
+        </w:rPr>
+      </w:pPr>
+      <w:r>
+        <w:rPr>
+          <w:sz w:val="28"/>
+        </w:rPr>
+        <w:t>System Configuration</w:t>
       </w:r>
     </w:p>
     <w:tbl>
@@ -2466,7 +2117,7 @@
       </w:tblPr>
       <w:tblGrid>
         <w:gridCol w:w="2161"/>
-        <w:gridCol w:w="3260"/>
+        <w:gridCol w:w="4015"/>
       </w:tblGrid>
       <w:tr>
         <w:trPr>
@@ -2482,15 +2133,11 @@
           <w:p>
             <w:pPr>
               <w:rPr>
-                <w:b/>
-                <w:bCs/>
                 <w:sz w:val="28"/>
               </w:rPr>
             </w:pPr>
             <w:r>
               <w:rPr>
-                <w:b/>
-                <w:bCs/>
                 <w:sz w:val="28"/>
               </w:rPr>
               <w:t>Component</w:t>
@@ -2506,15 +2153,11 @@
           <w:p>
             <w:pPr>
               <w:rPr>
-                <w:b/>
-                <w:bCs/>
                 <w:sz w:val="28"/>
               </w:rPr>
             </w:pPr>
             <w:r>
               <w:rPr>
-                <w:b/>
-                <w:bCs/>
                 <w:sz w:val="28"/>
               </w:rPr>
               <w:t>Specification</w:t>
@@ -2542,7 +2185,7 @@
               <w:rPr>
                 <w:sz w:val="28"/>
               </w:rPr>
-              <w:t>Vector DB</w:t>
+              <w:t>Embedding Model</w:t>
             </w:r>
           </w:p>
         </w:tc>
@@ -2562,16 +2205,8 @@
               <w:rPr>
                 <w:sz w:val="28"/>
               </w:rPr>
-              <w:t xml:space="preserve">Local </w:t>
+              <w:t>all-MiniLM-L6-v2 (384 dimensions)</w:t>
             </w:r>
-            <w:proofErr w:type="spellStart"/>
-            <w:r>
-              <w:rPr>
-                <w:sz w:val="28"/>
-              </w:rPr>
-              <w:t>ChromaDB</w:t>
-            </w:r>
-            <w:proofErr w:type="spellEnd"/>
           </w:p>
         </w:tc>
       </w:tr>
@@ -2595,7 +2230,7 @@
               <w:rPr>
                 <w:sz w:val="28"/>
               </w:rPr>
-              <w:t>Embedding Model</w:t>
+              <w:t>Vector Store</w:t>
             </w:r>
           </w:p>
         </w:tc>
@@ -2611,11 +2246,19 @@
                 <w:sz w:val="28"/>
               </w:rPr>
             </w:pPr>
+            <w:proofErr w:type="spellStart"/>
             <w:r>
               <w:rPr>
                 <w:sz w:val="28"/>
               </w:rPr>
-              <w:t>all-MiniLM-L6-v2 (384 dims)</w:t>
+              <w:t>ChromaDB</w:t>
+            </w:r>
+            <w:proofErr w:type="spellEnd"/>
+            <w:r>
+              <w:rPr>
+                <w:sz w:val="28"/>
+              </w:rPr>
+              <w:t xml:space="preserve"> (local persistent mode)</w:t>
             </w:r>
           </w:p>
         </w:tc>
@@ -2729,46 +2372,29 @@
         <w:rPr>
           <w:sz w:val="28"/>
         </w:rPr>
-        <w:pict w14:anchorId="414DD46C">
-          <v:rect id="_x0000_i1166" style="width:0;height:1.5pt" o:hralign="center" o:hrstd="t" o:hr="t" fillcolor="#a0a0a0" stroked="f"/>
+        <w:pict w14:anchorId="527C6C3B">
+          <v:rect id="_x0000_i1283" style="width:0;height:1.5pt" o:hralign="center" o:hrstd="t" o:hr="t" fillcolor="#a0a0a0" stroked="f"/>
         </w:pict>
       </w:r>
     </w:p>
     <w:p>
       <w:pPr>
         <w:rPr>
-          <w:b/>
-          <w:bCs/>
-          <w:sz w:val="28"/>
-        </w:rPr>
-      </w:pPr>
-      <w:r>
-        <w:rPr>
-          <w:b/>
-          <w:bCs/>
-          <w:sz w:val="28"/>
-        </w:rPr>
-        <w:t>Using the Chatbot</w:t>
-      </w:r>
-    </w:p>
-    <w:p>
-      <w:pPr>
-        <w:rPr>
-          <w:sz w:val="28"/>
-        </w:rPr>
-      </w:pPr>
-      <w:r>
-        <w:rPr>
-          <w:sz w:val="28"/>
-        </w:rPr>
-        <w:t>Try asking:</w:t>
+          <w:sz w:val="28"/>
+        </w:rPr>
+      </w:pPr>
+      <w:r>
+        <w:rPr>
+          <w:sz w:val="28"/>
+        </w:rPr>
+        <w:t>Example User Queries</w:t>
       </w:r>
     </w:p>
     <w:p>
       <w:pPr>
         <w:numPr>
           <w:ilvl w:val="0"/>
-          <w:numId w:val="16"/>
+          <w:numId w:val="26"/>
         </w:numPr>
         <w:rPr>
           <w:sz w:val="28"/>
@@ -2778,14 +2404,28 @@
         <w:rPr>
           <w:sz w:val="28"/>
         </w:rPr>
-        <w:t xml:space="preserve">“What is a Python function?” </w:t>
+        <w:t xml:space="preserve">What is </w:t>
+      </w:r>
+      <w:proofErr w:type="gramStart"/>
+      <w:r>
+        <w:rPr>
+          <w:sz w:val="28"/>
+        </w:rPr>
+        <w:t>a Python</w:t>
+      </w:r>
+      <w:proofErr w:type="gramEnd"/>
+      <w:r>
+        <w:rPr>
+          <w:sz w:val="28"/>
+        </w:rPr>
+        <w:t xml:space="preserve"> function? </w:t>
       </w:r>
     </w:p>
     <w:p>
       <w:pPr>
         <w:numPr>
           <w:ilvl w:val="0"/>
-          <w:numId w:val="16"/>
+          <w:numId w:val="26"/>
         </w:numPr>
         <w:rPr>
           <w:sz w:val="28"/>
@@ -2795,14 +2435,14 @@
         <w:rPr>
           <w:sz w:val="28"/>
         </w:rPr>
-        <w:t xml:space="preserve">“Explain Linux file permissions” </w:t>
+        <w:t xml:space="preserve">Explain Linux file permissions </w:t>
       </w:r>
     </w:p>
     <w:p>
       <w:pPr>
         <w:numPr>
           <w:ilvl w:val="0"/>
-          <w:numId w:val="16"/>
+          <w:numId w:val="26"/>
         </w:numPr>
         <w:rPr>
           <w:sz w:val="28"/>
@@ -2812,14 +2452,14 @@
         <w:rPr>
           <w:sz w:val="28"/>
         </w:rPr>
-        <w:t xml:space="preserve">“What is object-oriented programming?” </w:t>
+        <w:t xml:space="preserve">What is object-oriented programming? </w:t>
       </w:r>
     </w:p>
     <w:p>
       <w:pPr>
         <w:numPr>
           <w:ilvl w:val="0"/>
-          <w:numId w:val="16"/>
+          <w:numId w:val="26"/>
         </w:numPr>
         <w:rPr>
           <w:sz w:val="28"/>
@@ -2829,14 +2469,14 @@
         <w:rPr>
           <w:sz w:val="28"/>
         </w:rPr>
-        <w:t xml:space="preserve">“Summarize inheritance in Python” </w:t>
+        <w:t xml:space="preserve">Summarize inheritance in Python </w:t>
       </w:r>
     </w:p>
     <w:p>
       <w:pPr>
         <w:numPr>
           <w:ilvl w:val="0"/>
-          <w:numId w:val="16"/>
+          <w:numId w:val="26"/>
         </w:numPr>
         <w:rPr>
           <w:sz w:val="28"/>
@@ -2846,56 +2486,62 @@
         <w:rPr>
           <w:sz w:val="28"/>
         </w:rPr>
-        <w:t xml:space="preserve">“What is not found in the documents?” </w:t>
-      </w:r>
-    </w:p>
-    <w:p>
-      <w:pPr>
-        <w:rPr>
-          <w:sz w:val="28"/>
-        </w:rPr>
-      </w:pPr>
-      <w:r>
-        <w:rPr>
-          <w:sz w:val="28"/>
-        </w:rPr>
-        <w:pict w14:anchorId="61DAFF82">
-          <v:rect id="_x0000_i1167" style="width:0;height:1.5pt" o:hralign="center" o:hrstd="t" o:hr="t" fillcolor="#a0a0a0" stroked="f"/>
+        <w:t xml:space="preserve">Explain concepts from uploaded </w:t>
+      </w:r>
+      <w:proofErr w:type="gramStart"/>
+      <w:r>
+        <w:rPr>
+          <w:sz w:val="28"/>
+        </w:rPr>
+        <w:t>document</w:t>
+      </w:r>
+      <w:proofErr w:type="gramEnd"/>
+      <w:r>
+        <w:rPr>
+          <w:sz w:val="28"/>
+        </w:rPr>
+        <w:t xml:space="preserve"> </w:t>
+      </w:r>
+    </w:p>
+    <w:p>
+      <w:pPr>
+        <w:rPr>
+          <w:sz w:val="28"/>
+        </w:rPr>
+      </w:pPr>
+      <w:r>
+        <w:rPr>
+          <w:sz w:val="28"/>
+        </w:rPr>
+        <w:pict w14:anchorId="0A510255">
+          <v:rect id="_x0000_i1284" style="width:0;height:1.5pt" o:hralign="center" o:hrstd="t" o:hr="t" fillcolor="#a0a0a0" stroked="f"/>
         </w:pict>
       </w:r>
     </w:p>
     <w:p>
       <w:pPr>
         <w:rPr>
-          <w:b/>
-          <w:bCs/>
-          <w:sz w:val="28"/>
-        </w:rPr>
-      </w:pPr>
-      <w:r>
-        <w:rPr>
-          <w:b/>
-          <w:bCs/>
-          <w:sz w:val="28"/>
-        </w:rPr>
-        <w:t>Evaluation</w:t>
-      </w:r>
-    </w:p>
-    <w:p>
-      <w:pPr>
-        <w:rPr>
-          <w:b/>
-          <w:bCs/>
-          <w:sz w:val="28"/>
-        </w:rPr>
-      </w:pPr>
-      <w:r>
-        <w:rPr>
-          <w:b/>
-          <w:bCs/>
-          <w:sz w:val="28"/>
-        </w:rPr>
-        <w:t>Metrics</w:t>
+          <w:sz w:val="28"/>
+        </w:rPr>
+      </w:pPr>
+      <w:r>
+        <w:rPr>
+          <w:sz w:val="28"/>
+        </w:rPr>
+        <w:t>5. Evaluation Criteria</w:t>
+      </w:r>
+    </w:p>
+    <w:p>
+      <w:pPr>
+        <w:rPr>
+          <w:sz w:val="28"/>
+        </w:rPr>
+      </w:pPr>
+      <w:r>
+        <w:rPr>
+          <w:sz w:val="28"/>
+        </w:rPr>
+        <w:t>Performance Metrics</w:t>
       </w:r>
     </w:p>
     <w:tbl>
@@ -2912,7 +2558,7 @@
       </w:tblPr>
       <w:tblGrid>
         <w:gridCol w:w="1844"/>
-        <w:gridCol w:w="2590"/>
+        <w:gridCol w:w="2939"/>
         <w:gridCol w:w="1101"/>
       </w:tblGrid>
       <w:tr>
@@ -2929,18 +2575,13 @@
           <w:p>
             <w:pPr>
               <w:rPr>
-                <w:b/>
-                <w:bCs/>
                 <w:sz w:val="28"/>
               </w:rPr>
             </w:pPr>
             <w:r>
               <w:rPr>
-                <w:b/>
-                <w:bCs/>
-                <w:sz w:val="28"/>
-              </w:rPr>
-              <w:lastRenderedPageBreak/>
+                <w:sz w:val="28"/>
+              </w:rPr>
               <w:t>Metric</w:t>
             </w:r>
           </w:p>
@@ -2954,15 +2595,11 @@
           <w:p>
             <w:pPr>
               <w:rPr>
-                <w:b/>
-                <w:bCs/>
                 <w:sz w:val="28"/>
               </w:rPr>
             </w:pPr>
             <w:r>
               <w:rPr>
-                <w:b/>
-                <w:bCs/>
                 <w:sz w:val="28"/>
               </w:rPr>
               <w:t>Description</w:t>
@@ -2978,15 +2615,11 @@
           <w:p>
             <w:pPr>
               <w:rPr>
-                <w:b/>
-                <w:bCs/>
                 <w:sz w:val="28"/>
               </w:rPr>
             </w:pPr>
             <w:r>
               <w:rPr>
-                <w:b/>
-                <w:bCs/>
                 <w:sz w:val="28"/>
               </w:rPr>
               <w:t>Target</w:t>
@@ -3034,7 +2667,7 @@
               <w:rPr>
                 <w:sz w:val="28"/>
               </w:rPr>
-              <w:t>Correctness of answer</w:t>
+              <w:t>Correctness of responses</w:t>
             </w:r>
           </w:p>
         </w:tc>
@@ -3099,7 +2732,7 @@
               <w:rPr>
                 <w:sz w:val="28"/>
               </w:rPr>
-              <w:t>Match to question</w:t>
+              <w:t>Alignment with question</w:t>
             </w:r>
           </w:p>
         </w:tc>
@@ -3164,7 +2797,7 @@
               <w:rPr>
                 <w:sz w:val="28"/>
               </w:rPr>
-              <w:t>Uses only documents</w:t>
+              <w:t>Uses only document data</w:t>
             </w:r>
           </w:p>
         </w:tc>
@@ -3229,7 +2862,7 @@
               <w:rPr>
                 <w:sz w:val="28"/>
               </w:rPr>
-              <w:t>Source + page shown</w:t>
+              <w:t>Includes page references</w:t>
             </w:r>
           </w:p>
         </w:tc>
@@ -3265,25 +2898,22 @@
         <w:rPr>
           <w:sz w:val="28"/>
         </w:rPr>
-        <w:pict w14:anchorId="29891AFC">
-          <v:rect id="_x0000_i1168" style="width:0;height:1.5pt" o:hralign="center" o:hrstd="t" o:hr="t" fillcolor="#a0a0a0" stroked="f"/>
+        <w:pict w14:anchorId="60D323C2">
+          <v:rect id="_x0000_i1285" style="width:0;height:1.5pt" o:hralign="center" o:hrstd="t" o:hr="t" fillcolor="#a0a0a0" stroked="f"/>
         </w:pict>
       </w:r>
     </w:p>
     <w:p>
       <w:pPr>
         <w:rPr>
-          <w:b/>
-          <w:bCs/>
-          <w:sz w:val="28"/>
-        </w:rPr>
-      </w:pPr>
-      <w:r>
-        <w:rPr>
-          <w:b/>
-          <w:bCs/>
-          <w:sz w:val="28"/>
-        </w:rPr>
+          <w:sz w:val="28"/>
+        </w:rPr>
+      </w:pPr>
+      <w:r>
+        <w:rPr>
+          <w:sz w:val="28"/>
+        </w:rPr>
+        <w:lastRenderedPageBreak/>
         <w:t>Test Categories</w:t>
       </w:r>
     </w:p>
@@ -3291,7 +2921,7 @@
       <w:pPr>
         <w:numPr>
           <w:ilvl w:val="0"/>
-          <w:numId w:val="17"/>
+          <w:numId w:val="27"/>
         </w:numPr>
         <w:rPr>
           <w:sz w:val="28"/>
@@ -3308,7 +2938,7 @@
       <w:pPr>
         <w:numPr>
           <w:ilvl w:val="0"/>
-          <w:numId w:val="17"/>
+          <w:numId w:val="27"/>
         </w:numPr>
         <w:rPr>
           <w:sz w:val="28"/>
@@ -3318,14 +2948,14 @@
         <w:rPr>
           <w:sz w:val="28"/>
         </w:rPr>
-        <w:t xml:space="preserve">Linux Basics </w:t>
+        <w:t xml:space="preserve">Linux Fundamentals </w:t>
       </w:r>
     </w:p>
     <w:p>
       <w:pPr>
         <w:numPr>
           <w:ilvl w:val="0"/>
-          <w:numId w:val="17"/>
+          <w:numId w:val="27"/>
         </w:numPr>
         <w:rPr>
           <w:sz w:val="28"/>
@@ -3335,39 +2965,35 @@
         <w:rPr>
           <w:sz w:val="28"/>
         </w:rPr>
-        <w:t xml:space="preserve">Data Science Fundamentals </w:t>
-      </w:r>
-    </w:p>
-    <w:p>
-      <w:pPr>
-        <w:rPr>
-          <w:sz w:val="28"/>
-        </w:rPr>
-      </w:pPr>
-      <w:r>
-        <w:rPr>
-          <w:sz w:val="28"/>
-        </w:rPr>
-        <w:pict w14:anchorId="0BDCF996">
-          <v:rect id="_x0000_i1169" style="width:0;height:1.5pt" o:hralign="center" o:hrstd="t" o:hr="t" fillcolor="#a0a0a0" stroked="f"/>
+        <w:t xml:space="preserve">Data Science Basics </w:t>
+      </w:r>
+    </w:p>
+    <w:p>
+      <w:pPr>
+        <w:rPr>
+          <w:sz w:val="28"/>
+        </w:rPr>
+      </w:pPr>
+      <w:r>
+        <w:rPr>
+          <w:sz w:val="28"/>
+        </w:rPr>
+        <w:pict w14:anchorId="1F0FC21D">
+          <v:rect id="_x0000_i1286" style="width:0;height:1.5pt" o:hralign="center" o:hrstd="t" o:hr="t" fillcolor="#a0a0a0" stroked="f"/>
         </w:pict>
       </w:r>
     </w:p>
     <w:p>
       <w:pPr>
         <w:rPr>
-          <w:b/>
-          <w:bCs/>
-          <w:sz w:val="28"/>
-        </w:rPr>
-      </w:pPr>
-      <w:r>
-        <w:rPr>
-          <w:b/>
-          <w:bCs/>
-          <w:sz w:val="28"/>
-        </w:rPr>
-        <w:t>LLM Settings</w:t>
+          <w:sz w:val="28"/>
+        </w:rPr>
+      </w:pPr>
+      <w:r>
+        <w:rPr>
+          <w:sz w:val="28"/>
+        </w:rPr>
+        <w:t>Model Configuration (Optional Extension)</w:t>
       </w:r>
     </w:p>
     <w:tbl>
@@ -3383,8 +3009,8 @@
         <w:tblLook w:val="04A0" w:firstRow="1" w:lastRow="0" w:firstColumn="1" w:lastColumn="0" w:noHBand="0" w:noVBand="1"/>
       </w:tblPr>
       <w:tblGrid>
-        <w:gridCol w:w="1847"/>
-        <w:gridCol w:w="5590"/>
+        <w:gridCol w:w="1776"/>
+        <w:gridCol w:w="3411"/>
       </w:tblGrid>
       <w:tr>
         <w:trPr>
@@ -3400,15 +3026,11 @@
           <w:p>
             <w:pPr>
               <w:rPr>
-                <w:b/>
-                <w:bCs/>
                 <w:sz w:val="28"/>
               </w:rPr>
             </w:pPr>
             <w:r>
               <w:rPr>
-                <w:b/>
-                <w:bCs/>
                 <w:sz w:val="28"/>
               </w:rPr>
               <w:t>Setting</w:t>
@@ -3424,15 +3046,11 @@
           <w:p>
             <w:pPr>
               <w:rPr>
-                <w:b/>
-                <w:bCs/>
                 <w:sz w:val="28"/>
               </w:rPr>
             </w:pPr>
             <w:r>
               <w:rPr>
-                <w:b/>
-                <w:bCs/>
                 <w:sz w:val="28"/>
               </w:rPr>
               <w:t>Value</w:t>
@@ -3460,7 +3078,7 @@
               <w:rPr>
                 <w:sz w:val="28"/>
               </w:rPr>
-              <w:t>Model</w:t>
+              <w:t>Model Type</w:t>
             </w:r>
           </w:p>
         </w:tc>
@@ -3480,7 +3098,7 @@
               <w:rPr>
                 <w:sz w:val="28"/>
               </w:rPr>
-              <w:t>Hugging Face Inference Model (Qwen or Mistral)</w:t>
+              <w:t>Retrieval-based system (RAG)</w:t>
             </w:r>
           </w:p>
         </w:tc>
@@ -3546,11 +3164,19 @@
                 <w:sz w:val="28"/>
               </w:rPr>
             </w:pPr>
+            <w:proofErr w:type="gramStart"/>
             <w:r>
               <w:rPr>
                 <w:sz w:val="28"/>
               </w:rPr>
-              <w:t>Context Chunks</w:t>
+              <w:t>Top-K</w:t>
+            </w:r>
+            <w:proofErr w:type="gramEnd"/>
+            <w:r>
+              <w:rPr>
+                <w:sz w:val="28"/>
+              </w:rPr>
+              <w:t xml:space="preserve"> Retrieval</w:t>
             </w:r>
           </w:p>
         </w:tc>
@@ -3570,7 +3196,7 @@
               <w:rPr>
                 <w:sz w:val="28"/>
               </w:rPr>
-              <w:t>4</w:t>
+              <w:t>4 chunks</w:t>
             </w:r>
           </w:p>
         </w:tc>
@@ -3615,7 +3241,7 @@
               <w:rPr>
                 <w:sz w:val="28"/>
               </w:rPr>
-              <w:t>1000</w:t>
+              <w:t>1000 characters</w:t>
             </w:r>
           </w:p>
         </w:tc>
@@ -3640,7 +3266,7 @@
               <w:rPr>
                 <w:sz w:val="28"/>
               </w:rPr>
-              <w:t>Chunk Overlap</w:t>
+              <w:t>Overlap</w:t>
             </w:r>
           </w:p>
         </w:tc>
@@ -3660,7 +3286,7 @@
               <w:rPr>
                 <w:sz w:val="28"/>
               </w:rPr>
-              <w:t>200</w:t>
+              <w:t>200 characters</w:t>
             </w:r>
           </w:p>
         </w:tc>
@@ -3676,83 +3302,63 @@
         <w:rPr>
           <w:sz w:val="28"/>
         </w:rPr>
-        <w:pict w14:anchorId="375FA045">
-          <v:rect id="_x0000_i1170" style="width:0;height:1.5pt" o:hralign="center" o:hrstd="t" o:hr="t" fillcolor="#a0a0a0" stroked="f"/>
+        <w:pict w14:anchorId="3A9696F2">
+          <v:rect id="_x0000_i1287" style="width:0;height:1.5pt" o:hralign="center" o:hrstd="t" o:hr="t" fillcolor="#a0a0a0" stroked="f"/>
         </w:pict>
       </w:r>
     </w:p>
     <w:p>
       <w:pPr>
         <w:rPr>
-          <w:b/>
-          <w:bCs/>
-          <w:sz w:val="28"/>
-        </w:rPr>
-      </w:pPr>
-      <w:r>
-        <w:rPr>
-          <w:b/>
-          <w:bCs/>
-          <w:sz w:val="28"/>
-        </w:rPr>
-        <w:t>Acknowledgments</w:t>
+          <w:sz w:val="28"/>
+        </w:rPr>
+      </w:pPr>
+      <w:r>
+        <w:rPr>
+          <w:sz w:val="28"/>
+        </w:rPr>
+        <w:t>6. System Limitations</w:t>
       </w:r>
     </w:p>
     <w:p>
       <w:pPr>
         <w:numPr>
           <w:ilvl w:val="0"/>
-          <w:numId w:val="18"/>
+          <w:numId w:val="28"/>
         </w:numPr>
         <w:rPr>
           <w:sz w:val="28"/>
         </w:rPr>
       </w:pPr>
-      <w:proofErr w:type="spellStart"/>
-      <w:r>
-        <w:rPr>
-          <w:sz w:val="28"/>
-        </w:rPr>
-        <w:t>LangChain</w:t>
-      </w:r>
-      <w:proofErr w:type="spellEnd"/>
-      <w:r>
-        <w:rPr>
-          <w:sz w:val="28"/>
-        </w:rPr>
-        <w:t xml:space="preserve"> for RAG structure </w:t>
+      <w:r>
+        <w:rPr>
+          <w:sz w:val="28"/>
+        </w:rPr>
+        <w:t xml:space="preserve">Works best with text-based PDFs only </w:t>
       </w:r>
     </w:p>
     <w:p>
       <w:pPr>
         <w:numPr>
           <w:ilvl w:val="0"/>
-          <w:numId w:val="18"/>
+          <w:numId w:val="28"/>
         </w:numPr>
         <w:rPr>
           <w:sz w:val="28"/>
         </w:rPr>
       </w:pPr>
-      <w:proofErr w:type="spellStart"/>
-      <w:r>
-        <w:rPr>
-          <w:sz w:val="28"/>
-        </w:rPr>
-        <w:t>ChromaDB</w:t>
-      </w:r>
-      <w:proofErr w:type="spellEnd"/>
-      <w:r>
-        <w:rPr>
-          <w:sz w:val="28"/>
-        </w:rPr>
-        <w:t xml:space="preserve"> for vector storage </w:t>
+      <w:r>
+        <w:rPr>
+          <w:sz w:val="28"/>
+        </w:rPr>
+        <w:t xml:space="preserve">Does not support scanned documents (no OCR) </w:t>
       </w:r>
     </w:p>
     <w:p>
       <w:pPr>
         <w:numPr>
           <w:ilvl w:val="0"/>
-          <w:numId w:val="18"/>
+          <w:numId w:val="28"/>
         </w:numPr>
         <w:rPr>
           <w:sz w:val="28"/>
@@ -3762,39 +3368,59 @@
         <w:rPr>
           <w:sz w:val="28"/>
         </w:rPr>
-        <w:t xml:space="preserve">Sentence Transformers for embeddings </w:t>
+        <w:t xml:space="preserve">Limited memory across sessions </w:t>
       </w:r>
     </w:p>
     <w:p>
       <w:pPr>
         <w:numPr>
           <w:ilvl w:val="0"/>
-          <w:numId w:val="18"/>
+          <w:numId w:val="28"/>
         </w:numPr>
         <w:rPr>
           <w:sz w:val="28"/>
         </w:rPr>
       </w:pPr>
-      <w:proofErr w:type="spellStart"/>
-      <w:r>
-        <w:rPr>
-          <w:sz w:val="28"/>
-        </w:rPr>
-        <w:t>Gradio</w:t>
-      </w:r>
-      <w:proofErr w:type="spellEnd"/>
-      <w:r>
-        <w:rPr>
-          <w:sz w:val="28"/>
-        </w:rPr>
-        <w:t xml:space="preserve"> for UI framework </w:t>
+      <w:r>
+        <w:rPr>
+          <w:sz w:val="28"/>
+        </w:rPr>
+        <w:t xml:space="preserve">Single-user interaction model </w:t>
+      </w:r>
+    </w:p>
+    <w:p>
+      <w:pPr>
+        <w:rPr>
+          <w:sz w:val="28"/>
+        </w:rPr>
+      </w:pPr>
+      <w:r>
+        <w:rPr>
+          <w:sz w:val="28"/>
+        </w:rPr>
+        <w:pict w14:anchorId="3E299589">
+          <v:rect id="_x0000_i1288" style="width:0;height:1.5pt" o:hralign="center" o:hrstd="t" o:hr="t" fillcolor="#a0a0a0" stroked="f"/>
+        </w:pict>
+      </w:r>
+    </w:p>
+    <w:p>
+      <w:pPr>
+        <w:rPr>
+          <w:sz w:val="28"/>
+        </w:rPr>
+      </w:pPr>
+      <w:r>
+        <w:rPr>
+          <w:sz w:val="28"/>
+        </w:rPr>
+        <w:t>7. Future Improvements</w:t>
       </w:r>
     </w:p>
     <w:p>
       <w:pPr>
         <w:numPr>
           <w:ilvl w:val="0"/>
-          <w:numId w:val="18"/>
+          <w:numId w:val="29"/>
         </w:numPr>
         <w:rPr>
           <w:sz w:val="28"/>
@@ -3804,52 +3430,261 @@
         <w:rPr>
           <w:sz w:val="28"/>
         </w:rPr>
-        <w:t xml:space="preserve">Hugging Face for deployment </w:t>
-      </w:r>
-    </w:p>
-    <w:p>
-      <w:pPr>
-        <w:rPr>
-          <w:sz w:val="28"/>
-        </w:rPr>
-      </w:pPr>
-      <w:r>
-        <w:rPr>
-          <w:sz w:val="28"/>
-        </w:rPr>
-        <w:pict w14:anchorId="6A945A6B">
-          <v:rect id="_x0000_i1171" style="width:0;height:1.5pt" o:hralign="center" o:hrstd="t" o:hr="t" fillcolor="#a0a0a0" stroked="f"/>
+        <w:t xml:space="preserve">Add LLM-based response generation layer </w:t>
+      </w:r>
+    </w:p>
+    <w:p>
+      <w:pPr>
+        <w:numPr>
+          <w:ilvl w:val="0"/>
+          <w:numId w:val="29"/>
+        </w:numPr>
+        <w:rPr>
+          <w:sz w:val="28"/>
+        </w:rPr>
+      </w:pPr>
+      <w:r>
+        <w:rPr>
+          <w:sz w:val="28"/>
+        </w:rPr>
+        <w:t xml:space="preserve">Multi-document querying system </w:t>
+      </w:r>
+    </w:p>
+    <w:p>
+      <w:pPr>
+        <w:numPr>
+          <w:ilvl w:val="0"/>
+          <w:numId w:val="29"/>
+        </w:numPr>
+        <w:rPr>
+          <w:sz w:val="28"/>
+        </w:rPr>
+      </w:pPr>
+      <w:r>
+        <w:rPr>
+          <w:sz w:val="28"/>
+        </w:rPr>
+        <w:t xml:space="preserve">OCR support for scanned PDFs </w:t>
+      </w:r>
+    </w:p>
+    <w:p>
+      <w:pPr>
+        <w:numPr>
+          <w:ilvl w:val="0"/>
+          <w:numId w:val="29"/>
+        </w:numPr>
+        <w:rPr>
+          <w:sz w:val="28"/>
+        </w:rPr>
+      </w:pPr>
+      <w:r>
+        <w:rPr>
+          <w:sz w:val="28"/>
+        </w:rPr>
+        <w:t xml:space="preserve">Improved ranking and reranking of results </w:t>
+      </w:r>
+    </w:p>
+    <w:p>
+      <w:pPr>
+        <w:numPr>
+          <w:ilvl w:val="0"/>
+          <w:numId w:val="29"/>
+        </w:numPr>
+        <w:rPr>
+          <w:sz w:val="28"/>
+        </w:rPr>
+      </w:pPr>
+      <w:r>
+        <w:rPr>
+          <w:sz w:val="28"/>
+        </w:rPr>
+        <w:t xml:space="preserve">Chat memory and conversation history </w:t>
+      </w:r>
+    </w:p>
+    <w:p>
+      <w:pPr>
+        <w:rPr>
+          <w:sz w:val="28"/>
+        </w:rPr>
+      </w:pPr>
+      <w:r>
+        <w:rPr>
+          <w:sz w:val="28"/>
+        </w:rPr>
+        <w:pict w14:anchorId="5C5A7785">
+          <v:rect id="_x0000_i1289" style="width:0;height:1.5pt" o:hralign="center" o:hrstd="t" o:hr="t" fillcolor="#a0a0a0" stroked="f"/>
         </w:pict>
       </w:r>
     </w:p>
     <w:p>
       <w:pPr>
         <w:rPr>
-          <w:b/>
-          <w:bCs/>
-          <w:sz w:val="28"/>
-        </w:rPr>
-      </w:pPr>
-      <w:r>
-        <w:rPr>
-          <w:b/>
-          <w:bCs/>
-          <w:sz w:val="28"/>
-        </w:rPr>
-        <w:t>Disclaimer</w:t>
-      </w:r>
-    </w:p>
-    <w:p>
-      <w:pPr>
-        <w:rPr>
-          <w:sz w:val="28"/>
-        </w:rPr>
-      </w:pPr>
-      <w:r>
-        <w:rPr>
-          <w:sz w:val="28"/>
-        </w:rPr>
-        <w:t>This chatbot is designed for educational purposes only. It provides study support based strictly on uploaded course materials and is not a replacement for academic instruction or official course content.</w:t>
+          <w:sz w:val="28"/>
+        </w:rPr>
+      </w:pPr>
+      <w:r>
+        <w:rPr>
+          <w:sz w:val="28"/>
+        </w:rPr>
+        <w:t>8. Acknowledgements</w:t>
+      </w:r>
+    </w:p>
+    <w:p>
+      <w:pPr>
+        <w:numPr>
+          <w:ilvl w:val="0"/>
+          <w:numId w:val="30"/>
+        </w:numPr>
+        <w:rPr>
+          <w:sz w:val="28"/>
+        </w:rPr>
+      </w:pPr>
+      <w:proofErr w:type="spellStart"/>
+      <w:r>
+        <w:rPr>
+          <w:sz w:val="28"/>
+        </w:rPr>
+        <w:t>LangChain</w:t>
+      </w:r>
+      <w:proofErr w:type="spellEnd"/>
+      <w:r>
+        <w:rPr>
+          <w:sz w:val="28"/>
+        </w:rPr>
+        <w:t xml:space="preserve"> for RAG framework structure </w:t>
+      </w:r>
+    </w:p>
+    <w:p>
+      <w:pPr>
+        <w:numPr>
+          <w:ilvl w:val="0"/>
+          <w:numId w:val="30"/>
+        </w:numPr>
+        <w:rPr>
+          <w:sz w:val="28"/>
+        </w:rPr>
+      </w:pPr>
+      <w:proofErr w:type="spellStart"/>
+      <w:r>
+        <w:rPr>
+          <w:sz w:val="28"/>
+        </w:rPr>
+        <w:t>ChromaDB</w:t>
+      </w:r>
+      <w:proofErr w:type="spellEnd"/>
+      <w:r>
+        <w:rPr>
+          <w:sz w:val="28"/>
+        </w:rPr>
+        <w:t xml:space="preserve"> for vector storage </w:t>
+      </w:r>
+    </w:p>
+    <w:p>
+      <w:pPr>
+        <w:numPr>
+          <w:ilvl w:val="0"/>
+          <w:numId w:val="30"/>
+        </w:numPr>
+        <w:rPr>
+          <w:sz w:val="28"/>
+        </w:rPr>
+      </w:pPr>
+      <w:r>
+        <w:rPr>
+          <w:sz w:val="28"/>
+        </w:rPr>
+        <w:t xml:space="preserve">Sentence Transformers for embeddings </w:t>
+      </w:r>
+    </w:p>
+    <w:p>
+      <w:pPr>
+        <w:numPr>
+          <w:ilvl w:val="0"/>
+          <w:numId w:val="30"/>
+        </w:numPr>
+        <w:rPr>
+          <w:sz w:val="28"/>
+        </w:rPr>
+      </w:pPr>
+      <w:proofErr w:type="spellStart"/>
+      <w:r>
+        <w:rPr>
+          <w:sz w:val="28"/>
+        </w:rPr>
+        <w:t>Gradio</w:t>
+      </w:r>
+      <w:proofErr w:type="spellEnd"/>
+      <w:r>
+        <w:rPr>
+          <w:sz w:val="28"/>
+        </w:rPr>
+        <w:t xml:space="preserve"> for UI development </w:t>
+      </w:r>
+    </w:p>
+    <w:p>
+      <w:pPr>
+        <w:numPr>
+          <w:ilvl w:val="0"/>
+          <w:numId w:val="30"/>
+        </w:numPr>
+        <w:rPr>
+          <w:sz w:val="28"/>
+        </w:rPr>
+      </w:pPr>
+      <w:r>
+        <w:rPr>
+          <w:sz w:val="28"/>
+        </w:rPr>
+        <w:t xml:space="preserve">Hugging Face for deployment platform </w:t>
+      </w:r>
+    </w:p>
+    <w:p>
+      <w:pPr>
+        <w:rPr>
+          <w:sz w:val="28"/>
+        </w:rPr>
+      </w:pPr>
+      <w:r>
+        <w:rPr>
+          <w:sz w:val="28"/>
+        </w:rPr>
+        <w:pict w14:anchorId="15A7FF7D">
+          <v:rect id="_x0000_i1290" style="width:0;height:1.5pt" o:hralign="center" o:hrstd="t" o:hr="t" fillcolor="#a0a0a0" stroked="f"/>
+        </w:pict>
+      </w:r>
+    </w:p>
+    <w:p>
+      <w:pPr>
+        <w:rPr>
+          <w:sz w:val="28"/>
+        </w:rPr>
+      </w:pPr>
+      <w:r>
+        <w:rPr>
+          <w:sz w:val="28"/>
+        </w:rPr>
+        <w:t>9. Disclaimer</w:t>
+      </w:r>
+    </w:p>
+    <w:p>
+      <w:pPr>
+        <w:rPr>
+          <w:sz w:val="28"/>
+        </w:rPr>
+      </w:pPr>
+      <w:r>
+        <w:rPr>
+          <w:sz w:val="28"/>
+        </w:rPr>
+        <w:lastRenderedPageBreak/>
+        <w:t>This system is designed for educational purposes only.</w:t>
+      </w:r>
+      <w:r>
+        <w:rPr>
+          <w:sz w:val="28"/>
+        </w:rPr>
+        <w:br/>
+        <w:t>It provides study assistance based strictly on uploaded materials and is not a substitute for formal teaching or academic instruction.</w:t>
       </w:r>
     </w:p>
     <w:p/>
@@ -4365,6 +4200,453 @@
 <file path=word/numbering.xml><?xml version="1.0" encoding="utf-8"?>
 <w:numbering xmlns:wpc="http://schemas.microsoft.com/office/word/2010/wordprocessingCanvas" xmlns:cx="http://schemas.microsoft.com/office/drawing/2014/chartex" xmlns:cx1="http://schemas.microsoft.com/office/drawing/2015/9/8/chartex" xmlns:cx2="http://schemas.microsoft.com/office/drawing/2015/10/21/chartex" xmlns:cx3="http://schemas.microsoft.com/office/drawing/2016/5/9/chartex" xmlns:cx4="http://schemas.microsoft.com/office/drawing/2016/5/10/chartex" xmlns:cx5="http://schemas.microsoft.com/office/drawing/2016/5/11/chartex" xmlns:cx6="http://schemas.microsoft.com/office/drawing/2016/5/12/chartex" xmlns:cx7="http://schemas.microsoft.com/office/drawing/2016/5/13/chartex" xmlns:cx8="http://schemas.microsoft.com/office/drawing/2016/5/14/chartex" xmlns:mc="http://schemas.openxmlformats.org/markup-compatibility/2006" xmlns:aink="http://schemas.microsoft.com/office/drawing/2016/ink" xmlns:am3d="http://schemas.microsoft.com/office/drawing/2017/model3d" xmlns:o="urn:schemas-microsoft-com:office:office" xmlns:oel="http://schemas.microsoft.com/office/2019/extlst" xmlns:r="http://schemas.openxmlformats.org/officeDocument/2006/relationships" xmlns:m="http://schemas.openxmlformats.org/officeDocument/2006/math" xmlns:v="urn:schemas-microsoft-com:vml" xmlns:wp14="http://schemas.microsoft.com/office/word/2010/wordprocessingDrawing" xmlns:wp="http://schemas.openxmlformats.org/drawingml/2006/wordprocessingDrawing" xmlns:w10="urn:schemas-microsoft-com:office:word" xmlns:w="http://schemas.openxmlformats.org/wordprocessingml/2006/main" xmlns:w14="http://schemas.microsoft.com/office/word/2010/wordml" xmlns:w15="http://schemas.microsoft.com/office/word/2012/wordml" xmlns:w16cex="http://schemas.microsoft.com/office/word/2018/wordml/cex" xmlns:w16cid="http://schemas.microsoft.com/office/word/2016/wordml/cid" xmlns:w16="http://schemas.microsoft.com/office/word/2018/wordml" xmlns:w16du="http://schemas.microsoft.com/office/word/2023/wordml/word16du" xmlns:w16sdtdh="http://schemas.microsoft.com/office/word/2020/wordml/sdtdatahash" xmlns:w16sdtfl="http://schemas.microsoft.com/office/word/2024/wordml/sdtformatlock" xmlns:w16se="http://schemas.microsoft.com/office/word/2015/wordml/symex" xmlns:wpg="http://schemas.microsoft.com/office/word/2010/wordprocessingGroup" xmlns:wpi="http://schemas.microsoft.com/office/word/2010/wordprocessingInk" xmlns:wne="http://schemas.microsoft.com/office/word/2006/wordml" xmlns:wps="http://schemas.microsoft.com/office/word/2010/wordprocessingShape" mc:Ignorable="w14 w15 w16se w16cid w16 w16cex w16sdtdh w16sdtfl w16du wp14">
   <w:abstractNum w:abstractNumId="0" w15:restartNumberingAfterBreak="0">
+    <w:nsid w:val="05CC0F70"/>
+    <w:multiLevelType w:val="multilevel"/>
+    <w:tmpl w:val="F89C45EE"/>
+    <w:lvl w:ilvl="0">
+      <w:start w:val="1"/>
+      <w:numFmt w:val="bullet"/>
+      <w:lvlText w:val=""/>
+      <w:lvlJc w:val="left"/>
+      <w:pPr>
+        <w:tabs>
+          <w:tab w:val="num" w:pos="720"/>
+        </w:tabs>
+        <w:ind w:left="720" w:hanging="360"/>
+      </w:pPr>
+      <w:rPr>
+        <w:rFonts w:ascii="Symbol" w:hAnsi="Symbol" w:hint="default"/>
+        <w:sz w:val="20"/>
+      </w:rPr>
+    </w:lvl>
+    <w:lvl w:ilvl="1" w:tentative="1">
+      <w:start w:val="1"/>
+      <w:numFmt w:val="bullet"/>
+      <w:lvlText w:val="o"/>
+      <w:lvlJc w:val="left"/>
+      <w:pPr>
+        <w:tabs>
+          <w:tab w:val="num" w:pos="1440"/>
+        </w:tabs>
+        <w:ind w:left="1440" w:hanging="360"/>
+      </w:pPr>
+      <w:rPr>
+        <w:rFonts w:ascii="Courier New" w:hAnsi="Courier New" w:hint="default"/>
+        <w:sz w:val="20"/>
+      </w:rPr>
+    </w:lvl>
+    <w:lvl w:ilvl="2" w:tentative="1">
+      <w:start w:val="1"/>
+      <w:numFmt w:val="bullet"/>
+      <w:lvlText w:val=""/>
+      <w:lvlJc w:val="left"/>
+      <w:pPr>
+        <w:tabs>
+          <w:tab w:val="num" w:pos="2160"/>
+        </w:tabs>
+        <w:ind w:left="2160" w:hanging="360"/>
+      </w:pPr>
+      <w:rPr>
+        <w:rFonts w:ascii="Wingdings" w:hAnsi="Wingdings" w:hint="default"/>
+        <w:sz w:val="20"/>
+      </w:rPr>
+    </w:lvl>
+    <w:lvl w:ilvl="3" w:tentative="1">
+      <w:start w:val="1"/>
+      <w:numFmt w:val="bullet"/>
+      <w:lvlText w:val=""/>
+      <w:lvlJc w:val="left"/>
+      <w:pPr>
+        <w:tabs>
+          <w:tab w:val="num" w:pos="2880"/>
+        </w:tabs>
+        <w:ind w:left="2880" w:hanging="360"/>
+      </w:pPr>
+      <w:rPr>
+        <w:rFonts w:ascii="Wingdings" w:hAnsi="Wingdings" w:hint="default"/>
+        <w:sz w:val="20"/>
+      </w:rPr>
+    </w:lvl>
+    <w:lvl w:ilvl="4" w:tentative="1">
+      <w:start w:val="1"/>
+      <w:numFmt w:val="bullet"/>
+      <w:lvlText w:val=""/>
+      <w:lvlJc w:val="left"/>
+      <w:pPr>
+        <w:tabs>
+          <w:tab w:val="num" w:pos="3600"/>
+        </w:tabs>
+        <w:ind w:left="3600" w:hanging="360"/>
+      </w:pPr>
+      <w:rPr>
+        <w:rFonts w:ascii="Wingdings" w:hAnsi="Wingdings" w:hint="default"/>
+        <w:sz w:val="20"/>
+      </w:rPr>
+    </w:lvl>
+    <w:lvl w:ilvl="5" w:tentative="1">
+      <w:start w:val="1"/>
+      <w:numFmt w:val="bullet"/>
+      <w:lvlText w:val=""/>
+      <w:lvlJc w:val="left"/>
+      <w:pPr>
+        <w:tabs>
+          <w:tab w:val="num" w:pos="4320"/>
+        </w:tabs>
+        <w:ind w:left="4320" w:hanging="360"/>
+      </w:pPr>
+      <w:rPr>
+        <w:rFonts w:ascii="Wingdings" w:hAnsi="Wingdings" w:hint="default"/>
+        <w:sz w:val="20"/>
+      </w:rPr>
+    </w:lvl>
+    <w:lvl w:ilvl="6" w:tentative="1">
+      <w:start w:val="1"/>
+      <w:numFmt w:val="bullet"/>
+      <w:lvlText w:val=""/>
+      <w:lvlJc w:val="left"/>
+      <w:pPr>
+        <w:tabs>
+          <w:tab w:val="num" w:pos="5040"/>
+        </w:tabs>
+        <w:ind w:left="5040" w:hanging="360"/>
+      </w:pPr>
+      <w:rPr>
+        <w:rFonts w:ascii="Wingdings" w:hAnsi="Wingdings" w:hint="default"/>
+        <w:sz w:val="20"/>
+      </w:rPr>
+    </w:lvl>
+    <w:lvl w:ilvl="7" w:tentative="1">
+      <w:start w:val="1"/>
+      <w:numFmt w:val="bullet"/>
+      <w:lvlText w:val=""/>
+      <w:lvlJc w:val="left"/>
+      <w:pPr>
+        <w:tabs>
+          <w:tab w:val="num" w:pos="5760"/>
+        </w:tabs>
+        <w:ind w:left="5760" w:hanging="360"/>
+      </w:pPr>
+      <w:rPr>
+        <w:rFonts w:ascii="Wingdings" w:hAnsi="Wingdings" w:hint="default"/>
+        <w:sz w:val="20"/>
+      </w:rPr>
+    </w:lvl>
+    <w:lvl w:ilvl="8" w:tentative="1">
+      <w:start w:val="1"/>
+      <w:numFmt w:val="bullet"/>
+      <w:lvlText w:val=""/>
+      <w:lvlJc w:val="left"/>
+      <w:pPr>
+        <w:tabs>
+          <w:tab w:val="num" w:pos="6480"/>
+        </w:tabs>
+        <w:ind w:left="6480" w:hanging="360"/>
+      </w:pPr>
+      <w:rPr>
+        <w:rFonts w:ascii="Wingdings" w:hAnsi="Wingdings" w:hint="default"/>
+        <w:sz w:val="20"/>
+      </w:rPr>
+    </w:lvl>
+  </w:abstractNum>
+  <w:abstractNum w:abstractNumId="1" w15:restartNumberingAfterBreak="0">
+    <w:nsid w:val="11A6426B"/>
+    <w:multiLevelType w:val="multilevel"/>
+    <w:tmpl w:val="665AFF60"/>
+    <w:lvl w:ilvl="0">
+      <w:start w:val="1"/>
+      <w:numFmt w:val="bullet"/>
+      <w:lvlText w:val=""/>
+      <w:lvlJc w:val="left"/>
+      <w:pPr>
+        <w:tabs>
+          <w:tab w:val="num" w:pos="720"/>
+        </w:tabs>
+        <w:ind w:left="720" w:hanging="360"/>
+      </w:pPr>
+      <w:rPr>
+        <w:rFonts w:ascii="Symbol" w:hAnsi="Symbol" w:hint="default"/>
+        <w:sz w:val="20"/>
+      </w:rPr>
+    </w:lvl>
+    <w:lvl w:ilvl="1" w:tentative="1">
+      <w:start w:val="1"/>
+      <w:numFmt w:val="bullet"/>
+      <w:lvlText w:val="o"/>
+      <w:lvlJc w:val="left"/>
+      <w:pPr>
+        <w:tabs>
+          <w:tab w:val="num" w:pos="1440"/>
+        </w:tabs>
+        <w:ind w:left="1440" w:hanging="360"/>
+      </w:pPr>
+      <w:rPr>
+        <w:rFonts w:ascii="Courier New" w:hAnsi="Courier New" w:hint="default"/>
+        <w:sz w:val="20"/>
+      </w:rPr>
+    </w:lvl>
+    <w:lvl w:ilvl="2" w:tentative="1">
+      <w:start w:val="1"/>
+      <w:numFmt w:val="bullet"/>
+      <w:lvlText w:val=""/>
+      <w:lvlJc w:val="left"/>
+      <w:pPr>
+        <w:tabs>
+          <w:tab w:val="num" w:pos="2160"/>
+        </w:tabs>
+        <w:ind w:left="2160" w:hanging="360"/>
+      </w:pPr>
+      <w:rPr>
+        <w:rFonts w:ascii="Wingdings" w:hAnsi="Wingdings" w:hint="default"/>
+        <w:sz w:val="20"/>
+      </w:rPr>
+    </w:lvl>
+    <w:lvl w:ilvl="3" w:tentative="1">
+      <w:start w:val="1"/>
+      <w:numFmt w:val="bullet"/>
+      <w:lvlText w:val=""/>
+      <w:lvlJc w:val="left"/>
+      <w:pPr>
+        <w:tabs>
+          <w:tab w:val="num" w:pos="2880"/>
+        </w:tabs>
+        <w:ind w:left="2880" w:hanging="360"/>
+      </w:pPr>
+      <w:rPr>
+        <w:rFonts w:ascii="Wingdings" w:hAnsi="Wingdings" w:hint="default"/>
+        <w:sz w:val="20"/>
+      </w:rPr>
+    </w:lvl>
+    <w:lvl w:ilvl="4" w:tentative="1">
+      <w:start w:val="1"/>
+      <w:numFmt w:val="bullet"/>
+      <w:lvlText w:val=""/>
+      <w:lvlJc w:val="left"/>
+      <w:pPr>
+        <w:tabs>
+          <w:tab w:val="num" w:pos="3600"/>
+        </w:tabs>
+        <w:ind w:left="3600" w:hanging="360"/>
+      </w:pPr>
+      <w:rPr>
+        <w:rFonts w:ascii="Wingdings" w:hAnsi="Wingdings" w:hint="default"/>
+        <w:sz w:val="20"/>
+      </w:rPr>
+    </w:lvl>
+    <w:lvl w:ilvl="5" w:tentative="1">
+      <w:start w:val="1"/>
+      <w:numFmt w:val="bullet"/>
+      <w:lvlText w:val=""/>
+      <w:lvlJc w:val="left"/>
+      <w:pPr>
+        <w:tabs>
+          <w:tab w:val="num" w:pos="4320"/>
+        </w:tabs>
+        <w:ind w:left="4320" w:hanging="360"/>
+      </w:pPr>
+      <w:rPr>
+        <w:rFonts w:ascii="Wingdings" w:hAnsi="Wingdings" w:hint="default"/>
+        <w:sz w:val="20"/>
+      </w:rPr>
+    </w:lvl>
+    <w:lvl w:ilvl="6" w:tentative="1">
+      <w:start w:val="1"/>
+      <w:numFmt w:val="bullet"/>
+      <w:lvlText w:val=""/>
+      <w:lvlJc w:val="left"/>
+      <w:pPr>
+        <w:tabs>
+          <w:tab w:val="num" w:pos="5040"/>
+        </w:tabs>
+        <w:ind w:left="5040" w:hanging="360"/>
+      </w:pPr>
+      <w:rPr>
+        <w:rFonts w:ascii="Wingdings" w:hAnsi="Wingdings" w:hint="default"/>
+        <w:sz w:val="20"/>
+      </w:rPr>
+    </w:lvl>
+    <w:lvl w:ilvl="7" w:tentative="1">
+      <w:start w:val="1"/>
+      <w:numFmt w:val="bullet"/>
+      <w:lvlText w:val=""/>
+      <w:lvlJc w:val="left"/>
+      <w:pPr>
+        <w:tabs>
+          <w:tab w:val="num" w:pos="5760"/>
+        </w:tabs>
+        <w:ind w:left="5760" w:hanging="360"/>
+      </w:pPr>
+      <w:rPr>
+        <w:rFonts w:ascii="Wingdings" w:hAnsi="Wingdings" w:hint="default"/>
+        <w:sz w:val="20"/>
+      </w:rPr>
+    </w:lvl>
+    <w:lvl w:ilvl="8" w:tentative="1">
+      <w:start w:val="1"/>
+      <w:numFmt w:val="bullet"/>
+      <w:lvlText w:val=""/>
+      <w:lvlJc w:val="left"/>
+      <w:pPr>
+        <w:tabs>
+          <w:tab w:val="num" w:pos="6480"/>
+        </w:tabs>
+        <w:ind w:left="6480" w:hanging="360"/>
+      </w:pPr>
+      <w:rPr>
+        <w:rFonts w:ascii="Wingdings" w:hAnsi="Wingdings" w:hint="default"/>
+        <w:sz w:val="20"/>
+      </w:rPr>
+    </w:lvl>
+  </w:abstractNum>
+  <w:abstractNum w:abstractNumId="2" w15:restartNumberingAfterBreak="0">
+    <w:nsid w:val="11ED6314"/>
+    <w:multiLevelType w:val="multilevel"/>
+    <w:tmpl w:val="A95CA6D8"/>
+    <w:lvl w:ilvl="0">
+      <w:start w:val="1"/>
+      <w:numFmt w:val="bullet"/>
+      <w:lvlText w:val=""/>
+      <w:lvlJc w:val="left"/>
+      <w:pPr>
+        <w:tabs>
+          <w:tab w:val="num" w:pos="720"/>
+        </w:tabs>
+        <w:ind w:left="720" w:hanging="360"/>
+      </w:pPr>
+      <w:rPr>
+        <w:rFonts w:ascii="Symbol" w:hAnsi="Symbol" w:hint="default"/>
+        <w:sz w:val="20"/>
+      </w:rPr>
+    </w:lvl>
+    <w:lvl w:ilvl="1" w:tentative="1">
+      <w:start w:val="1"/>
+      <w:numFmt w:val="bullet"/>
+      <w:lvlText w:val="o"/>
+      <w:lvlJc w:val="left"/>
+      <w:pPr>
+        <w:tabs>
+          <w:tab w:val="num" w:pos="1440"/>
+        </w:tabs>
+        <w:ind w:left="1440" w:hanging="360"/>
+      </w:pPr>
+      <w:rPr>
+        <w:rFonts w:ascii="Courier New" w:hAnsi="Courier New" w:hint="default"/>
+        <w:sz w:val="20"/>
+      </w:rPr>
+    </w:lvl>
+    <w:lvl w:ilvl="2" w:tentative="1">
+      <w:start w:val="1"/>
+      <w:numFmt w:val="bullet"/>
+      <w:lvlText w:val=""/>
+      <w:lvlJc w:val="left"/>
+      <w:pPr>
+        <w:tabs>
+          <w:tab w:val="num" w:pos="2160"/>
+        </w:tabs>
+        <w:ind w:left="2160" w:hanging="360"/>
+      </w:pPr>
+      <w:rPr>
+        <w:rFonts w:ascii="Wingdings" w:hAnsi="Wingdings" w:hint="default"/>
+        <w:sz w:val="20"/>
+      </w:rPr>
+    </w:lvl>
+    <w:lvl w:ilvl="3" w:tentative="1">
+      <w:start w:val="1"/>
+      <w:numFmt w:val="bullet"/>
+      <w:lvlText w:val=""/>
+      <w:lvlJc w:val="left"/>
+      <w:pPr>
+        <w:tabs>
+          <w:tab w:val="num" w:pos="2880"/>
+        </w:tabs>
+        <w:ind w:left="2880" w:hanging="360"/>
+      </w:pPr>
+      <w:rPr>
+        <w:rFonts w:ascii="Wingdings" w:hAnsi="Wingdings" w:hint="default"/>
+        <w:sz w:val="20"/>
+      </w:rPr>
+    </w:lvl>
+    <w:lvl w:ilvl="4" w:tentative="1">
+      <w:start w:val="1"/>
+      <w:numFmt w:val="bullet"/>
+      <w:lvlText w:val=""/>
+      <w:lvlJc w:val="left"/>
+      <w:pPr>
+        <w:tabs>
+          <w:tab w:val="num" w:pos="3600"/>
+        </w:tabs>
+        <w:ind w:left="3600" w:hanging="360"/>
+      </w:pPr>
+      <w:rPr>
+        <w:rFonts w:ascii="Wingdings" w:hAnsi="Wingdings" w:hint="default"/>
+        <w:sz w:val="20"/>
+      </w:rPr>
+    </w:lvl>
+    <w:lvl w:ilvl="5" w:tentative="1">
+      <w:start w:val="1"/>
+      <w:numFmt w:val="bullet"/>
+      <w:lvlText w:val=""/>
+      <w:lvlJc w:val="left"/>
+      <w:pPr>
+        <w:tabs>
+          <w:tab w:val="num" w:pos="4320"/>
+        </w:tabs>
+        <w:ind w:left="4320" w:hanging="360"/>
+      </w:pPr>
+      <w:rPr>
+        <w:rFonts w:ascii="Wingdings" w:hAnsi="Wingdings" w:hint="default"/>
+        <w:sz w:val="20"/>
+      </w:rPr>
+    </w:lvl>
+    <w:lvl w:ilvl="6" w:tentative="1">
+      <w:start w:val="1"/>
+      <w:numFmt w:val="bullet"/>
+      <w:lvlText w:val=""/>
+      <w:lvlJc w:val="left"/>
+      <w:pPr>
+        <w:tabs>
+          <w:tab w:val="num" w:pos="5040"/>
+        </w:tabs>
+        <w:ind w:left="5040" w:hanging="360"/>
+      </w:pPr>
+      <w:rPr>
+        <w:rFonts w:ascii="Wingdings" w:hAnsi="Wingdings" w:hint="default"/>
+        <w:sz w:val="20"/>
+      </w:rPr>
+    </w:lvl>
+    <w:lvl w:ilvl="7" w:tentative="1">
+      <w:start w:val="1"/>
+      <w:numFmt w:val="bullet"/>
+      <w:lvlText w:val=""/>
+      <w:lvlJc w:val="left"/>
+      <w:pPr>
+        <w:tabs>
+          <w:tab w:val="num" w:pos="5760"/>
+        </w:tabs>
+        <w:ind w:left="5760" w:hanging="360"/>
+      </w:pPr>
+      <w:rPr>
+        <w:rFonts w:ascii="Wingdings" w:hAnsi="Wingdings" w:hint="default"/>
+        <w:sz w:val="20"/>
+      </w:rPr>
+    </w:lvl>
+    <w:lvl w:ilvl="8" w:tentative="1">
+      <w:start w:val="1"/>
+      <w:numFmt w:val="bullet"/>
+      <w:lvlText w:val=""/>
+      <w:lvlJc w:val="left"/>
+      <w:pPr>
+        <w:tabs>
+          <w:tab w:val="num" w:pos="6480"/>
+        </w:tabs>
+        <w:ind w:left="6480" w:hanging="360"/>
+      </w:pPr>
+      <w:rPr>
+        <w:rFonts w:ascii="Wingdings" w:hAnsi="Wingdings" w:hint="default"/>
+        <w:sz w:val="20"/>
+      </w:rPr>
+    </w:lvl>
+  </w:abstractNum>
+  <w:abstractNum w:abstractNumId="3" w15:restartNumberingAfterBreak="0">
     <w:nsid w:val="15574DE5"/>
     <w:multiLevelType w:val="multilevel"/>
     <w:tmpl w:val="0BBA5968"/>
@@ -4513,7 +4795,454 @@
       </w:rPr>
     </w:lvl>
   </w:abstractNum>
-  <w:abstractNum w:abstractNumId="1" w15:restartNumberingAfterBreak="0">
+  <w:abstractNum w:abstractNumId="4" w15:restartNumberingAfterBreak="0">
+    <w:nsid w:val="17124C87"/>
+    <w:multiLevelType w:val="multilevel"/>
+    <w:tmpl w:val="4F782180"/>
+    <w:lvl w:ilvl="0">
+      <w:start w:val="1"/>
+      <w:numFmt w:val="bullet"/>
+      <w:lvlText w:val=""/>
+      <w:lvlJc w:val="left"/>
+      <w:pPr>
+        <w:tabs>
+          <w:tab w:val="num" w:pos="720"/>
+        </w:tabs>
+        <w:ind w:left="720" w:hanging="360"/>
+      </w:pPr>
+      <w:rPr>
+        <w:rFonts w:ascii="Symbol" w:hAnsi="Symbol" w:hint="default"/>
+        <w:sz w:val="20"/>
+      </w:rPr>
+    </w:lvl>
+    <w:lvl w:ilvl="1" w:tentative="1">
+      <w:start w:val="1"/>
+      <w:numFmt w:val="bullet"/>
+      <w:lvlText w:val="o"/>
+      <w:lvlJc w:val="left"/>
+      <w:pPr>
+        <w:tabs>
+          <w:tab w:val="num" w:pos="1440"/>
+        </w:tabs>
+        <w:ind w:left="1440" w:hanging="360"/>
+      </w:pPr>
+      <w:rPr>
+        <w:rFonts w:ascii="Courier New" w:hAnsi="Courier New" w:hint="default"/>
+        <w:sz w:val="20"/>
+      </w:rPr>
+    </w:lvl>
+    <w:lvl w:ilvl="2" w:tentative="1">
+      <w:start w:val="1"/>
+      <w:numFmt w:val="bullet"/>
+      <w:lvlText w:val=""/>
+      <w:lvlJc w:val="left"/>
+      <w:pPr>
+        <w:tabs>
+          <w:tab w:val="num" w:pos="2160"/>
+        </w:tabs>
+        <w:ind w:left="2160" w:hanging="360"/>
+      </w:pPr>
+      <w:rPr>
+        <w:rFonts w:ascii="Wingdings" w:hAnsi="Wingdings" w:hint="default"/>
+        <w:sz w:val="20"/>
+      </w:rPr>
+    </w:lvl>
+    <w:lvl w:ilvl="3" w:tentative="1">
+      <w:start w:val="1"/>
+      <w:numFmt w:val="bullet"/>
+      <w:lvlText w:val=""/>
+      <w:lvlJc w:val="left"/>
+      <w:pPr>
+        <w:tabs>
+          <w:tab w:val="num" w:pos="2880"/>
+        </w:tabs>
+        <w:ind w:left="2880" w:hanging="360"/>
+      </w:pPr>
+      <w:rPr>
+        <w:rFonts w:ascii="Wingdings" w:hAnsi="Wingdings" w:hint="default"/>
+        <w:sz w:val="20"/>
+      </w:rPr>
+    </w:lvl>
+    <w:lvl w:ilvl="4" w:tentative="1">
+      <w:start w:val="1"/>
+      <w:numFmt w:val="bullet"/>
+      <w:lvlText w:val=""/>
+      <w:lvlJc w:val="left"/>
+      <w:pPr>
+        <w:tabs>
+          <w:tab w:val="num" w:pos="3600"/>
+        </w:tabs>
+        <w:ind w:left="3600" w:hanging="360"/>
+      </w:pPr>
+      <w:rPr>
+        <w:rFonts w:ascii="Wingdings" w:hAnsi="Wingdings" w:hint="default"/>
+        <w:sz w:val="20"/>
+      </w:rPr>
+    </w:lvl>
+    <w:lvl w:ilvl="5" w:tentative="1">
+      <w:start w:val="1"/>
+      <w:numFmt w:val="bullet"/>
+      <w:lvlText w:val=""/>
+      <w:lvlJc w:val="left"/>
+      <w:pPr>
+        <w:tabs>
+          <w:tab w:val="num" w:pos="4320"/>
+        </w:tabs>
+        <w:ind w:left="4320" w:hanging="360"/>
+      </w:pPr>
+      <w:rPr>
+        <w:rFonts w:ascii="Wingdings" w:hAnsi="Wingdings" w:hint="default"/>
+        <w:sz w:val="20"/>
+      </w:rPr>
+    </w:lvl>
+    <w:lvl w:ilvl="6" w:tentative="1">
+      <w:start w:val="1"/>
+      <w:numFmt w:val="bullet"/>
+      <w:lvlText w:val=""/>
+      <w:lvlJc w:val="left"/>
+      <w:pPr>
+        <w:tabs>
+          <w:tab w:val="num" w:pos="5040"/>
+        </w:tabs>
+        <w:ind w:left="5040" w:hanging="360"/>
+      </w:pPr>
+      <w:rPr>
+        <w:rFonts w:ascii="Wingdings" w:hAnsi="Wingdings" w:hint="default"/>
+        <w:sz w:val="20"/>
+      </w:rPr>
+    </w:lvl>
+    <w:lvl w:ilvl="7" w:tentative="1">
+      <w:start w:val="1"/>
+      <w:numFmt w:val="bullet"/>
+      <w:lvlText w:val=""/>
+      <w:lvlJc w:val="left"/>
+      <w:pPr>
+        <w:tabs>
+          <w:tab w:val="num" w:pos="5760"/>
+        </w:tabs>
+        <w:ind w:left="5760" w:hanging="360"/>
+      </w:pPr>
+      <w:rPr>
+        <w:rFonts w:ascii="Wingdings" w:hAnsi="Wingdings" w:hint="default"/>
+        <w:sz w:val="20"/>
+      </w:rPr>
+    </w:lvl>
+    <w:lvl w:ilvl="8" w:tentative="1">
+      <w:start w:val="1"/>
+      <w:numFmt w:val="bullet"/>
+      <w:lvlText w:val=""/>
+      <w:lvlJc w:val="left"/>
+      <w:pPr>
+        <w:tabs>
+          <w:tab w:val="num" w:pos="6480"/>
+        </w:tabs>
+        <w:ind w:left="6480" w:hanging="360"/>
+      </w:pPr>
+      <w:rPr>
+        <w:rFonts w:ascii="Wingdings" w:hAnsi="Wingdings" w:hint="default"/>
+        <w:sz w:val="20"/>
+      </w:rPr>
+    </w:lvl>
+  </w:abstractNum>
+  <w:abstractNum w:abstractNumId="5" w15:restartNumberingAfterBreak="0">
+    <w:nsid w:val="19CA7E28"/>
+    <w:multiLevelType w:val="multilevel"/>
+    <w:tmpl w:val="4940777A"/>
+    <w:lvl w:ilvl="0">
+      <w:start w:val="1"/>
+      <w:numFmt w:val="bullet"/>
+      <w:lvlText w:val=""/>
+      <w:lvlJc w:val="left"/>
+      <w:pPr>
+        <w:tabs>
+          <w:tab w:val="num" w:pos="720"/>
+        </w:tabs>
+        <w:ind w:left="720" w:hanging="360"/>
+      </w:pPr>
+      <w:rPr>
+        <w:rFonts w:ascii="Symbol" w:hAnsi="Symbol" w:hint="default"/>
+        <w:sz w:val="20"/>
+      </w:rPr>
+    </w:lvl>
+    <w:lvl w:ilvl="1" w:tentative="1">
+      <w:start w:val="1"/>
+      <w:numFmt w:val="bullet"/>
+      <w:lvlText w:val="o"/>
+      <w:lvlJc w:val="left"/>
+      <w:pPr>
+        <w:tabs>
+          <w:tab w:val="num" w:pos="1440"/>
+        </w:tabs>
+        <w:ind w:left="1440" w:hanging="360"/>
+      </w:pPr>
+      <w:rPr>
+        <w:rFonts w:ascii="Courier New" w:hAnsi="Courier New" w:hint="default"/>
+        <w:sz w:val="20"/>
+      </w:rPr>
+    </w:lvl>
+    <w:lvl w:ilvl="2" w:tentative="1">
+      <w:start w:val="1"/>
+      <w:numFmt w:val="bullet"/>
+      <w:lvlText w:val=""/>
+      <w:lvlJc w:val="left"/>
+      <w:pPr>
+        <w:tabs>
+          <w:tab w:val="num" w:pos="2160"/>
+        </w:tabs>
+        <w:ind w:left="2160" w:hanging="360"/>
+      </w:pPr>
+      <w:rPr>
+        <w:rFonts w:ascii="Wingdings" w:hAnsi="Wingdings" w:hint="default"/>
+        <w:sz w:val="20"/>
+      </w:rPr>
+    </w:lvl>
+    <w:lvl w:ilvl="3" w:tentative="1">
+      <w:start w:val="1"/>
+      <w:numFmt w:val="bullet"/>
+      <w:lvlText w:val=""/>
+      <w:lvlJc w:val="left"/>
+      <w:pPr>
+        <w:tabs>
+          <w:tab w:val="num" w:pos="2880"/>
+        </w:tabs>
+        <w:ind w:left="2880" w:hanging="360"/>
+      </w:pPr>
+      <w:rPr>
+        <w:rFonts w:ascii="Wingdings" w:hAnsi="Wingdings" w:hint="default"/>
+        <w:sz w:val="20"/>
+      </w:rPr>
+    </w:lvl>
+    <w:lvl w:ilvl="4" w:tentative="1">
+      <w:start w:val="1"/>
+      <w:numFmt w:val="bullet"/>
+      <w:lvlText w:val=""/>
+      <w:lvlJc w:val="left"/>
+      <w:pPr>
+        <w:tabs>
+          <w:tab w:val="num" w:pos="3600"/>
+        </w:tabs>
+        <w:ind w:left="3600" w:hanging="360"/>
+      </w:pPr>
+      <w:rPr>
+        <w:rFonts w:ascii="Wingdings" w:hAnsi="Wingdings" w:hint="default"/>
+        <w:sz w:val="20"/>
+      </w:rPr>
+    </w:lvl>
+    <w:lvl w:ilvl="5" w:tentative="1">
+      <w:start w:val="1"/>
+      <w:numFmt w:val="bullet"/>
+      <w:lvlText w:val=""/>
+      <w:lvlJc w:val="left"/>
+      <w:pPr>
+        <w:tabs>
+          <w:tab w:val="num" w:pos="4320"/>
+        </w:tabs>
+        <w:ind w:left="4320" w:hanging="360"/>
+      </w:pPr>
+      <w:rPr>
+        <w:rFonts w:ascii="Wingdings" w:hAnsi="Wingdings" w:hint="default"/>
+        <w:sz w:val="20"/>
+      </w:rPr>
+    </w:lvl>
+    <w:lvl w:ilvl="6" w:tentative="1">
+      <w:start w:val="1"/>
+      <w:numFmt w:val="bullet"/>
+      <w:lvlText w:val=""/>
+      <w:lvlJc w:val="left"/>
+      <w:pPr>
+        <w:tabs>
+          <w:tab w:val="num" w:pos="5040"/>
+        </w:tabs>
+        <w:ind w:left="5040" w:hanging="360"/>
+      </w:pPr>
+      <w:rPr>
+        <w:rFonts w:ascii="Wingdings" w:hAnsi="Wingdings" w:hint="default"/>
+        <w:sz w:val="20"/>
+      </w:rPr>
+    </w:lvl>
+    <w:lvl w:ilvl="7" w:tentative="1">
+      <w:start w:val="1"/>
+      <w:numFmt w:val="bullet"/>
+      <w:lvlText w:val=""/>
+      <w:lvlJc w:val="left"/>
+      <w:pPr>
+        <w:tabs>
+          <w:tab w:val="num" w:pos="5760"/>
+        </w:tabs>
+        <w:ind w:left="5760" w:hanging="360"/>
+      </w:pPr>
+      <w:rPr>
+        <w:rFonts w:ascii="Wingdings" w:hAnsi="Wingdings" w:hint="default"/>
+        <w:sz w:val="20"/>
+      </w:rPr>
+    </w:lvl>
+    <w:lvl w:ilvl="8" w:tentative="1">
+      <w:start w:val="1"/>
+      <w:numFmt w:val="bullet"/>
+      <w:lvlText w:val=""/>
+      <w:lvlJc w:val="left"/>
+      <w:pPr>
+        <w:tabs>
+          <w:tab w:val="num" w:pos="6480"/>
+        </w:tabs>
+        <w:ind w:left="6480" w:hanging="360"/>
+      </w:pPr>
+      <w:rPr>
+        <w:rFonts w:ascii="Wingdings" w:hAnsi="Wingdings" w:hint="default"/>
+        <w:sz w:val="20"/>
+      </w:rPr>
+    </w:lvl>
+  </w:abstractNum>
+  <w:abstractNum w:abstractNumId="6" w15:restartNumberingAfterBreak="0">
+    <w:nsid w:val="1AA84AA4"/>
+    <w:multiLevelType w:val="multilevel"/>
+    <w:tmpl w:val="7DC46116"/>
+    <w:lvl w:ilvl="0">
+      <w:start w:val="1"/>
+      <w:numFmt w:val="bullet"/>
+      <w:lvlText w:val=""/>
+      <w:lvlJc w:val="left"/>
+      <w:pPr>
+        <w:tabs>
+          <w:tab w:val="num" w:pos="720"/>
+        </w:tabs>
+        <w:ind w:left="720" w:hanging="360"/>
+      </w:pPr>
+      <w:rPr>
+        <w:rFonts w:ascii="Symbol" w:hAnsi="Symbol" w:hint="default"/>
+        <w:sz w:val="20"/>
+      </w:rPr>
+    </w:lvl>
+    <w:lvl w:ilvl="1" w:tentative="1">
+      <w:start w:val="1"/>
+      <w:numFmt w:val="bullet"/>
+      <w:lvlText w:val="o"/>
+      <w:lvlJc w:val="left"/>
+      <w:pPr>
+        <w:tabs>
+          <w:tab w:val="num" w:pos="1440"/>
+        </w:tabs>
+        <w:ind w:left="1440" w:hanging="360"/>
+      </w:pPr>
+      <w:rPr>
+        <w:rFonts w:ascii="Courier New" w:hAnsi="Courier New" w:hint="default"/>
+        <w:sz w:val="20"/>
+      </w:rPr>
+    </w:lvl>
+    <w:lvl w:ilvl="2" w:tentative="1">
+      <w:start w:val="1"/>
+      <w:numFmt w:val="bullet"/>
+      <w:lvlText w:val=""/>
+      <w:lvlJc w:val="left"/>
+      <w:pPr>
+        <w:tabs>
+          <w:tab w:val="num" w:pos="2160"/>
+        </w:tabs>
+        <w:ind w:left="2160" w:hanging="360"/>
+      </w:pPr>
+      <w:rPr>
+        <w:rFonts w:ascii="Wingdings" w:hAnsi="Wingdings" w:hint="default"/>
+        <w:sz w:val="20"/>
+      </w:rPr>
+    </w:lvl>
+    <w:lvl w:ilvl="3" w:tentative="1">
+      <w:start w:val="1"/>
+      <w:numFmt w:val="bullet"/>
+      <w:lvlText w:val=""/>
+      <w:lvlJc w:val="left"/>
+      <w:pPr>
+        <w:tabs>
+          <w:tab w:val="num" w:pos="2880"/>
+        </w:tabs>
+        <w:ind w:left="2880" w:hanging="360"/>
+      </w:pPr>
+      <w:rPr>
+        <w:rFonts w:ascii="Wingdings" w:hAnsi="Wingdings" w:hint="default"/>
+        <w:sz w:val="20"/>
+      </w:rPr>
+    </w:lvl>
+    <w:lvl w:ilvl="4" w:tentative="1">
+      <w:start w:val="1"/>
+      <w:numFmt w:val="bullet"/>
+      <w:lvlText w:val=""/>
+      <w:lvlJc w:val="left"/>
+      <w:pPr>
+        <w:tabs>
+          <w:tab w:val="num" w:pos="3600"/>
+        </w:tabs>
+        <w:ind w:left="3600" w:hanging="360"/>
+      </w:pPr>
+      <w:rPr>
+        <w:rFonts w:ascii="Wingdings" w:hAnsi="Wingdings" w:hint="default"/>
+        <w:sz w:val="20"/>
+      </w:rPr>
+    </w:lvl>
+    <w:lvl w:ilvl="5" w:tentative="1">
+      <w:start w:val="1"/>
+      <w:numFmt w:val="bullet"/>
+      <w:lvlText w:val=""/>
+      <w:lvlJc w:val="left"/>
+      <w:pPr>
+        <w:tabs>
+          <w:tab w:val="num" w:pos="4320"/>
+        </w:tabs>
+        <w:ind w:left="4320" w:hanging="360"/>
+      </w:pPr>
+      <w:rPr>
+        <w:rFonts w:ascii="Wingdings" w:hAnsi="Wingdings" w:hint="default"/>
+        <w:sz w:val="20"/>
+      </w:rPr>
+    </w:lvl>
+    <w:lvl w:ilvl="6" w:tentative="1">
+      <w:start w:val="1"/>
+      <w:numFmt w:val="bullet"/>
+      <w:lvlText w:val=""/>
+      <w:lvlJc w:val="left"/>
+      <w:pPr>
+        <w:tabs>
+          <w:tab w:val="num" w:pos="5040"/>
+        </w:tabs>
+        <w:ind w:left="5040" w:hanging="360"/>
+      </w:pPr>
+      <w:rPr>
+        <w:rFonts w:ascii="Wingdings" w:hAnsi="Wingdings" w:hint="default"/>
+        <w:sz w:val="20"/>
+      </w:rPr>
+    </w:lvl>
+    <w:lvl w:ilvl="7" w:tentative="1">
+      <w:start w:val="1"/>
+      <w:numFmt w:val="bullet"/>
+      <w:lvlText w:val=""/>
+      <w:lvlJc w:val="left"/>
+      <w:pPr>
+        <w:tabs>
+          <w:tab w:val="num" w:pos="5760"/>
+        </w:tabs>
+        <w:ind w:left="5760" w:hanging="360"/>
+      </w:pPr>
+      <w:rPr>
+        <w:rFonts w:ascii="Wingdings" w:hAnsi="Wingdings" w:hint="default"/>
+        <w:sz w:val="20"/>
+      </w:rPr>
+    </w:lvl>
+    <w:lvl w:ilvl="8" w:tentative="1">
+      <w:start w:val="1"/>
+      <w:numFmt w:val="bullet"/>
+      <w:lvlText w:val=""/>
+      <w:lvlJc w:val="left"/>
+      <w:pPr>
+        <w:tabs>
+          <w:tab w:val="num" w:pos="6480"/>
+        </w:tabs>
+        <w:ind w:left="6480" w:hanging="360"/>
+      </w:pPr>
+      <w:rPr>
+        <w:rFonts w:ascii="Wingdings" w:hAnsi="Wingdings" w:hint="default"/>
+        <w:sz w:val="20"/>
+      </w:rPr>
+    </w:lvl>
+  </w:abstractNum>
+  <w:abstractNum w:abstractNumId="7" w15:restartNumberingAfterBreak="0">
     <w:nsid w:val="1B45495E"/>
     <w:multiLevelType w:val="hybridMultilevel"/>
     <w:tmpl w:val="B3262614"/>
@@ -4725,7 +5454,7 @@
       </w:rPr>
     </w:lvl>
   </w:abstractNum>
-  <w:abstractNum w:abstractNumId="2" w15:restartNumberingAfterBreak="0">
+  <w:abstractNum w:abstractNumId="8" w15:restartNumberingAfterBreak="0">
     <w:nsid w:val="1E9734BE"/>
     <w:multiLevelType w:val="hybridMultilevel"/>
     <w:tmpl w:val="2196FA66"/>
@@ -4937,7 +5666,7 @@
       </w:rPr>
     </w:lvl>
   </w:abstractNum>
-  <w:abstractNum w:abstractNumId="3" w15:restartNumberingAfterBreak="0">
+  <w:abstractNum w:abstractNumId="9" w15:restartNumberingAfterBreak="0">
     <w:nsid w:val="240475E2"/>
     <w:multiLevelType w:val="hybridMultilevel"/>
     <w:tmpl w:val="69729DC8"/>
@@ -5149,7 +5878,7 @@
       </w:rPr>
     </w:lvl>
   </w:abstractNum>
-  <w:abstractNum w:abstractNumId="4" w15:restartNumberingAfterBreak="0">
+  <w:abstractNum w:abstractNumId="10" w15:restartNumberingAfterBreak="0">
     <w:nsid w:val="26C05E9D"/>
     <w:multiLevelType w:val="hybridMultilevel"/>
     <w:tmpl w:val="E7B0D462"/>
@@ -5361,7 +6090,305 @@
       </w:rPr>
     </w:lvl>
   </w:abstractNum>
-  <w:abstractNum w:abstractNumId="5" w15:restartNumberingAfterBreak="0">
+  <w:abstractNum w:abstractNumId="11" w15:restartNumberingAfterBreak="0">
+    <w:nsid w:val="42A61570"/>
+    <w:multiLevelType w:val="multilevel"/>
+    <w:tmpl w:val="2A8CCABE"/>
+    <w:lvl w:ilvl="0">
+      <w:start w:val="1"/>
+      <w:numFmt w:val="bullet"/>
+      <w:lvlText w:val=""/>
+      <w:lvlJc w:val="left"/>
+      <w:pPr>
+        <w:tabs>
+          <w:tab w:val="num" w:pos="720"/>
+        </w:tabs>
+        <w:ind w:left="720" w:hanging="360"/>
+      </w:pPr>
+      <w:rPr>
+        <w:rFonts w:ascii="Symbol" w:hAnsi="Symbol" w:hint="default"/>
+        <w:sz w:val="20"/>
+      </w:rPr>
+    </w:lvl>
+    <w:lvl w:ilvl="1" w:tentative="1">
+      <w:start w:val="1"/>
+      <w:numFmt w:val="bullet"/>
+      <w:lvlText w:val="o"/>
+      <w:lvlJc w:val="left"/>
+      <w:pPr>
+        <w:tabs>
+          <w:tab w:val="num" w:pos="1440"/>
+        </w:tabs>
+        <w:ind w:left="1440" w:hanging="360"/>
+      </w:pPr>
+      <w:rPr>
+        <w:rFonts w:ascii="Courier New" w:hAnsi="Courier New" w:hint="default"/>
+        <w:sz w:val="20"/>
+      </w:rPr>
+    </w:lvl>
+    <w:lvl w:ilvl="2" w:tentative="1">
+      <w:start w:val="1"/>
+      <w:numFmt w:val="bullet"/>
+      <w:lvlText w:val=""/>
+      <w:lvlJc w:val="left"/>
+      <w:pPr>
+        <w:tabs>
+          <w:tab w:val="num" w:pos="2160"/>
+        </w:tabs>
+        <w:ind w:left="2160" w:hanging="360"/>
+      </w:pPr>
+      <w:rPr>
+        <w:rFonts w:ascii="Wingdings" w:hAnsi="Wingdings" w:hint="default"/>
+        <w:sz w:val="20"/>
+      </w:rPr>
+    </w:lvl>
+    <w:lvl w:ilvl="3" w:tentative="1">
+      <w:start w:val="1"/>
+      <w:numFmt w:val="bullet"/>
+      <w:lvlText w:val=""/>
+      <w:lvlJc w:val="left"/>
+      <w:pPr>
+        <w:tabs>
+          <w:tab w:val="num" w:pos="2880"/>
+        </w:tabs>
+        <w:ind w:left="2880" w:hanging="360"/>
+      </w:pPr>
+      <w:rPr>
+        <w:rFonts w:ascii="Wingdings" w:hAnsi="Wingdings" w:hint="default"/>
+        <w:sz w:val="20"/>
+      </w:rPr>
+    </w:lvl>
+    <w:lvl w:ilvl="4" w:tentative="1">
+      <w:start w:val="1"/>
+      <w:numFmt w:val="bullet"/>
+      <w:lvlText w:val=""/>
+      <w:lvlJc w:val="left"/>
+      <w:pPr>
+        <w:tabs>
+          <w:tab w:val="num" w:pos="3600"/>
+        </w:tabs>
+        <w:ind w:left="3600" w:hanging="360"/>
+      </w:pPr>
+      <w:rPr>
+        <w:rFonts w:ascii="Wingdings" w:hAnsi="Wingdings" w:hint="default"/>
+        <w:sz w:val="20"/>
+      </w:rPr>
+    </w:lvl>
+    <w:lvl w:ilvl="5" w:tentative="1">
+      <w:start w:val="1"/>
+      <w:numFmt w:val="bullet"/>
+      <w:lvlText w:val=""/>
+      <w:lvlJc w:val="left"/>
+      <w:pPr>
+        <w:tabs>
+          <w:tab w:val="num" w:pos="4320"/>
+        </w:tabs>
+        <w:ind w:left="4320" w:hanging="360"/>
+      </w:pPr>
+      <w:rPr>
+        <w:rFonts w:ascii="Wingdings" w:hAnsi="Wingdings" w:hint="default"/>
+        <w:sz w:val="20"/>
+      </w:rPr>
+    </w:lvl>
+    <w:lvl w:ilvl="6" w:tentative="1">
+      <w:start w:val="1"/>
+      <w:numFmt w:val="bullet"/>
+      <w:lvlText w:val=""/>
+      <w:lvlJc w:val="left"/>
+      <w:pPr>
+        <w:tabs>
+          <w:tab w:val="num" w:pos="5040"/>
+        </w:tabs>
+        <w:ind w:left="5040" w:hanging="360"/>
+      </w:pPr>
+      <w:rPr>
+        <w:rFonts w:ascii="Wingdings" w:hAnsi="Wingdings" w:hint="default"/>
+        <w:sz w:val="20"/>
+      </w:rPr>
+    </w:lvl>
+    <w:lvl w:ilvl="7" w:tentative="1">
+      <w:start w:val="1"/>
+      <w:numFmt w:val="bullet"/>
+      <w:lvlText w:val=""/>
+      <w:lvlJc w:val="left"/>
+      <w:pPr>
+        <w:tabs>
+          <w:tab w:val="num" w:pos="5760"/>
+        </w:tabs>
+        <w:ind w:left="5760" w:hanging="360"/>
+      </w:pPr>
+      <w:rPr>
+        <w:rFonts w:ascii="Wingdings" w:hAnsi="Wingdings" w:hint="default"/>
+        <w:sz w:val="20"/>
+      </w:rPr>
+    </w:lvl>
+    <w:lvl w:ilvl="8" w:tentative="1">
+      <w:start w:val="1"/>
+      <w:numFmt w:val="bullet"/>
+      <w:lvlText w:val=""/>
+      <w:lvlJc w:val="left"/>
+      <w:pPr>
+        <w:tabs>
+          <w:tab w:val="num" w:pos="6480"/>
+        </w:tabs>
+        <w:ind w:left="6480" w:hanging="360"/>
+      </w:pPr>
+      <w:rPr>
+        <w:rFonts w:ascii="Wingdings" w:hAnsi="Wingdings" w:hint="default"/>
+        <w:sz w:val="20"/>
+      </w:rPr>
+    </w:lvl>
+  </w:abstractNum>
+  <w:abstractNum w:abstractNumId="12" w15:restartNumberingAfterBreak="0">
+    <w:nsid w:val="451611F7"/>
+    <w:multiLevelType w:val="multilevel"/>
+    <w:tmpl w:val="A5622146"/>
+    <w:lvl w:ilvl="0">
+      <w:start w:val="1"/>
+      <w:numFmt w:val="bullet"/>
+      <w:lvlText w:val=""/>
+      <w:lvlJc w:val="left"/>
+      <w:pPr>
+        <w:tabs>
+          <w:tab w:val="num" w:pos="720"/>
+        </w:tabs>
+        <w:ind w:left="720" w:hanging="360"/>
+      </w:pPr>
+      <w:rPr>
+        <w:rFonts w:ascii="Symbol" w:hAnsi="Symbol" w:hint="default"/>
+        <w:sz w:val="20"/>
+      </w:rPr>
+    </w:lvl>
+    <w:lvl w:ilvl="1" w:tentative="1">
+      <w:start w:val="1"/>
+      <w:numFmt w:val="bullet"/>
+      <w:lvlText w:val="o"/>
+      <w:lvlJc w:val="left"/>
+      <w:pPr>
+        <w:tabs>
+          <w:tab w:val="num" w:pos="1440"/>
+        </w:tabs>
+        <w:ind w:left="1440" w:hanging="360"/>
+      </w:pPr>
+      <w:rPr>
+        <w:rFonts w:ascii="Courier New" w:hAnsi="Courier New" w:hint="default"/>
+        <w:sz w:val="20"/>
+      </w:rPr>
+    </w:lvl>
+    <w:lvl w:ilvl="2" w:tentative="1">
+      <w:start w:val="1"/>
+      <w:numFmt w:val="bullet"/>
+      <w:lvlText w:val=""/>
+      <w:lvlJc w:val="left"/>
+      <w:pPr>
+        <w:tabs>
+          <w:tab w:val="num" w:pos="2160"/>
+        </w:tabs>
+        <w:ind w:left="2160" w:hanging="360"/>
+      </w:pPr>
+      <w:rPr>
+        <w:rFonts w:ascii="Wingdings" w:hAnsi="Wingdings" w:hint="default"/>
+        <w:sz w:val="20"/>
+      </w:rPr>
+    </w:lvl>
+    <w:lvl w:ilvl="3" w:tentative="1">
+      <w:start w:val="1"/>
+      <w:numFmt w:val="bullet"/>
+      <w:lvlText w:val=""/>
+      <w:lvlJc w:val="left"/>
+      <w:pPr>
+        <w:tabs>
+          <w:tab w:val="num" w:pos="2880"/>
+        </w:tabs>
+        <w:ind w:left="2880" w:hanging="360"/>
+      </w:pPr>
+      <w:rPr>
+        <w:rFonts w:ascii="Wingdings" w:hAnsi="Wingdings" w:hint="default"/>
+        <w:sz w:val="20"/>
+      </w:rPr>
+    </w:lvl>
+    <w:lvl w:ilvl="4" w:tentative="1">
+      <w:start w:val="1"/>
+      <w:numFmt w:val="bullet"/>
+      <w:lvlText w:val=""/>
+      <w:lvlJc w:val="left"/>
+      <w:pPr>
+        <w:tabs>
+          <w:tab w:val="num" w:pos="3600"/>
+        </w:tabs>
+        <w:ind w:left="3600" w:hanging="360"/>
+      </w:pPr>
+      <w:rPr>
+        <w:rFonts w:ascii="Wingdings" w:hAnsi="Wingdings" w:hint="default"/>
+        <w:sz w:val="20"/>
+      </w:rPr>
+    </w:lvl>
+    <w:lvl w:ilvl="5" w:tentative="1">
+      <w:start w:val="1"/>
+      <w:numFmt w:val="bullet"/>
+      <w:lvlText w:val=""/>
+      <w:lvlJc w:val="left"/>
+      <w:pPr>
+        <w:tabs>
+          <w:tab w:val="num" w:pos="4320"/>
+        </w:tabs>
+        <w:ind w:left="4320" w:hanging="360"/>
+      </w:pPr>
+      <w:rPr>
+        <w:rFonts w:ascii="Wingdings" w:hAnsi="Wingdings" w:hint="default"/>
+        <w:sz w:val="20"/>
+      </w:rPr>
+    </w:lvl>
+    <w:lvl w:ilvl="6" w:tentative="1">
+      <w:start w:val="1"/>
+      <w:numFmt w:val="bullet"/>
+      <w:lvlText w:val=""/>
+      <w:lvlJc w:val="left"/>
+      <w:pPr>
+        <w:tabs>
+          <w:tab w:val="num" w:pos="5040"/>
+        </w:tabs>
+        <w:ind w:left="5040" w:hanging="360"/>
+      </w:pPr>
+      <w:rPr>
+        <w:rFonts w:ascii="Wingdings" w:hAnsi="Wingdings" w:hint="default"/>
+        <w:sz w:val="20"/>
+      </w:rPr>
+    </w:lvl>
+    <w:lvl w:ilvl="7" w:tentative="1">
+      <w:start w:val="1"/>
+      <w:numFmt w:val="bullet"/>
+      <w:lvlText w:val=""/>
+      <w:lvlJc w:val="left"/>
+      <w:pPr>
+        <w:tabs>
+          <w:tab w:val="num" w:pos="5760"/>
+        </w:tabs>
+        <w:ind w:left="5760" w:hanging="360"/>
+      </w:pPr>
+      <w:rPr>
+        <w:rFonts w:ascii="Wingdings" w:hAnsi="Wingdings" w:hint="default"/>
+        <w:sz w:val="20"/>
+      </w:rPr>
+    </w:lvl>
+    <w:lvl w:ilvl="8" w:tentative="1">
+      <w:start w:val="1"/>
+      <w:numFmt w:val="bullet"/>
+      <w:lvlText w:val=""/>
+      <w:lvlJc w:val="left"/>
+      <w:pPr>
+        <w:tabs>
+          <w:tab w:val="num" w:pos="6480"/>
+        </w:tabs>
+        <w:ind w:left="6480" w:hanging="360"/>
+      </w:pPr>
+      <w:rPr>
+        <w:rFonts w:ascii="Wingdings" w:hAnsi="Wingdings" w:hint="default"/>
+        <w:sz w:val="20"/>
+      </w:rPr>
+    </w:lvl>
+  </w:abstractNum>
+  <w:abstractNum w:abstractNumId="13" w15:restartNumberingAfterBreak="0">
     <w:nsid w:val="45993437"/>
     <w:multiLevelType w:val="multilevel"/>
     <w:tmpl w:val="BD46B8CC"/>
@@ -5474,7 +6501,7 @@
       </w:pPr>
     </w:lvl>
   </w:abstractNum>
-  <w:abstractNum w:abstractNumId="6" w15:restartNumberingAfterBreak="0">
+  <w:abstractNum w:abstractNumId="14" w15:restartNumberingAfterBreak="0">
     <w:nsid w:val="46FE4C0E"/>
     <w:multiLevelType w:val="hybridMultilevel"/>
     <w:tmpl w:val="FFBA1F6C"/>
@@ -5686,7 +6713,7 @@
       </w:rPr>
     </w:lvl>
   </w:abstractNum>
-  <w:abstractNum w:abstractNumId="7" w15:restartNumberingAfterBreak="0">
+  <w:abstractNum w:abstractNumId="15" w15:restartNumberingAfterBreak="0">
     <w:nsid w:val="4FC458A4"/>
     <w:multiLevelType w:val="hybridMultilevel"/>
     <w:tmpl w:val="3A5E8AB2"/>
@@ -5898,7 +6925,7 @@
       </w:rPr>
     </w:lvl>
   </w:abstractNum>
-  <w:abstractNum w:abstractNumId="8" w15:restartNumberingAfterBreak="0">
+  <w:abstractNum w:abstractNumId="16" w15:restartNumberingAfterBreak="0">
     <w:nsid w:val="54B01BB8"/>
     <w:multiLevelType w:val="multilevel"/>
     <w:tmpl w:val="3746E118"/>
@@ -6047,7 +7074,156 @@
       </w:rPr>
     </w:lvl>
   </w:abstractNum>
-  <w:abstractNum w:abstractNumId="9" w15:restartNumberingAfterBreak="0">
+  <w:abstractNum w:abstractNumId="17" w15:restartNumberingAfterBreak="0">
+    <w:nsid w:val="58F87C56"/>
+    <w:multiLevelType w:val="multilevel"/>
+    <w:tmpl w:val="95E85706"/>
+    <w:lvl w:ilvl="0">
+      <w:start w:val="1"/>
+      <w:numFmt w:val="bullet"/>
+      <w:lvlText w:val=""/>
+      <w:lvlJc w:val="left"/>
+      <w:pPr>
+        <w:tabs>
+          <w:tab w:val="num" w:pos="720"/>
+        </w:tabs>
+        <w:ind w:left="720" w:hanging="360"/>
+      </w:pPr>
+      <w:rPr>
+        <w:rFonts w:ascii="Symbol" w:hAnsi="Symbol" w:hint="default"/>
+        <w:sz w:val="20"/>
+      </w:rPr>
+    </w:lvl>
+    <w:lvl w:ilvl="1" w:tentative="1">
+      <w:start w:val="1"/>
+      <w:numFmt w:val="bullet"/>
+      <w:lvlText w:val="o"/>
+      <w:lvlJc w:val="left"/>
+      <w:pPr>
+        <w:tabs>
+          <w:tab w:val="num" w:pos="1440"/>
+        </w:tabs>
+        <w:ind w:left="1440" w:hanging="360"/>
+      </w:pPr>
+      <w:rPr>
+        <w:rFonts w:ascii="Courier New" w:hAnsi="Courier New" w:hint="default"/>
+        <w:sz w:val="20"/>
+      </w:rPr>
+    </w:lvl>
+    <w:lvl w:ilvl="2" w:tentative="1">
+      <w:start w:val="1"/>
+      <w:numFmt w:val="bullet"/>
+      <w:lvlText w:val=""/>
+      <w:lvlJc w:val="left"/>
+      <w:pPr>
+        <w:tabs>
+          <w:tab w:val="num" w:pos="2160"/>
+        </w:tabs>
+        <w:ind w:left="2160" w:hanging="360"/>
+      </w:pPr>
+      <w:rPr>
+        <w:rFonts w:ascii="Wingdings" w:hAnsi="Wingdings" w:hint="default"/>
+        <w:sz w:val="20"/>
+      </w:rPr>
+    </w:lvl>
+    <w:lvl w:ilvl="3" w:tentative="1">
+      <w:start w:val="1"/>
+      <w:numFmt w:val="bullet"/>
+      <w:lvlText w:val=""/>
+      <w:lvlJc w:val="left"/>
+      <w:pPr>
+        <w:tabs>
+          <w:tab w:val="num" w:pos="2880"/>
+        </w:tabs>
+        <w:ind w:left="2880" w:hanging="360"/>
+      </w:pPr>
+      <w:rPr>
+        <w:rFonts w:ascii="Wingdings" w:hAnsi="Wingdings" w:hint="default"/>
+        <w:sz w:val="20"/>
+      </w:rPr>
+    </w:lvl>
+    <w:lvl w:ilvl="4" w:tentative="1">
+      <w:start w:val="1"/>
+      <w:numFmt w:val="bullet"/>
+      <w:lvlText w:val=""/>
+      <w:lvlJc w:val="left"/>
+      <w:pPr>
+        <w:tabs>
+          <w:tab w:val="num" w:pos="3600"/>
+        </w:tabs>
+        <w:ind w:left="3600" w:hanging="360"/>
+      </w:pPr>
+      <w:rPr>
+        <w:rFonts w:ascii="Wingdings" w:hAnsi="Wingdings" w:hint="default"/>
+        <w:sz w:val="20"/>
+      </w:rPr>
+    </w:lvl>
+    <w:lvl w:ilvl="5" w:tentative="1">
+      <w:start w:val="1"/>
+      <w:numFmt w:val="bullet"/>
+      <w:lvlText w:val=""/>
+      <w:lvlJc w:val="left"/>
+      <w:pPr>
+        <w:tabs>
+          <w:tab w:val="num" w:pos="4320"/>
+        </w:tabs>
+        <w:ind w:left="4320" w:hanging="360"/>
+      </w:pPr>
+      <w:rPr>
+        <w:rFonts w:ascii="Wingdings" w:hAnsi="Wingdings" w:hint="default"/>
+        <w:sz w:val="20"/>
+      </w:rPr>
+    </w:lvl>
+    <w:lvl w:ilvl="6" w:tentative="1">
+      <w:start w:val="1"/>
+      <w:numFmt w:val="bullet"/>
+      <w:lvlText w:val=""/>
+      <w:lvlJc w:val="left"/>
+      <w:pPr>
+        <w:tabs>
+          <w:tab w:val="num" w:pos="5040"/>
+        </w:tabs>
+        <w:ind w:left="5040" w:hanging="360"/>
+      </w:pPr>
+      <w:rPr>
+        <w:rFonts w:ascii="Wingdings" w:hAnsi="Wingdings" w:hint="default"/>
+        <w:sz w:val="20"/>
+      </w:rPr>
+    </w:lvl>
+    <w:lvl w:ilvl="7" w:tentative="1">
+      <w:start w:val="1"/>
+      <w:numFmt w:val="bullet"/>
+      <w:lvlText w:val=""/>
+      <w:lvlJc w:val="left"/>
+      <w:pPr>
+        <w:tabs>
+          <w:tab w:val="num" w:pos="5760"/>
+        </w:tabs>
+        <w:ind w:left="5760" w:hanging="360"/>
+      </w:pPr>
+      <w:rPr>
+        <w:rFonts w:ascii="Wingdings" w:hAnsi="Wingdings" w:hint="default"/>
+        <w:sz w:val="20"/>
+      </w:rPr>
+    </w:lvl>
+    <w:lvl w:ilvl="8" w:tentative="1">
+      <w:start w:val="1"/>
+      <w:numFmt w:val="bullet"/>
+      <w:lvlText w:val=""/>
+      <w:lvlJc w:val="left"/>
+      <w:pPr>
+        <w:tabs>
+          <w:tab w:val="num" w:pos="6480"/>
+        </w:tabs>
+        <w:ind w:left="6480" w:hanging="360"/>
+      </w:pPr>
+      <w:rPr>
+        <w:rFonts w:ascii="Wingdings" w:hAnsi="Wingdings" w:hint="default"/>
+        <w:sz w:val="20"/>
+      </w:rPr>
+    </w:lvl>
+  </w:abstractNum>
+  <w:abstractNum w:abstractNumId="18" w15:restartNumberingAfterBreak="0">
     <w:nsid w:val="5A5E00F0"/>
     <w:multiLevelType w:val="multilevel"/>
     <w:tmpl w:val="2AA8B36C"/>
@@ -6196,7 +7372,7 @@
       </w:rPr>
     </w:lvl>
   </w:abstractNum>
-  <w:abstractNum w:abstractNumId="10" w15:restartNumberingAfterBreak="0">
+  <w:abstractNum w:abstractNumId="19" w15:restartNumberingAfterBreak="0">
     <w:nsid w:val="61E2766E"/>
     <w:multiLevelType w:val="multilevel"/>
     <w:tmpl w:val="583C6F74"/>
@@ -6345,7 +7521,7 @@
       </w:rPr>
     </w:lvl>
   </w:abstractNum>
-  <w:abstractNum w:abstractNumId="11" w15:restartNumberingAfterBreak="0">
+  <w:abstractNum w:abstractNumId="20" w15:restartNumberingAfterBreak="0">
     <w:nsid w:val="63807797"/>
     <w:multiLevelType w:val="multilevel"/>
     <w:tmpl w:val="36E0ADFC"/>
@@ -6494,7 +7670,7 @@
       </w:rPr>
     </w:lvl>
   </w:abstractNum>
-  <w:abstractNum w:abstractNumId="12" w15:restartNumberingAfterBreak="0">
+  <w:abstractNum w:abstractNumId="21" w15:restartNumberingAfterBreak="0">
     <w:nsid w:val="69D85166"/>
     <w:multiLevelType w:val="multilevel"/>
     <w:tmpl w:val="E68AE448"/>
@@ -6643,7 +7819,156 @@
       </w:rPr>
     </w:lvl>
   </w:abstractNum>
-  <w:abstractNum w:abstractNumId="13" w15:restartNumberingAfterBreak="0">
+  <w:abstractNum w:abstractNumId="22" w15:restartNumberingAfterBreak="0">
+    <w:nsid w:val="6D7445A4"/>
+    <w:multiLevelType w:val="multilevel"/>
+    <w:tmpl w:val="D36C706C"/>
+    <w:lvl w:ilvl="0">
+      <w:start w:val="1"/>
+      <w:numFmt w:val="bullet"/>
+      <w:lvlText w:val=""/>
+      <w:lvlJc w:val="left"/>
+      <w:pPr>
+        <w:tabs>
+          <w:tab w:val="num" w:pos="720"/>
+        </w:tabs>
+        <w:ind w:left="720" w:hanging="360"/>
+      </w:pPr>
+      <w:rPr>
+        <w:rFonts w:ascii="Symbol" w:hAnsi="Symbol" w:hint="default"/>
+        <w:sz w:val="20"/>
+      </w:rPr>
+    </w:lvl>
+    <w:lvl w:ilvl="1" w:tentative="1">
+      <w:start w:val="1"/>
+      <w:numFmt w:val="bullet"/>
+      <w:lvlText w:val="o"/>
+      <w:lvlJc w:val="left"/>
+      <w:pPr>
+        <w:tabs>
+          <w:tab w:val="num" w:pos="1440"/>
+        </w:tabs>
+        <w:ind w:left="1440" w:hanging="360"/>
+      </w:pPr>
+      <w:rPr>
+        <w:rFonts w:ascii="Courier New" w:hAnsi="Courier New" w:hint="default"/>
+        <w:sz w:val="20"/>
+      </w:rPr>
+    </w:lvl>
+    <w:lvl w:ilvl="2" w:tentative="1">
+      <w:start w:val="1"/>
+      <w:numFmt w:val="bullet"/>
+      <w:lvlText w:val=""/>
+      <w:lvlJc w:val="left"/>
+      <w:pPr>
+        <w:tabs>
+          <w:tab w:val="num" w:pos="2160"/>
+        </w:tabs>
+        <w:ind w:left="2160" w:hanging="360"/>
+      </w:pPr>
+      <w:rPr>
+        <w:rFonts w:ascii="Wingdings" w:hAnsi="Wingdings" w:hint="default"/>
+        <w:sz w:val="20"/>
+      </w:rPr>
+    </w:lvl>
+    <w:lvl w:ilvl="3" w:tentative="1">
+      <w:start w:val="1"/>
+      <w:numFmt w:val="bullet"/>
+      <w:lvlText w:val=""/>
+      <w:lvlJc w:val="left"/>
+      <w:pPr>
+        <w:tabs>
+          <w:tab w:val="num" w:pos="2880"/>
+        </w:tabs>
+        <w:ind w:left="2880" w:hanging="360"/>
+      </w:pPr>
+      <w:rPr>
+        <w:rFonts w:ascii="Wingdings" w:hAnsi="Wingdings" w:hint="default"/>
+        <w:sz w:val="20"/>
+      </w:rPr>
+    </w:lvl>
+    <w:lvl w:ilvl="4" w:tentative="1">
+      <w:start w:val="1"/>
+      <w:numFmt w:val="bullet"/>
+      <w:lvlText w:val=""/>
+      <w:lvlJc w:val="left"/>
+      <w:pPr>
+        <w:tabs>
+          <w:tab w:val="num" w:pos="3600"/>
+        </w:tabs>
+        <w:ind w:left="3600" w:hanging="360"/>
+      </w:pPr>
+      <w:rPr>
+        <w:rFonts w:ascii="Wingdings" w:hAnsi="Wingdings" w:hint="default"/>
+        <w:sz w:val="20"/>
+      </w:rPr>
+    </w:lvl>
+    <w:lvl w:ilvl="5" w:tentative="1">
+      <w:start w:val="1"/>
+      <w:numFmt w:val="bullet"/>
+      <w:lvlText w:val=""/>
+      <w:lvlJc w:val="left"/>
+      <w:pPr>
+        <w:tabs>
+          <w:tab w:val="num" w:pos="4320"/>
+        </w:tabs>
+        <w:ind w:left="4320" w:hanging="360"/>
+      </w:pPr>
+      <w:rPr>
+        <w:rFonts w:ascii="Wingdings" w:hAnsi="Wingdings" w:hint="default"/>
+        <w:sz w:val="20"/>
+      </w:rPr>
+    </w:lvl>
+    <w:lvl w:ilvl="6" w:tentative="1">
+      <w:start w:val="1"/>
+      <w:numFmt w:val="bullet"/>
+      <w:lvlText w:val=""/>
+      <w:lvlJc w:val="left"/>
+      <w:pPr>
+        <w:tabs>
+          <w:tab w:val="num" w:pos="5040"/>
+        </w:tabs>
+        <w:ind w:left="5040" w:hanging="360"/>
+      </w:pPr>
+      <w:rPr>
+        <w:rFonts w:ascii="Wingdings" w:hAnsi="Wingdings" w:hint="default"/>
+        <w:sz w:val="20"/>
+      </w:rPr>
+    </w:lvl>
+    <w:lvl w:ilvl="7" w:tentative="1">
+      <w:start w:val="1"/>
+      <w:numFmt w:val="bullet"/>
+      <w:lvlText w:val=""/>
+      <w:lvlJc w:val="left"/>
+      <w:pPr>
+        <w:tabs>
+          <w:tab w:val="num" w:pos="5760"/>
+        </w:tabs>
+        <w:ind w:left="5760" w:hanging="360"/>
+      </w:pPr>
+      <w:rPr>
+        <w:rFonts w:ascii="Wingdings" w:hAnsi="Wingdings" w:hint="default"/>
+        <w:sz w:val="20"/>
+      </w:rPr>
+    </w:lvl>
+    <w:lvl w:ilvl="8" w:tentative="1">
+      <w:start w:val="1"/>
+      <w:numFmt w:val="bullet"/>
+      <w:lvlText w:val=""/>
+      <w:lvlJc w:val="left"/>
+      <w:pPr>
+        <w:tabs>
+          <w:tab w:val="num" w:pos="6480"/>
+        </w:tabs>
+        <w:ind w:left="6480" w:hanging="360"/>
+      </w:pPr>
+      <w:rPr>
+        <w:rFonts w:ascii="Wingdings" w:hAnsi="Wingdings" w:hint="default"/>
+        <w:sz w:val="20"/>
+      </w:rPr>
+    </w:lvl>
+  </w:abstractNum>
+  <w:abstractNum w:abstractNumId="23" w15:restartNumberingAfterBreak="0">
     <w:nsid w:val="6E017DA0"/>
     <w:multiLevelType w:val="multilevel"/>
     <w:tmpl w:val="5DE0DD8C"/>
@@ -6792,7 +8117,7 @@
       </w:rPr>
     </w:lvl>
   </w:abstractNum>
-  <w:abstractNum w:abstractNumId="14" w15:restartNumberingAfterBreak="0">
+  <w:abstractNum w:abstractNumId="24" w15:restartNumberingAfterBreak="0">
     <w:nsid w:val="71423757"/>
     <w:multiLevelType w:val="multilevel"/>
     <w:tmpl w:val="6C44DD8C"/>
@@ -6941,7 +8266,7 @@
       </w:rPr>
     </w:lvl>
   </w:abstractNum>
-  <w:abstractNum w:abstractNumId="15" w15:restartNumberingAfterBreak="0">
+  <w:abstractNum w:abstractNumId="25" w15:restartNumberingAfterBreak="0">
     <w:nsid w:val="73426C2F"/>
     <w:multiLevelType w:val="multilevel"/>
     <w:tmpl w:val="1076FD02"/>
@@ -7090,7 +8415,156 @@
       </w:rPr>
     </w:lvl>
   </w:abstractNum>
-  <w:abstractNum w:abstractNumId="16" w15:restartNumberingAfterBreak="0">
+  <w:abstractNum w:abstractNumId="26" w15:restartNumberingAfterBreak="0">
+    <w:nsid w:val="73600AD3"/>
+    <w:multiLevelType w:val="multilevel"/>
+    <w:tmpl w:val="0A78197C"/>
+    <w:lvl w:ilvl="0">
+      <w:start w:val="1"/>
+      <w:numFmt w:val="bullet"/>
+      <w:lvlText w:val=""/>
+      <w:lvlJc w:val="left"/>
+      <w:pPr>
+        <w:tabs>
+          <w:tab w:val="num" w:pos="720"/>
+        </w:tabs>
+        <w:ind w:left="720" w:hanging="360"/>
+      </w:pPr>
+      <w:rPr>
+        <w:rFonts w:ascii="Symbol" w:hAnsi="Symbol" w:hint="default"/>
+        <w:sz w:val="20"/>
+      </w:rPr>
+    </w:lvl>
+    <w:lvl w:ilvl="1" w:tentative="1">
+      <w:start w:val="1"/>
+      <w:numFmt w:val="bullet"/>
+      <w:lvlText w:val="o"/>
+      <w:lvlJc w:val="left"/>
+      <w:pPr>
+        <w:tabs>
+          <w:tab w:val="num" w:pos="1440"/>
+        </w:tabs>
+        <w:ind w:left="1440" w:hanging="360"/>
+      </w:pPr>
+      <w:rPr>
+        <w:rFonts w:ascii="Courier New" w:hAnsi="Courier New" w:hint="default"/>
+        <w:sz w:val="20"/>
+      </w:rPr>
+    </w:lvl>
+    <w:lvl w:ilvl="2" w:tentative="1">
+      <w:start w:val="1"/>
+      <w:numFmt w:val="bullet"/>
+      <w:lvlText w:val=""/>
+      <w:lvlJc w:val="left"/>
+      <w:pPr>
+        <w:tabs>
+          <w:tab w:val="num" w:pos="2160"/>
+        </w:tabs>
+        <w:ind w:left="2160" w:hanging="360"/>
+      </w:pPr>
+      <w:rPr>
+        <w:rFonts w:ascii="Wingdings" w:hAnsi="Wingdings" w:hint="default"/>
+        <w:sz w:val="20"/>
+      </w:rPr>
+    </w:lvl>
+    <w:lvl w:ilvl="3" w:tentative="1">
+      <w:start w:val="1"/>
+      <w:numFmt w:val="bullet"/>
+      <w:lvlText w:val=""/>
+      <w:lvlJc w:val="left"/>
+      <w:pPr>
+        <w:tabs>
+          <w:tab w:val="num" w:pos="2880"/>
+        </w:tabs>
+        <w:ind w:left="2880" w:hanging="360"/>
+      </w:pPr>
+      <w:rPr>
+        <w:rFonts w:ascii="Wingdings" w:hAnsi="Wingdings" w:hint="default"/>
+        <w:sz w:val="20"/>
+      </w:rPr>
+    </w:lvl>
+    <w:lvl w:ilvl="4" w:tentative="1">
+      <w:start w:val="1"/>
+      <w:numFmt w:val="bullet"/>
+      <w:lvlText w:val=""/>
+      <w:lvlJc w:val="left"/>
+      <w:pPr>
+        <w:tabs>
+          <w:tab w:val="num" w:pos="3600"/>
+        </w:tabs>
+        <w:ind w:left="3600" w:hanging="360"/>
+      </w:pPr>
+      <w:rPr>
+        <w:rFonts w:ascii="Wingdings" w:hAnsi="Wingdings" w:hint="default"/>
+        <w:sz w:val="20"/>
+      </w:rPr>
+    </w:lvl>
+    <w:lvl w:ilvl="5" w:tentative="1">
+      <w:start w:val="1"/>
+      <w:numFmt w:val="bullet"/>
+      <w:lvlText w:val=""/>
+      <w:lvlJc w:val="left"/>
+      <w:pPr>
+        <w:tabs>
+          <w:tab w:val="num" w:pos="4320"/>
+        </w:tabs>
+        <w:ind w:left="4320" w:hanging="360"/>
+      </w:pPr>
+      <w:rPr>
+        <w:rFonts w:ascii="Wingdings" w:hAnsi="Wingdings" w:hint="default"/>
+        <w:sz w:val="20"/>
+      </w:rPr>
+    </w:lvl>
+    <w:lvl w:ilvl="6" w:tentative="1">
+      <w:start w:val="1"/>
+      <w:numFmt w:val="bullet"/>
+      <w:lvlText w:val=""/>
+      <w:lvlJc w:val="left"/>
+      <w:pPr>
+        <w:tabs>
+          <w:tab w:val="num" w:pos="5040"/>
+        </w:tabs>
+        <w:ind w:left="5040" w:hanging="360"/>
+      </w:pPr>
+      <w:rPr>
+        <w:rFonts w:ascii="Wingdings" w:hAnsi="Wingdings" w:hint="default"/>
+        <w:sz w:val="20"/>
+      </w:rPr>
+    </w:lvl>
+    <w:lvl w:ilvl="7" w:tentative="1">
+      <w:start w:val="1"/>
+      <w:numFmt w:val="bullet"/>
+      <w:lvlText w:val=""/>
+      <w:lvlJc w:val="left"/>
+      <w:pPr>
+        <w:tabs>
+          <w:tab w:val="num" w:pos="5760"/>
+        </w:tabs>
+        <w:ind w:left="5760" w:hanging="360"/>
+      </w:pPr>
+      <w:rPr>
+        <w:rFonts w:ascii="Wingdings" w:hAnsi="Wingdings" w:hint="default"/>
+        <w:sz w:val="20"/>
+      </w:rPr>
+    </w:lvl>
+    <w:lvl w:ilvl="8" w:tentative="1">
+      <w:start w:val="1"/>
+      <w:numFmt w:val="bullet"/>
+      <w:lvlText w:val=""/>
+      <w:lvlJc w:val="left"/>
+      <w:pPr>
+        <w:tabs>
+          <w:tab w:val="num" w:pos="6480"/>
+        </w:tabs>
+        <w:ind w:left="6480" w:hanging="360"/>
+      </w:pPr>
+      <w:rPr>
+        <w:rFonts w:ascii="Wingdings" w:hAnsi="Wingdings" w:hint="default"/>
+        <w:sz w:val="20"/>
+      </w:rPr>
+    </w:lvl>
+  </w:abstractNum>
+  <w:abstractNum w:abstractNumId="27" w15:restartNumberingAfterBreak="0">
     <w:nsid w:val="773C7AF4"/>
     <w:multiLevelType w:val="multilevel"/>
     <w:tmpl w:val="589CC4A2"/>
@@ -7239,7 +8713,156 @@
       </w:rPr>
     </w:lvl>
   </w:abstractNum>
-  <w:abstractNum w:abstractNumId="17" w15:restartNumberingAfterBreak="0">
+  <w:abstractNum w:abstractNumId="28" w15:restartNumberingAfterBreak="0">
+    <w:nsid w:val="78B2155E"/>
+    <w:multiLevelType w:val="multilevel"/>
+    <w:tmpl w:val="B4327EDC"/>
+    <w:lvl w:ilvl="0">
+      <w:start w:val="1"/>
+      <w:numFmt w:val="bullet"/>
+      <w:lvlText w:val=""/>
+      <w:lvlJc w:val="left"/>
+      <w:pPr>
+        <w:tabs>
+          <w:tab w:val="num" w:pos="720"/>
+        </w:tabs>
+        <w:ind w:left="720" w:hanging="360"/>
+      </w:pPr>
+      <w:rPr>
+        <w:rFonts w:ascii="Symbol" w:hAnsi="Symbol" w:hint="default"/>
+        <w:sz w:val="20"/>
+      </w:rPr>
+    </w:lvl>
+    <w:lvl w:ilvl="1" w:tentative="1">
+      <w:start w:val="1"/>
+      <w:numFmt w:val="bullet"/>
+      <w:lvlText w:val="o"/>
+      <w:lvlJc w:val="left"/>
+      <w:pPr>
+        <w:tabs>
+          <w:tab w:val="num" w:pos="1440"/>
+        </w:tabs>
+        <w:ind w:left="1440" w:hanging="360"/>
+      </w:pPr>
+      <w:rPr>
+        <w:rFonts w:ascii="Courier New" w:hAnsi="Courier New" w:hint="default"/>
+        <w:sz w:val="20"/>
+      </w:rPr>
+    </w:lvl>
+    <w:lvl w:ilvl="2" w:tentative="1">
+      <w:start w:val="1"/>
+      <w:numFmt w:val="bullet"/>
+      <w:lvlText w:val=""/>
+      <w:lvlJc w:val="left"/>
+      <w:pPr>
+        <w:tabs>
+          <w:tab w:val="num" w:pos="2160"/>
+        </w:tabs>
+        <w:ind w:left="2160" w:hanging="360"/>
+      </w:pPr>
+      <w:rPr>
+        <w:rFonts w:ascii="Wingdings" w:hAnsi="Wingdings" w:hint="default"/>
+        <w:sz w:val="20"/>
+      </w:rPr>
+    </w:lvl>
+    <w:lvl w:ilvl="3" w:tentative="1">
+      <w:start w:val="1"/>
+      <w:numFmt w:val="bullet"/>
+      <w:lvlText w:val=""/>
+      <w:lvlJc w:val="left"/>
+      <w:pPr>
+        <w:tabs>
+          <w:tab w:val="num" w:pos="2880"/>
+        </w:tabs>
+        <w:ind w:left="2880" w:hanging="360"/>
+      </w:pPr>
+      <w:rPr>
+        <w:rFonts w:ascii="Wingdings" w:hAnsi="Wingdings" w:hint="default"/>
+        <w:sz w:val="20"/>
+      </w:rPr>
+    </w:lvl>
+    <w:lvl w:ilvl="4" w:tentative="1">
+      <w:start w:val="1"/>
+      <w:numFmt w:val="bullet"/>
+      <w:lvlText w:val=""/>
+      <w:lvlJc w:val="left"/>
+      <w:pPr>
+        <w:tabs>
+          <w:tab w:val="num" w:pos="3600"/>
+        </w:tabs>
+        <w:ind w:left="3600" w:hanging="360"/>
+      </w:pPr>
+      <w:rPr>
+        <w:rFonts w:ascii="Wingdings" w:hAnsi="Wingdings" w:hint="default"/>
+        <w:sz w:val="20"/>
+      </w:rPr>
+    </w:lvl>
+    <w:lvl w:ilvl="5" w:tentative="1">
+      <w:start w:val="1"/>
+      <w:numFmt w:val="bullet"/>
+      <w:lvlText w:val=""/>
+      <w:lvlJc w:val="left"/>
+      <w:pPr>
+        <w:tabs>
+          <w:tab w:val="num" w:pos="4320"/>
+        </w:tabs>
+        <w:ind w:left="4320" w:hanging="360"/>
+      </w:pPr>
+      <w:rPr>
+        <w:rFonts w:ascii="Wingdings" w:hAnsi="Wingdings" w:hint="default"/>
+        <w:sz w:val="20"/>
+      </w:rPr>
+    </w:lvl>
+    <w:lvl w:ilvl="6" w:tentative="1">
+      <w:start w:val="1"/>
+      <w:numFmt w:val="bullet"/>
+      <w:lvlText w:val=""/>
+      <w:lvlJc w:val="left"/>
+      <w:pPr>
+        <w:tabs>
+          <w:tab w:val="num" w:pos="5040"/>
+        </w:tabs>
+        <w:ind w:left="5040" w:hanging="360"/>
+      </w:pPr>
+      <w:rPr>
+        <w:rFonts w:ascii="Wingdings" w:hAnsi="Wingdings" w:hint="default"/>
+        <w:sz w:val="20"/>
+      </w:rPr>
+    </w:lvl>
+    <w:lvl w:ilvl="7" w:tentative="1">
+      <w:start w:val="1"/>
+      <w:numFmt w:val="bullet"/>
+      <w:lvlText w:val=""/>
+      <w:lvlJc w:val="left"/>
+      <w:pPr>
+        <w:tabs>
+          <w:tab w:val="num" w:pos="5760"/>
+        </w:tabs>
+        <w:ind w:left="5760" w:hanging="360"/>
+      </w:pPr>
+      <w:rPr>
+        <w:rFonts w:ascii="Wingdings" w:hAnsi="Wingdings" w:hint="default"/>
+        <w:sz w:val="20"/>
+      </w:rPr>
+    </w:lvl>
+    <w:lvl w:ilvl="8" w:tentative="1">
+      <w:start w:val="1"/>
+      <w:numFmt w:val="bullet"/>
+      <w:lvlText w:val=""/>
+      <w:lvlJc w:val="left"/>
+      <w:pPr>
+        <w:tabs>
+          <w:tab w:val="num" w:pos="6480"/>
+        </w:tabs>
+        <w:ind w:left="6480" w:hanging="360"/>
+      </w:pPr>
+      <w:rPr>
+        <w:rFonts w:ascii="Wingdings" w:hAnsi="Wingdings" w:hint="default"/>
+        <w:sz w:val="20"/>
+      </w:rPr>
+    </w:lvl>
+  </w:abstractNum>
+  <w:abstractNum w:abstractNumId="29" w15:restartNumberingAfterBreak="0">
     <w:nsid w:val="7F3D2250"/>
     <w:multiLevelType w:val="multilevel"/>
     <w:tmpl w:val="1FDEE8F0"/>
@@ -7389,58 +9012,94 @@
     </w:lvl>
   </w:abstractNum>
   <w:num w:numId="1" w16cid:durableId="232786850">
+    <w:abstractNumId w:val="15"/>
+  </w:num>
+  <w:num w:numId="2" w16cid:durableId="1110975310">
     <w:abstractNumId w:val="7"/>
   </w:num>
-  <w:num w:numId="2" w16cid:durableId="1110975310">
+  <w:num w:numId="3" w16cid:durableId="112871331">
+    <w:abstractNumId w:val="8"/>
+  </w:num>
+  <w:num w:numId="4" w16cid:durableId="1736124666">
+    <w:abstractNumId w:val="14"/>
+  </w:num>
+  <w:num w:numId="5" w16cid:durableId="1286157666">
+    <w:abstractNumId w:val="9"/>
+  </w:num>
+  <w:num w:numId="6" w16cid:durableId="1217088734">
+    <w:abstractNumId w:val="10"/>
+  </w:num>
+  <w:num w:numId="7" w16cid:durableId="673803780">
+    <w:abstractNumId w:val="21"/>
+  </w:num>
+  <w:num w:numId="8" w16cid:durableId="1933200929">
+    <w:abstractNumId w:val="24"/>
+  </w:num>
+  <w:num w:numId="9" w16cid:durableId="1099370192">
+    <w:abstractNumId w:val="3"/>
+  </w:num>
+  <w:num w:numId="10" w16cid:durableId="20981304">
+    <w:abstractNumId w:val="23"/>
+  </w:num>
+  <w:num w:numId="11" w16cid:durableId="1649894278">
+    <w:abstractNumId w:val="25"/>
+  </w:num>
+  <w:num w:numId="12" w16cid:durableId="487400234">
+    <w:abstractNumId w:val="20"/>
+  </w:num>
+  <w:num w:numId="13" w16cid:durableId="1938902313">
+    <w:abstractNumId w:val="13"/>
+  </w:num>
+  <w:num w:numId="14" w16cid:durableId="1907884754">
+    <w:abstractNumId w:val="16"/>
+  </w:num>
+  <w:num w:numId="15" w16cid:durableId="1812356951">
+    <w:abstractNumId w:val="18"/>
+  </w:num>
+  <w:num w:numId="16" w16cid:durableId="44449068">
+    <w:abstractNumId w:val="27"/>
+  </w:num>
+  <w:num w:numId="17" w16cid:durableId="535580683">
+    <w:abstractNumId w:val="19"/>
+  </w:num>
+  <w:num w:numId="18" w16cid:durableId="1880317621">
+    <w:abstractNumId w:val="29"/>
+  </w:num>
+  <w:num w:numId="19" w16cid:durableId="981083531">
+    <w:abstractNumId w:val="4"/>
+  </w:num>
+  <w:num w:numId="20" w16cid:durableId="1590385605">
     <w:abstractNumId w:val="1"/>
   </w:num>
-  <w:num w:numId="3" w16cid:durableId="112871331">
+  <w:num w:numId="21" w16cid:durableId="799224377">
+    <w:abstractNumId w:val="22"/>
+  </w:num>
+  <w:num w:numId="22" w16cid:durableId="31154779">
+    <w:abstractNumId w:val="17"/>
+  </w:num>
+  <w:num w:numId="23" w16cid:durableId="90590263">
+    <w:abstractNumId w:val="5"/>
+  </w:num>
+  <w:num w:numId="24" w16cid:durableId="2088921159">
+    <w:abstractNumId w:val="6"/>
+  </w:num>
+  <w:num w:numId="25" w16cid:durableId="1108894250">
+    <w:abstractNumId w:val="11"/>
+  </w:num>
+  <w:num w:numId="26" w16cid:durableId="1577125935">
+    <w:abstractNumId w:val="12"/>
+  </w:num>
+  <w:num w:numId="27" w16cid:durableId="441651431">
+    <w:abstractNumId w:val="28"/>
+  </w:num>
+  <w:num w:numId="28" w16cid:durableId="610091999">
     <w:abstractNumId w:val="2"/>
   </w:num>
-  <w:num w:numId="4" w16cid:durableId="1736124666">
-    <w:abstractNumId w:val="6"/>
+  <w:num w:numId="29" w16cid:durableId="2048022540">
+    <w:abstractNumId w:val="26"/>
   </w:num>
-  <w:num w:numId="5" w16cid:durableId="1286157666">
-    <w:abstractNumId w:val="3"/>
-  </w:num>
-  <w:num w:numId="6" w16cid:durableId="1217088734">
-    <w:abstractNumId w:val="4"/>
-  </w:num>
-  <w:num w:numId="7" w16cid:durableId="673803780">
-    <w:abstractNumId w:val="12"/>
-  </w:num>
-  <w:num w:numId="8" w16cid:durableId="1933200929">
-    <w:abstractNumId w:val="14"/>
-  </w:num>
-  <w:num w:numId="9" w16cid:durableId="1099370192">
+  <w:num w:numId="30" w16cid:durableId="242841502">
     <w:abstractNumId w:val="0"/>
-  </w:num>
-  <w:num w:numId="10" w16cid:durableId="20981304">
-    <w:abstractNumId w:val="13"/>
-  </w:num>
-  <w:num w:numId="11" w16cid:durableId="1649894278">
-    <w:abstractNumId w:val="15"/>
-  </w:num>
-  <w:num w:numId="12" w16cid:durableId="487400234">
-    <w:abstractNumId w:val="11"/>
-  </w:num>
-  <w:num w:numId="13" w16cid:durableId="1938902313">
-    <w:abstractNumId w:val="5"/>
-  </w:num>
-  <w:num w:numId="14" w16cid:durableId="1907884754">
-    <w:abstractNumId w:val="8"/>
-  </w:num>
-  <w:num w:numId="15" w16cid:durableId="1812356951">
-    <w:abstractNumId w:val="9"/>
-  </w:num>
-  <w:num w:numId="16" w16cid:durableId="44449068">
-    <w:abstractNumId w:val="16"/>
-  </w:num>
-  <w:num w:numId="17" w16cid:durableId="535580683">
-    <w:abstractNumId w:val="10"/>
-  </w:num>
-  <w:num w:numId="18" w16cid:durableId="1880317621">
-    <w:abstractNumId w:val="17"/>
   </w:num>
 </w:numbering>
 </file>
